--- a/Knowledge/3-Work knowledge/1-Software Engineering/1-Software Engineering Fundamentals/5-My Source/2-Common Types of Networks/2-PAN.docx
+++ b/Knowledge/3-Work knowledge/1-Software Engineering/1-Software Engineering Fundamentals/5-My Source/2-Common Types of Networks/2-PAN.docx
@@ -36,7 +36,7 @@
       <w:bookmarkStart w:id="0" w:name="_Hlk216171260"/>
       <w:r>
         <w:rPr>
-          <w:rFonts w:ascii="Arial" w:hAnsi="Arial" w:eastAsia="Arial"/>
+          <w:rFonts w:ascii="Arial" w:eastAsia="Arial" w:hAnsi="Arial"/>
           <w:b/>
           <w:sz w:val="22"/>
           <w:shd w:val="clear" w:color="auto" w:fill="B7B7B7"/>
@@ -45,35 +45,24 @@
       </w:r>
       <w:r>
         <w:rPr>
-          <w:rFonts w:ascii="Arial" w:hAnsi="Arial" w:eastAsia="Arial"/>
+          <w:rFonts w:ascii="Arial" w:eastAsia="Arial" w:hAnsi="Arial"/>
           <w:sz w:val="22"/>
           <w:shd w:val="clear" w:color="auto" w:fill="B7B7B7"/>
         </w:rPr>
         <w:t xml:space="preserve">: </w:t>
       </w:r>
-      <w:proofErr w:type="spellStart"/>
-      <w:r>
-        <w:rPr>
-          <w:rFonts w:ascii="Arial" w:hAnsi="Arial" w:eastAsia="Arial"/>
-          <w:b/>
-          <w:sz w:val="22"/>
-          <w:shd w:val="clear" w:color="auto" w:fill="B7B7B7"/>
-        </w:rPr>
-        <w:t>Chatgpt</w:t>
-      </w:r>
-      <w:proofErr w:type="spellEnd"/>
-      <w:r>
-        <w:rPr>
-          <w:rFonts w:ascii="Arial" w:hAnsi="Arial" w:eastAsia="Arial"/>
-          <w:b/>
-          <w:sz w:val="22"/>
-          <w:shd w:val="clear" w:color="auto" w:fill="B7B7B7"/>
-        </w:rPr>
-        <w:t xml:space="preserve"> </w:t>
-      </w:r>
-      <w:r>
-        <w:rPr>
-          <w:rFonts w:ascii="Arial" w:hAnsi="Arial" w:eastAsia="Arial"/>
+      <w:r>
+        <w:rPr>
+          <w:rFonts w:ascii="Arial" w:eastAsia="Arial" w:hAnsi="Arial"/>
+          <w:b/>
+          <w:sz w:val="22"/>
+          <w:shd w:val="clear" w:color="auto" w:fill="B7B7B7"/>
+        </w:rPr>
+        <w:t xml:space="preserve">Chatgpt </w:t>
+      </w:r>
+      <w:r>
+        <w:rPr>
+          <w:rFonts w:ascii="Arial" w:eastAsia="Arial" w:hAnsi="Arial"/>
           <w:b/>
           <w:sz w:val="22"/>
           <w:szCs w:val="14"/>
@@ -83,7 +72,7 @@
       </w:r>
       <w:r>
         <w:rPr>
-          <w:rFonts w:ascii="Arial" w:hAnsi="Arial" w:cs="Cambria Math" w:eastAsia="Arial"/>
+          <w:rFonts w:ascii="Arial" w:eastAsia="Arial" w:hAnsi="Arial" w:cs="Cambria Math"/>
           <w:b/>
           <w:sz w:val="22"/>
           <w:szCs w:val="14"/>
@@ -93,7 +82,7 @@
       </w:r>
       <w:r>
         <w:rPr>
-          <w:rFonts w:ascii="Arial" w:hAnsi="Arial" w:eastAsia="Arial"/>
+          <w:rFonts w:ascii="Arial" w:eastAsia="Arial" w:hAnsi="Arial"/>
           <w:b/>
           <w:sz w:val="22"/>
           <w:szCs w:val="14"/>
@@ -104,7 +93,7 @@
       <w:bookmarkEnd w:id="0"/>
       <w:r>
         <w:rPr>
-          <w:rFonts w:ascii="Arial" w:hAnsi="Arial" w:eastAsia="Arial"/>
+          <w:rFonts w:ascii="Arial" w:eastAsia="Arial" w:hAnsi="Arial"/>
           <w:sz w:val="22"/>
         </w:rPr>
         <w:br/>
@@ -112,7 +101,7 @@
       </w:r>
       <w:r>
         <w:rPr>
-          <w:rFonts w:ascii="Arial" w:hAnsi="Arial" w:eastAsia="Arial"/>
+          <w:rFonts w:ascii="Arial" w:eastAsia="Arial" w:hAnsi="Arial"/>
           <w:b/>
           <w:bCs/>
           <w:sz w:val="22"/>
@@ -121,7 +110,7 @@
       </w:r>
       <w:r>
         <w:rPr>
-          <w:rFonts w:ascii="Arial" w:hAnsi="Arial" w:eastAsia="Arial"/>
+          <w:rFonts w:ascii="Arial" w:eastAsia="Arial" w:hAnsi="Arial"/>
           <w:sz w:val="22"/>
         </w:rPr>
         <w:t xml:space="preserve"> is a very small network used to connect personal devices within a short range, usually just a few meters. It is designed for one person’s use to connect devices like phones, laptops, tablets, or wearable technology.</w:t>
@@ -137,7 +126,7 @@
         <w:rPr>
           <w:rFonts w:ascii="Roboto Mono" w:hAnsi="Roboto Mono"/>
         </w:rPr>
-        <w:pict w14:anchorId="749915A1">
+        <w:pict w14:anchorId="34C27253">
           <v:rect id="_x0000_i1025" style="width:0;height:1.5pt" o:hralign="center" o:hrstd="t" o:hr="t" fillcolor="#a0a0a0" stroked="f"/>
         </w:pict>
       </w:r>
@@ -167,7 +156,7 @@
       </w:pPr>
       <w:r>
         <w:rPr>
-          <w:rFonts w:ascii="Arial" w:hAnsi="Arial" w:eastAsia="Arial"/>
+          <w:rFonts w:ascii="Arial" w:eastAsia="Arial" w:hAnsi="Arial"/>
           <w:b/>
           <w:sz w:val="22"/>
           <w:shd w:val="clear" w:color="auto" w:fill="B7B7B7"/>
@@ -176,35 +165,24 @@
       </w:r>
       <w:r>
         <w:rPr>
-          <w:rFonts w:ascii="Arial" w:hAnsi="Arial" w:eastAsia="Arial"/>
+          <w:rFonts w:ascii="Arial" w:eastAsia="Arial" w:hAnsi="Arial"/>
           <w:sz w:val="22"/>
           <w:shd w:val="clear" w:color="auto" w:fill="B7B7B7"/>
         </w:rPr>
         <w:t xml:space="preserve">: </w:t>
       </w:r>
-      <w:proofErr w:type="spellStart"/>
-      <w:r>
-        <w:rPr>
-          <w:rFonts w:ascii="Arial" w:hAnsi="Arial" w:eastAsia="Arial"/>
-          <w:b/>
-          <w:sz w:val="22"/>
-          <w:shd w:val="clear" w:color="auto" w:fill="B7B7B7"/>
-        </w:rPr>
-        <w:t>Chatgpt</w:t>
-      </w:r>
-      <w:proofErr w:type="spellEnd"/>
-      <w:r>
-        <w:rPr>
-          <w:rFonts w:ascii="Arial" w:hAnsi="Arial" w:eastAsia="Arial"/>
-          <w:b/>
-          <w:sz w:val="22"/>
-          <w:shd w:val="clear" w:color="auto" w:fill="B7B7B7"/>
-        </w:rPr>
-        <w:t xml:space="preserve"> </w:t>
-      </w:r>
-      <w:r>
-        <w:rPr>
-          <w:rFonts w:ascii="Arial" w:hAnsi="Arial" w:eastAsia="Arial"/>
+      <w:r>
+        <w:rPr>
+          <w:rFonts w:ascii="Arial" w:eastAsia="Arial" w:hAnsi="Arial"/>
+          <w:b/>
+          <w:sz w:val="22"/>
+          <w:shd w:val="clear" w:color="auto" w:fill="B7B7B7"/>
+        </w:rPr>
+        <w:t xml:space="preserve">Chatgpt </w:t>
+      </w:r>
+      <w:r>
+        <w:rPr>
+          <w:rFonts w:ascii="Arial" w:eastAsia="Arial" w:hAnsi="Arial"/>
           <w:b/>
           <w:sz w:val="22"/>
           <w:szCs w:val="14"/>
@@ -214,7 +192,7 @@
       </w:r>
       <w:r>
         <w:rPr>
-          <w:rFonts w:ascii="Arial" w:hAnsi="Arial" w:cs="Cambria Math" w:eastAsia="Arial"/>
+          <w:rFonts w:ascii="Arial" w:eastAsia="Arial" w:hAnsi="Arial" w:cs="Cambria Math"/>
           <w:b/>
           <w:sz w:val="22"/>
           <w:szCs w:val="14"/>
@@ -224,7 +202,7 @@
       </w:r>
       <w:r>
         <w:rPr>
-          <w:rFonts w:ascii="Arial" w:hAnsi="Arial" w:eastAsia="Arial"/>
+          <w:rFonts w:ascii="Arial" w:eastAsia="Arial" w:hAnsi="Arial"/>
           <w:b/>
           <w:sz w:val="22"/>
           <w:szCs w:val="14"/>
@@ -234,7 +212,7 @@
       </w:r>
       <w:r>
         <w:rPr>
-          <w:rFonts w:ascii="Arial" w:hAnsi="Arial" w:eastAsia="Arial"/>
+          <w:rFonts w:ascii="Arial" w:eastAsia="Arial" w:hAnsi="Arial"/>
           <w:sz w:val="22"/>
         </w:rPr>
         <w:br/>
@@ -242,7 +220,7 @@
       </w:r>
       <w:r>
         <w:rPr>
-          <w:rFonts w:ascii="Arial" w:hAnsi="Arial" w:eastAsia="Arial"/>
+          <w:rFonts w:ascii="Arial" w:eastAsia="Arial" w:hAnsi="Arial"/>
           <w:b/>
           <w:bCs/>
           <w:sz w:val="22"/>
@@ -251,7 +229,7 @@
       </w:r>
       <w:r>
         <w:rPr>
-          <w:rFonts w:ascii="Arial" w:hAnsi="Arial" w:eastAsia="Arial"/>
+          <w:rFonts w:ascii="Arial" w:eastAsia="Arial" w:hAnsi="Arial"/>
           <w:sz w:val="22"/>
         </w:rPr>
         <w:t>. For example, when your phone connects to your wireless headphones or smartwatch, that’s a PAN in action.</w:t>
@@ -267,7 +245,7 @@
         <w:rPr>
           <w:rFonts w:ascii="Roboto Mono" w:hAnsi="Roboto Mono"/>
         </w:rPr>
-        <w:pict w14:anchorId="2FDFC237">
+        <w:pict w14:anchorId="22A8B558">
           <v:rect id="_x0000_i1026" style="width:0;height:1.5pt" o:hralign="center" o:hrstd="t" o:hr="t" fillcolor="#a0a0a0" stroked="f"/>
         </w:pict>
       </w:r>
@@ -294,7 +272,7 @@
       </w:pPr>
       <w:r>
         <w:rPr>
-          <w:rFonts w:ascii="Arial" w:hAnsi="Arial" w:eastAsia="Arial"/>
+          <w:rFonts w:ascii="Arial" w:eastAsia="Arial" w:hAnsi="Arial"/>
           <w:b/>
           <w:sz w:val="22"/>
           <w:shd w:val="clear" w:color="auto" w:fill="B7B7B7"/>
@@ -303,35 +281,24 @@
       </w:r>
       <w:r>
         <w:rPr>
-          <w:rFonts w:ascii="Arial" w:hAnsi="Arial" w:eastAsia="Arial"/>
+          <w:rFonts w:ascii="Arial" w:eastAsia="Arial" w:hAnsi="Arial"/>
           <w:sz w:val="22"/>
           <w:shd w:val="clear" w:color="auto" w:fill="B7B7B7"/>
         </w:rPr>
         <w:t xml:space="preserve">: </w:t>
       </w:r>
-      <w:proofErr w:type="spellStart"/>
-      <w:r>
-        <w:rPr>
-          <w:rFonts w:ascii="Arial" w:hAnsi="Arial" w:eastAsia="Arial"/>
-          <w:b/>
-          <w:sz w:val="22"/>
-          <w:shd w:val="clear" w:color="auto" w:fill="B7B7B7"/>
-        </w:rPr>
-        <w:t>Chatgpt</w:t>
-      </w:r>
-      <w:proofErr w:type="spellEnd"/>
-      <w:r>
-        <w:rPr>
-          <w:rFonts w:ascii="Arial" w:hAnsi="Arial" w:eastAsia="Arial"/>
-          <w:b/>
-          <w:sz w:val="22"/>
-          <w:shd w:val="clear" w:color="auto" w:fill="B7B7B7"/>
-        </w:rPr>
-        <w:t xml:space="preserve"> </w:t>
-      </w:r>
-      <w:r>
-        <w:rPr>
-          <w:rFonts w:ascii="Arial" w:hAnsi="Arial" w:eastAsia="Arial"/>
+      <w:r>
+        <w:rPr>
+          <w:rFonts w:ascii="Arial" w:eastAsia="Arial" w:hAnsi="Arial"/>
+          <w:b/>
+          <w:sz w:val="22"/>
+          <w:shd w:val="clear" w:color="auto" w:fill="B7B7B7"/>
+        </w:rPr>
+        <w:t xml:space="preserve">Chatgpt </w:t>
+      </w:r>
+      <w:r>
+        <w:rPr>
+          <w:rFonts w:ascii="Arial" w:eastAsia="Arial" w:hAnsi="Arial"/>
           <w:b/>
           <w:sz w:val="22"/>
           <w:szCs w:val="14"/>
@@ -341,7 +308,7 @@
       </w:r>
       <w:r>
         <w:rPr>
-          <w:rFonts w:ascii="Arial" w:hAnsi="Arial" w:cs="Cambria Math" w:eastAsia="Arial"/>
+          <w:rFonts w:ascii="Arial" w:eastAsia="Arial" w:hAnsi="Arial" w:cs="Cambria Math"/>
           <w:b/>
           <w:sz w:val="22"/>
           <w:szCs w:val="14"/>
@@ -351,7 +318,7 @@
       </w:r>
       <w:r>
         <w:rPr>
-          <w:rFonts w:ascii="Arial" w:hAnsi="Arial" w:eastAsia="Arial"/>
+          <w:rFonts w:ascii="Arial" w:eastAsia="Arial" w:hAnsi="Arial"/>
           <w:b/>
           <w:sz w:val="22"/>
           <w:szCs w:val="14"/>
@@ -364,7 +331,7 @@
       <w:pPr>
         <w:numPr>
           <w:ilvl w:val="0"/>
-          <w:numId w:val="3"/>
+          <w:numId w:val="1"/>
         </w:numPr>
         <w:rPr>
           <w:rFonts w:ascii="Roboto Mono" w:hAnsi="Roboto Mono"/>
@@ -389,7 +356,7 @@
       <w:pPr>
         <w:numPr>
           <w:ilvl w:val="0"/>
-          <w:numId w:val="3"/>
+          <w:numId w:val="1"/>
         </w:numPr>
         <w:rPr>
           <w:rFonts w:ascii="Roboto Mono" w:hAnsi="Roboto Mono"/>
@@ -414,7 +381,7 @@
       <w:pPr>
         <w:numPr>
           <w:ilvl w:val="0"/>
-          <w:numId w:val="3"/>
+          <w:numId w:val="1"/>
         </w:numPr>
         <w:rPr>
           <w:rFonts w:ascii="Roboto Mono" w:hAnsi="Roboto Mono"/>
@@ -439,7 +406,7 @@
       <w:pPr>
         <w:numPr>
           <w:ilvl w:val="0"/>
-          <w:numId w:val="3"/>
+          <w:numId w:val="1"/>
         </w:numPr>
         <w:rPr>
           <w:rFonts w:ascii="Roboto Mono" w:hAnsi="Roboto Mono"/>
@@ -457,21 +424,7 @@
         <w:rPr>
           <w:rFonts w:ascii="Roboto Mono" w:hAnsi="Roboto Mono"/>
         </w:rPr>
-        <w:t xml:space="preserve"> </w:t>
-      </w:r>
-      <w:proofErr w:type="gramStart"/>
-      <w:r>
-        <w:rPr>
-          <w:rFonts w:ascii="Roboto Mono" w:hAnsi="Roboto Mono"/>
-        </w:rPr>
-        <w:t>Typically</w:t>
-      </w:r>
-      <w:proofErr w:type="gramEnd"/>
-      <w:r>
-        <w:rPr>
-          <w:rFonts w:ascii="Roboto Mono" w:hAnsi="Roboto Mono"/>
-        </w:rPr>
-        <w:t xml:space="preserve"> secure since it covers a very small area.</w:t>
+        <w:t xml:space="preserve"> Typically secure since it covers a very small area.</w:t>
       </w:r>
     </w:p>
     <w:p>
@@ -484,7 +437,7 @@
         <w:rPr>
           <w:rFonts w:ascii="Roboto Mono" w:hAnsi="Roboto Mono"/>
         </w:rPr>
-        <w:pict w14:anchorId="362A9438">
+        <w:pict w14:anchorId="3D41A69E">
           <v:rect id="_x0000_i1027" style="width:0;height:1.5pt" o:hralign="center" o:hrstd="t" o:hr="t" fillcolor="#a0a0a0" stroked="f"/>
         </w:pict>
       </w:r>
@@ -514,7 +467,7 @@
       </w:pPr>
       <w:r>
         <w:rPr>
-          <w:rFonts w:ascii="Arial" w:hAnsi="Arial" w:eastAsia="Arial"/>
+          <w:rFonts w:ascii="Arial" w:eastAsia="Arial" w:hAnsi="Arial"/>
           <w:b/>
           <w:sz w:val="22"/>
           <w:shd w:val="clear" w:color="auto" w:fill="B7B7B7"/>
@@ -523,35 +476,24 @@
       </w:r>
       <w:r>
         <w:rPr>
-          <w:rFonts w:ascii="Arial" w:hAnsi="Arial" w:eastAsia="Arial"/>
+          <w:rFonts w:ascii="Arial" w:eastAsia="Arial" w:hAnsi="Arial"/>
           <w:sz w:val="22"/>
           <w:shd w:val="clear" w:color="auto" w:fill="B7B7B7"/>
         </w:rPr>
         <w:t xml:space="preserve">: </w:t>
       </w:r>
-      <w:proofErr w:type="spellStart"/>
-      <w:r>
-        <w:rPr>
-          <w:rFonts w:ascii="Arial" w:hAnsi="Arial" w:eastAsia="Arial"/>
-          <w:b/>
-          <w:sz w:val="22"/>
-          <w:shd w:val="clear" w:color="auto" w:fill="B7B7B7"/>
-        </w:rPr>
-        <w:t>Chatgpt</w:t>
-      </w:r>
-      <w:proofErr w:type="spellEnd"/>
-      <w:r>
-        <w:rPr>
-          <w:rFonts w:ascii="Arial" w:hAnsi="Arial" w:eastAsia="Arial"/>
-          <w:b/>
-          <w:sz w:val="22"/>
-          <w:shd w:val="clear" w:color="auto" w:fill="B7B7B7"/>
-        </w:rPr>
-        <w:t xml:space="preserve"> </w:t>
-      </w:r>
-      <w:r>
-        <w:rPr>
-          <w:rFonts w:ascii="Arial" w:hAnsi="Arial" w:eastAsia="Arial"/>
+      <w:r>
+        <w:rPr>
+          <w:rFonts w:ascii="Arial" w:eastAsia="Arial" w:hAnsi="Arial"/>
+          <w:b/>
+          <w:sz w:val="22"/>
+          <w:shd w:val="clear" w:color="auto" w:fill="B7B7B7"/>
+        </w:rPr>
+        <w:t xml:space="preserve">Chatgpt </w:t>
+      </w:r>
+      <w:r>
+        <w:rPr>
+          <w:rFonts w:ascii="Arial" w:eastAsia="Arial" w:hAnsi="Arial"/>
           <w:b/>
           <w:sz w:val="22"/>
           <w:szCs w:val="14"/>
@@ -561,7 +503,7 @@
       </w:r>
       <w:r>
         <w:rPr>
-          <w:rFonts w:ascii="Arial" w:hAnsi="Arial" w:cs="Cambria Math" w:eastAsia="Arial"/>
+          <w:rFonts w:ascii="Arial" w:eastAsia="Arial" w:hAnsi="Arial" w:cs="Cambria Math"/>
           <w:b/>
           <w:sz w:val="22"/>
           <w:szCs w:val="14"/>
@@ -571,7 +513,7 @@
       </w:r>
       <w:r>
         <w:rPr>
-          <w:rFonts w:ascii="Arial" w:hAnsi="Arial" w:eastAsia="Arial"/>
+          <w:rFonts w:ascii="Arial" w:eastAsia="Arial" w:hAnsi="Arial"/>
           <w:b/>
           <w:sz w:val="22"/>
           <w:szCs w:val="14"/>
@@ -584,7 +526,7 @@
       <w:pPr>
         <w:numPr>
           <w:ilvl w:val="0"/>
-          <w:numId w:val="4"/>
+          <w:numId w:val="2"/>
         </w:numPr>
         <w:rPr>
           <w:rFonts w:ascii="Roboto Mono" w:hAnsi="Roboto Mono"/>
@@ -594,7 +536,6 @@
         <w:rPr>
           <w:rFonts w:ascii="Roboto Mono" w:hAnsi="Roboto Mono"/>
         </w:rPr>
-        <w:lastRenderedPageBreak/>
         <w:t>Bluetooth connection between a smartphone and wireless headphones.</w:t>
       </w:r>
     </w:p>
@@ -602,7 +543,7 @@
       <w:pPr>
         <w:numPr>
           <w:ilvl w:val="0"/>
-          <w:numId w:val="4"/>
+          <w:numId w:val="2"/>
         </w:numPr>
         <w:rPr>
           <w:rFonts w:ascii="Roboto Mono" w:hAnsi="Roboto Mono"/>
@@ -619,7 +560,7 @@
       <w:pPr>
         <w:numPr>
           <w:ilvl w:val="0"/>
-          <w:numId w:val="4"/>
+          <w:numId w:val="2"/>
         </w:numPr>
         <w:rPr>
           <w:rFonts w:ascii="Roboto Mono" w:hAnsi="Roboto Mono"/>
@@ -642,7 +583,7 @@
         <w:rPr>
           <w:rFonts w:ascii="Roboto Mono" w:hAnsi="Roboto Mono"/>
         </w:rPr>
-        <w:pict w14:anchorId="1A84F2D3">
+        <w:pict w14:anchorId="1AA1D757">
           <v:rect id="_x0000_i1028" style="width:0;height:1.5pt" o:hralign="center" o:hrstd="t" o:hr="t" fillcolor="#a0a0a0" stroked="f"/>
         </w:pict>
       </w:r>
@@ -666,7 +607,7 @@
       </w:pPr>
       <w:r>
         <w:rPr>
-          <w:rFonts w:ascii="Arial" w:hAnsi="Arial" w:eastAsia="Arial"/>
+          <w:rFonts w:ascii="Arial" w:eastAsia="Arial" w:hAnsi="Arial"/>
           <w:b/>
           <w:sz w:val="22"/>
           <w:shd w:val="clear" w:color="auto" w:fill="B7B7B7"/>
@@ -675,35 +616,24 @@
       </w:r>
       <w:r>
         <w:rPr>
-          <w:rFonts w:ascii="Arial" w:hAnsi="Arial" w:eastAsia="Arial"/>
+          <w:rFonts w:ascii="Arial" w:eastAsia="Arial" w:hAnsi="Arial"/>
           <w:sz w:val="22"/>
           <w:shd w:val="clear" w:color="auto" w:fill="B7B7B7"/>
         </w:rPr>
         <w:t xml:space="preserve">: </w:t>
       </w:r>
-      <w:proofErr w:type="spellStart"/>
-      <w:r>
-        <w:rPr>
-          <w:rFonts w:ascii="Arial" w:hAnsi="Arial" w:eastAsia="Arial"/>
-          <w:b/>
-          <w:sz w:val="22"/>
-          <w:shd w:val="clear" w:color="auto" w:fill="B7B7B7"/>
-        </w:rPr>
-        <w:t>Chatgpt</w:t>
-      </w:r>
-      <w:proofErr w:type="spellEnd"/>
-      <w:r>
-        <w:rPr>
-          <w:rFonts w:ascii="Arial" w:hAnsi="Arial" w:eastAsia="Arial"/>
-          <w:b/>
-          <w:sz w:val="22"/>
-          <w:shd w:val="clear" w:color="auto" w:fill="B7B7B7"/>
-        </w:rPr>
-        <w:t xml:space="preserve"> </w:t>
-      </w:r>
-      <w:r>
-        <w:rPr>
-          <w:rFonts w:ascii="Arial" w:hAnsi="Arial" w:eastAsia="Arial"/>
+      <w:r>
+        <w:rPr>
+          <w:rFonts w:ascii="Arial" w:eastAsia="Arial" w:hAnsi="Arial"/>
+          <w:b/>
+          <w:sz w:val="22"/>
+          <w:shd w:val="clear" w:color="auto" w:fill="B7B7B7"/>
+        </w:rPr>
+        <w:t xml:space="preserve">Chatgpt </w:t>
+      </w:r>
+      <w:r>
+        <w:rPr>
+          <w:rFonts w:ascii="Arial" w:eastAsia="Arial" w:hAnsi="Arial"/>
           <w:b/>
           <w:sz w:val="22"/>
           <w:szCs w:val="14"/>
@@ -713,7 +643,7 @@
       </w:r>
       <w:r>
         <w:rPr>
-          <w:rFonts w:ascii="Arial" w:hAnsi="Arial" w:cs="Cambria Math" w:eastAsia="Arial"/>
+          <w:rFonts w:ascii="Arial" w:eastAsia="Arial" w:hAnsi="Arial" w:cs="Cambria Math"/>
           <w:b/>
           <w:sz w:val="22"/>
           <w:szCs w:val="14"/>
@@ -723,7 +653,7 @@
       </w:r>
       <w:r>
         <w:rPr>
-          <w:rFonts w:ascii="Arial" w:hAnsi="Arial" w:eastAsia="Arial"/>
+          <w:rFonts w:ascii="Arial" w:eastAsia="Arial" w:hAnsi="Arial"/>
           <w:b/>
           <w:sz w:val="22"/>
           <w:szCs w:val="14"/>
@@ -733,7 +663,7 @@
       </w:r>
       <w:r>
         <w:rPr>
-          <w:rFonts w:ascii="Arial" w:hAnsi="Arial" w:eastAsia="Arial"/>
+          <w:rFonts w:ascii="Arial" w:eastAsia="Arial" w:hAnsi="Arial"/>
           <w:sz w:val="22"/>
         </w:rPr>
         <w:br/>
@@ -741,7 +671,7 @@
       </w:r>
       <w:r>
         <w:rPr>
-          <w:rFonts w:ascii="Arial" w:hAnsi="Arial" w:eastAsia="Arial"/>
+          <w:rFonts w:ascii="Arial" w:eastAsia="Arial" w:hAnsi="Arial"/>
           <w:b/>
           <w:bCs/>
           <w:sz w:val="22"/>
@@ -750,7 +680,7 @@
       </w:r>
       <w:r>
         <w:rPr>
-          <w:rFonts w:ascii="Arial" w:hAnsi="Arial" w:eastAsia="Arial"/>
+          <w:rFonts w:ascii="Arial" w:eastAsia="Arial" w:hAnsi="Arial"/>
           <w:sz w:val="22"/>
         </w:rPr>
         <w:t xml:space="preserve"> is a small-scale network for connecting personal devices within close range. It allows easy sharing of data, internet access, or device control, typically using wireless technology like Bluetooth or Wi-Fi.</w:t>
@@ -766,11 +696,12 @@
         <w:rPr>
           <w:rFonts w:ascii="Roboto Mono" w:hAnsi="Roboto Mono"/>
         </w:rPr>
-        <w:pict w14:anchorId="79645141">
+        <w:pict w14:anchorId="4DCED336">
           <v:rect id="_x0000_i1029" style="width:0;height:1.5pt" o:hralign="center" o:hrstd="t" o:hr="t" fillcolor="#a0a0a0" stroked="f"/>
         </w:pict>
       </w:r>
     </w:p>
+    <w:p/>
     <w:sectPr>
       <w:pgSz w:w="12240" w:h="15840"/>
       <w:pgMar w:top="1440" w:right="1440" w:bottom="1440" w:left="1440" w:header="720" w:footer="720" w:gutter="0"/>
@@ -784,9 +715,9 @@
 <file path=word/numbering.xml><?xml version="1.0" encoding="utf-8"?>
 <w:numbering xmlns:wpc="http://schemas.microsoft.com/office/word/2010/wordprocessingCanvas" xmlns:cx="http://schemas.microsoft.com/office/drawing/2014/chartex" xmlns:cx1="http://schemas.microsoft.com/office/drawing/2015/9/8/chartex" xmlns:cx2="http://schemas.microsoft.com/office/drawing/2015/10/21/chartex" xmlns:cx3="http://schemas.microsoft.com/office/drawing/2016/5/9/chartex" xmlns:cx4="http://schemas.microsoft.com/office/drawing/2016/5/10/chartex" xmlns:cx5="http://schemas.microsoft.com/office/drawing/2016/5/11/chartex" xmlns:cx6="http://schemas.microsoft.com/office/drawing/2016/5/12/chartex" xmlns:cx7="http://schemas.microsoft.com/office/drawing/2016/5/13/chartex" xmlns:cx8="http://schemas.microsoft.com/office/drawing/2016/5/14/chartex" xmlns:mc="http://schemas.openxmlformats.org/markup-compatibility/2006" xmlns:aink="http://schemas.microsoft.com/office/drawing/2016/ink" xmlns:am3d="http://schemas.microsoft.com/office/drawing/2017/model3d" xmlns:o="urn:schemas-microsoft-com:office:office" xmlns:oel="http://schemas.microsoft.com/office/2019/extlst" xmlns:r="http://schemas.openxmlformats.org/officeDocument/2006/relationships" xmlns:m="http://schemas.openxmlformats.org/officeDocument/2006/math" xmlns:v="urn:schemas-microsoft-com:vml" xmlns:wp14="http://schemas.microsoft.com/office/word/2010/wordprocessingDrawing" xmlns:wp="http://schemas.openxmlformats.org/drawingml/2006/wordprocessingDrawing" xmlns:w10="urn:schemas-microsoft-com:office:word" xmlns:w="http://schemas.openxmlformats.org/wordprocessingml/2006/main" xmlns:w14="http://schemas.microsoft.com/office/word/2010/wordml" xmlns:w15="http://schemas.microsoft.com/office/word/2012/wordml" xmlns:w16cex="http://schemas.microsoft.com/office/word/2018/wordml/cex" xmlns:w16cid="http://schemas.microsoft.com/office/word/2016/wordml/cid" xmlns:w16="http://schemas.microsoft.com/office/word/2018/wordml" xmlns:w16du="http://schemas.microsoft.com/office/word/2023/wordml/word16du" xmlns:w16sdtdh="http://schemas.microsoft.com/office/word/2020/wordml/sdtdatahash" xmlns:w16sdtfl="http://schemas.microsoft.com/office/word/2024/wordml/sdtformatlock" xmlns:w16se="http://schemas.microsoft.com/office/word/2015/wordml/symex" xmlns:wpg="http://schemas.microsoft.com/office/word/2010/wordprocessingGroup" xmlns:wpi="http://schemas.microsoft.com/office/word/2010/wordprocessingInk" xmlns:wne="http://schemas.microsoft.com/office/word/2006/wordml" xmlns:wps="http://schemas.microsoft.com/office/word/2010/wordprocessingShape" mc:Ignorable="w14 w15 w16se w16cid w16 w16cex w16sdtdh w16sdtfl w16du wp14">
   <w:abstractNum w:abstractNumId="0" w15:restartNumberingAfterBreak="0">
-    <w:nsid w:val="011D6673"/>
+    <w:nsid w:val="43E32BE5"/>
     <w:multiLevelType w:val="multilevel"/>
-    <w:tmpl w:val="30106528"/>
+    <w:tmpl w:val="4E64E8A4"/>
     <w:lvl w:ilvl="0">
       <w:start w:val="1"/>
       <w:numFmt w:val="bullet"/>
@@ -933,9 +864,9 @@
     </w:lvl>
   </w:abstractNum>
   <w:abstractNum w:abstractNumId="1" w15:restartNumberingAfterBreak="0">
-    <w:nsid w:val="2C1E2E73"/>
+    <w:nsid w:val="52817565"/>
     <w:multiLevelType w:val="multilevel"/>
-    <w:tmpl w:val="3CA019A6"/>
+    <w:tmpl w:val="EF5C24A4"/>
     <w:lvl w:ilvl="0">
       <w:start w:val="1"/>
       <w:numFmt w:val="bullet"/>
@@ -1081,315 +1012,11 @@
       </w:rPr>
     </w:lvl>
   </w:abstractNum>
-  <w:abstractNum w:abstractNumId="2" w15:restartNumberingAfterBreak="0">
-    <w:nsid w:val="43E32BE5"/>
-    <w:multiLevelType w:val="multilevel"/>
-    <w:tmpl w:val="4E64E8A4"/>
-    <w:lvl w:ilvl="0">
-      <w:start w:val="1"/>
-      <w:numFmt w:val="bullet"/>
-      <w:lvlText w:val=""/>
-      <w:lvlJc w:val="left"/>
-      <w:pPr>
-        <w:tabs>
-          <w:tab w:val="num" w:pos="720"/>
-        </w:tabs>
-        <w:ind w:left="720" w:hanging="360"/>
-      </w:pPr>
-      <w:rPr>
-        <w:rFonts w:ascii="Symbol" w:hAnsi="Symbol" w:hint="default"/>
-        <w:sz w:val="20"/>
-      </w:rPr>
-    </w:lvl>
-    <w:lvl w:ilvl="1" w:tentative="1">
-      <w:start w:val="1"/>
-      <w:numFmt w:val="bullet"/>
-      <w:lvlText w:val="o"/>
-      <w:lvlJc w:val="left"/>
-      <w:pPr>
-        <w:tabs>
-          <w:tab w:val="num" w:pos="1440"/>
-        </w:tabs>
-        <w:ind w:left="1440" w:hanging="360"/>
-      </w:pPr>
-      <w:rPr>
-        <w:rFonts w:ascii="Courier New" w:hAnsi="Courier New" w:hint="default"/>
-        <w:sz w:val="20"/>
-      </w:rPr>
-    </w:lvl>
-    <w:lvl w:ilvl="2" w:tentative="1">
-      <w:start w:val="1"/>
-      <w:numFmt w:val="bullet"/>
-      <w:lvlText w:val=""/>
-      <w:lvlJc w:val="left"/>
-      <w:pPr>
-        <w:tabs>
-          <w:tab w:val="num" w:pos="2160"/>
-        </w:tabs>
-        <w:ind w:left="2160" w:hanging="360"/>
-      </w:pPr>
-      <w:rPr>
-        <w:rFonts w:ascii="Wingdings" w:hAnsi="Wingdings" w:hint="default"/>
-        <w:sz w:val="20"/>
-      </w:rPr>
-    </w:lvl>
-    <w:lvl w:ilvl="3" w:tentative="1">
-      <w:start w:val="1"/>
-      <w:numFmt w:val="bullet"/>
-      <w:lvlText w:val=""/>
-      <w:lvlJc w:val="left"/>
-      <w:pPr>
-        <w:tabs>
-          <w:tab w:val="num" w:pos="2880"/>
-        </w:tabs>
-        <w:ind w:left="2880" w:hanging="360"/>
-      </w:pPr>
-      <w:rPr>
-        <w:rFonts w:ascii="Wingdings" w:hAnsi="Wingdings" w:hint="default"/>
-        <w:sz w:val="20"/>
-      </w:rPr>
-    </w:lvl>
-    <w:lvl w:ilvl="4" w:tentative="1">
-      <w:start w:val="1"/>
-      <w:numFmt w:val="bullet"/>
-      <w:lvlText w:val=""/>
-      <w:lvlJc w:val="left"/>
-      <w:pPr>
-        <w:tabs>
-          <w:tab w:val="num" w:pos="3600"/>
-        </w:tabs>
-        <w:ind w:left="3600" w:hanging="360"/>
-      </w:pPr>
-      <w:rPr>
-        <w:rFonts w:ascii="Wingdings" w:hAnsi="Wingdings" w:hint="default"/>
-        <w:sz w:val="20"/>
-      </w:rPr>
-    </w:lvl>
-    <w:lvl w:ilvl="5" w:tentative="1">
-      <w:start w:val="1"/>
-      <w:numFmt w:val="bullet"/>
-      <w:lvlText w:val=""/>
-      <w:lvlJc w:val="left"/>
-      <w:pPr>
-        <w:tabs>
-          <w:tab w:val="num" w:pos="4320"/>
-        </w:tabs>
-        <w:ind w:left="4320" w:hanging="360"/>
-      </w:pPr>
-      <w:rPr>
-        <w:rFonts w:ascii="Wingdings" w:hAnsi="Wingdings" w:hint="default"/>
-        <w:sz w:val="20"/>
-      </w:rPr>
-    </w:lvl>
-    <w:lvl w:ilvl="6" w:tentative="1">
-      <w:start w:val="1"/>
-      <w:numFmt w:val="bullet"/>
-      <w:lvlText w:val=""/>
-      <w:lvlJc w:val="left"/>
-      <w:pPr>
-        <w:tabs>
-          <w:tab w:val="num" w:pos="5040"/>
-        </w:tabs>
-        <w:ind w:left="5040" w:hanging="360"/>
-      </w:pPr>
-      <w:rPr>
-        <w:rFonts w:ascii="Wingdings" w:hAnsi="Wingdings" w:hint="default"/>
-        <w:sz w:val="20"/>
-      </w:rPr>
-    </w:lvl>
-    <w:lvl w:ilvl="7" w:tentative="1">
-      <w:start w:val="1"/>
-      <w:numFmt w:val="bullet"/>
-      <w:lvlText w:val=""/>
-      <w:lvlJc w:val="left"/>
-      <w:pPr>
-        <w:tabs>
-          <w:tab w:val="num" w:pos="5760"/>
-        </w:tabs>
-        <w:ind w:left="5760" w:hanging="360"/>
-      </w:pPr>
-      <w:rPr>
-        <w:rFonts w:ascii="Wingdings" w:hAnsi="Wingdings" w:hint="default"/>
-        <w:sz w:val="20"/>
-      </w:rPr>
-    </w:lvl>
-    <w:lvl w:ilvl="8" w:tentative="1">
-      <w:start w:val="1"/>
-      <w:numFmt w:val="bullet"/>
-      <w:lvlText w:val=""/>
-      <w:lvlJc w:val="left"/>
-      <w:pPr>
-        <w:tabs>
-          <w:tab w:val="num" w:pos="6480"/>
-        </w:tabs>
-        <w:ind w:left="6480" w:hanging="360"/>
-      </w:pPr>
-      <w:rPr>
-        <w:rFonts w:ascii="Wingdings" w:hAnsi="Wingdings" w:hint="default"/>
-        <w:sz w:val="20"/>
-      </w:rPr>
-    </w:lvl>
-  </w:abstractNum>
-  <w:abstractNum w:abstractNumId="3" w15:restartNumberingAfterBreak="0">
-    <w:nsid w:val="52817565"/>
-    <w:multiLevelType w:val="multilevel"/>
-    <w:tmpl w:val="EF5C24A4"/>
-    <w:lvl w:ilvl="0">
-      <w:start w:val="1"/>
-      <w:numFmt w:val="bullet"/>
-      <w:lvlText w:val=""/>
-      <w:lvlJc w:val="left"/>
-      <w:pPr>
-        <w:tabs>
-          <w:tab w:val="num" w:pos="720"/>
-        </w:tabs>
-        <w:ind w:left="720" w:hanging="360"/>
-      </w:pPr>
-      <w:rPr>
-        <w:rFonts w:ascii="Symbol" w:hAnsi="Symbol" w:hint="default"/>
-        <w:sz w:val="20"/>
-      </w:rPr>
-    </w:lvl>
-    <w:lvl w:ilvl="1" w:tentative="1">
-      <w:start w:val="1"/>
-      <w:numFmt w:val="bullet"/>
-      <w:lvlText w:val="o"/>
-      <w:lvlJc w:val="left"/>
-      <w:pPr>
-        <w:tabs>
-          <w:tab w:val="num" w:pos="1440"/>
-        </w:tabs>
-        <w:ind w:left="1440" w:hanging="360"/>
-      </w:pPr>
-      <w:rPr>
-        <w:rFonts w:ascii="Courier New" w:hAnsi="Courier New" w:hint="default"/>
-        <w:sz w:val="20"/>
-      </w:rPr>
-    </w:lvl>
-    <w:lvl w:ilvl="2" w:tentative="1">
-      <w:start w:val="1"/>
-      <w:numFmt w:val="bullet"/>
-      <w:lvlText w:val=""/>
-      <w:lvlJc w:val="left"/>
-      <w:pPr>
-        <w:tabs>
-          <w:tab w:val="num" w:pos="2160"/>
-        </w:tabs>
-        <w:ind w:left="2160" w:hanging="360"/>
-      </w:pPr>
-      <w:rPr>
-        <w:rFonts w:ascii="Wingdings" w:hAnsi="Wingdings" w:hint="default"/>
-        <w:sz w:val="20"/>
-      </w:rPr>
-    </w:lvl>
-    <w:lvl w:ilvl="3" w:tentative="1">
-      <w:start w:val="1"/>
-      <w:numFmt w:val="bullet"/>
-      <w:lvlText w:val=""/>
-      <w:lvlJc w:val="left"/>
-      <w:pPr>
-        <w:tabs>
-          <w:tab w:val="num" w:pos="2880"/>
-        </w:tabs>
-        <w:ind w:left="2880" w:hanging="360"/>
-      </w:pPr>
-      <w:rPr>
-        <w:rFonts w:ascii="Wingdings" w:hAnsi="Wingdings" w:hint="default"/>
-        <w:sz w:val="20"/>
-      </w:rPr>
-    </w:lvl>
-    <w:lvl w:ilvl="4" w:tentative="1">
-      <w:start w:val="1"/>
-      <w:numFmt w:val="bullet"/>
-      <w:lvlText w:val=""/>
-      <w:lvlJc w:val="left"/>
-      <w:pPr>
-        <w:tabs>
-          <w:tab w:val="num" w:pos="3600"/>
-        </w:tabs>
-        <w:ind w:left="3600" w:hanging="360"/>
-      </w:pPr>
-      <w:rPr>
-        <w:rFonts w:ascii="Wingdings" w:hAnsi="Wingdings" w:hint="default"/>
-        <w:sz w:val="20"/>
-      </w:rPr>
-    </w:lvl>
-    <w:lvl w:ilvl="5" w:tentative="1">
-      <w:start w:val="1"/>
-      <w:numFmt w:val="bullet"/>
-      <w:lvlText w:val=""/>
-      <w:lvlJc w:val="left"/>
-      <w:pPr>
-        <w:tabs>
-          <w:tab w:val="num" w:pos="4320"/>
-        </w:tabs>
-        <w:ind w:left="4320" w:hanging="360"/>
-      </w:pPr>
-      <w:rPr>
-        <w:rFonts w:ascii="Wingdings" w:hAnsi="Wingdings" w:hint="default"/>
-        <w:sz w:val="20"/>
-      </w:rPr>
-    </w:lvl>
-    <w:lvl w:ilvl="6" w:tentative="1">
-      <w:start w:val="1"/>
-      <w:numFmt w:val="bullet"/>
-      <w:lvlText w:val=""/>
-      <w:lvlJc w:val="left"/>
-      <w:pPr>
-        <w:tabs>
-          <w:tab w:val="num" w:pos="5040"/>
-        </w:tabs>
-        <w:ind w:left="5040" w:hanging="360"/>
-      </w:pPr>
-      <w:rPr>
-        <w:rFonts w:ascii="Wingdings" w:hAnsi="Wingdings" w:hint="default"/>
-        <w:sz w:val="20"/>
-      </w:rPr>
-    </w:lvl>
-    <w:lvl w:ilvl="7" w:tentative="1">
-      <w:start w:val="1"/>
-      <w:numFmt w:val="bullet"/>
-      <w:lvlText w:val=""/>
-      <w:lvlJc w:val="left"/>
-      <w:pPr>
-        <w:tabs>
-          <w:tab w:val="num" w:pos="5760"/>
-        </w:tabs>
-        <w:ind w:left="5760" w:hanging="360"/>
-      </w:pPr>
-      <w:rPr>
-        <w:rFonts w:ascii="Wingdings" w:hAnsi="Wingdings" w:hint="default"/>
-        <w:sz w:val="20"/>
-      </w:rPr>
-    </w:lvl>
-    <w:lvl w:ilvl="8" w:tentative="1">
-      <w:start w:val="1"/>
-      <w:numFmt w:val="bullet"/>
-      <w:lvlText w:val=""/>
-      <w:lvlJc w:val="left"/>
-      <w:pPr>
-        <w:tabs>
-          <w:tab w:val="num" w:pos="6480"/>
-        </w:tabs>
-        <w:ind w:left="6480" w:hanging="360"/>
-      </w:pPr>
-      <w:rPr>
-        <w:rFonts w:ascii="Wingdings" w:hAnsi="Wingdings" w:hint="default"/>
-        <w:sz w:val="20"/>
-      </w:rPr>
-    </w:lvl>
-  </w:abstractNum>
-  <w:num w:numId="1" w16cid:durableId="1021122717">
-    <w:abstractNumId w:val="1"/>
-  </w:num>
-  <w:num w:numId="2" w16cid:durableId="537201300">
+  <w:num w:numId="1" w16cid:durableId="776408726">
     <w:abstractNumId w:val="0"/>
   </w:num>
-  <w:num w:numId="3" w16cid:durableId="776408726">
-    <w:abstractNumId w:val="2"/>
-  </w:num>
-  <w:num w:numId="4" w16cid:durableId="376778922">
-    <w:abstractNumId w:val="3"/>
+  <w:num w:numId="2" w16cid:durableId="376778922">
+    <w:abstractNumId w:val="1"/>
   </w:num>
 </w:numbering>
 </file>
@@ -1794,6 +1421,7 @@
   <w:style w:type="paragraph" w:default="1" w:styleId="Normal">
     <w:name w:val="Normal"/>
     <w:qFormat/>
+    <w:rsid w:val="000D483F"/>
   </w:style>
   <w:style w:type="paragraph" w:styleId="Heading1">
     <w:name w:val="heading 1"/>
@@ -1802,7 +1430,7 @@
     <w:link w:val="Heading1Char"/>
     <w:uiPriority w:val="9"/>
     <w:qFormat/>
-    <w:rsid w:val="00FC21E2"/>
+    <w:rsid w:val="000D483F"/>
     <w:pPr>
       <w:keepNext/>
       <w:keepLines/>
@@ -1824,7 +1452,7 @@
     <w:uiPriority w:val="9"/>
     <w:unhideWhenUsed/>
     <w:qFormat/>
-    <w:rsid w:val="00FC21E2"/>
+    <w:rsid w:val="000D483F"/>
     <w:pPr>
       <w:keepNext/>
       <w:keepLines/>
@@ -1847,7 +1475,7 @@
     <w:semiHidden/>
     <w:unhideWhenUsed/>
     <w:qFormat/>
-    <w:rsid w:val="00FC21E2"/>
+    <w:rsid w:val="000D483F"/>
     <w:pPr>
       <w:keepNext/>
       <w:keepLines/>
@@ -1870,7 +1498,7 @@
     <w:semiHidden/>
     <w:unhideWhenUsed/>
     <w:qFormat/>
-    <w:rsid w:val="00FC21E2"/>
+    <w:rsid w:val="000D483F"/>
     <w:pPr>
       <w:keepNext/>
       <w:keepLines/>
@@ -1893,7 +1521,7 @@
     <w:semiHidden/>
     <w:unhideWhenUsed/>
     <w:qFormat/>
-    <w:rsid w:val="00FC21E2"/>
+    <w:rsid w:val="000D483F"/>
     <w:pPr>
       <w:keepNext/>
       <w:keepLines/>
@@ -1914,7 +1542,7 @@
     <w:semiHidden/>
     <w:unhideWhenUsed/>
     <w:qFormat/>
-    <w:rsid w:val="00FC21E2"/>
+    <w:rsid w:val="000D483F"/>
     <w:pPr>
       <w:keepNext/>
       <w:keepLines/>
@@ -1937,7 +1565,7 @@
     <w:semiHidden/>
     <w:unhideWhenUsed/>
     <w:qFormat/>
-    <w:rsid w:val="00FC21E2"/>
+    <w:rsid w:val="000D483F"/>
     <w:pPr>
       <w:keepNext/>
       <w:keepLines/>
@@ -1958,7 +1586,7 @@
     <w:semiHidden/>
     <w:unhideWhenUsed/>
     <w:qFormat/>
-    <w:rsid w:val="00FC21E2"/>
+    <w:rsid w:val="000D483F"/>
     <w:pPr>
       <w:keepNext/>
       <w:keepLines/>
@@ -1981,7 +1609,7 @@
     <w:semiHidden/>
     <w:unhideWhenUsed/>
     <w:qFormat/>
-    <w:rsid w:val="00FC21E2"/>
+    <w:rsid w:val="000D483F"/>
     <w:pPr>
       <w:keepNext/>
       <w:keepLines/>
@@ -2025,7 +1653,7 @@
     <w:basedOn w:val="DefaultParagraphFont"/>
     <w:link w:val="Heading1"/>
     <w:uiPriority w:val="9"/>
-    <w:rsid w:val="00FC21E2"/>
+    <w:rsid w:val="000D483F"/>
     <w:rPr>
       <w:rFonts w:asciiTheme="majorHAnsi" w:eastAsiaTheme="majorEastAsia" w:hAnsiTheme="majorHAnsi" w:cstheme="majorBidi"/>
       <w:color w:val="2F5496" w:themeColor="accent1" w:themeShade="BF"/>
@@ -2038,7 +1666,7 @@
     <w:basedOn w:val="DefaultParagraphFont"/>
     <w:link w:val="Heading2"/>
     <w:uiPriority w:val="9"/>
-    <w:rsid w:val="00FC21E2"/>
+    <w:rsid w:val="000D483F"/>
     <w:rPr>
       <w:rFonts w:asciiTheme="majorHAnsi" w:eastAsiaTheme="majorEastAsia" w:hAnsiTheme="majorHAnsi" w:cstheme="majorBidi"/>
       <w:color w:val="2F5496" w:themeColor="accent1" w:themeShade="BF"/>
@@ -2052,7 +1680,7 @@
     <w:link w:val="Heading3"/>
     <w:uiPriority w:val="9"/>
     <w:semiHidden/>
-    <w:rsid w:val="00FC21E2"/>
+    <w:rsid w:val="000D483F"/>
     <w:rPr>
       <w:rFonts w:eastAsiaTheme="majorEastAsia" w:cstheme="majorBidi"/>
       <w:color w:val="2F5496" w:themeColor="accent1" w:themeShade="BF"/>
@@ -2066,7 +1694,7 @@
     <w:link w:val="Heading4"/>
     <w:uiPriority w:val="9"/>
     <w:semiHidden/>
-    <w:rsid w:val="00FC21E2"/>
+    <w:rsid w:val="000D483F"/>
     <w:rPr>
       <w:rFonts w:eastAsiaTheme="majorEastAsia" w:cstheme="majorBidi"/>
       <w:i/>
@@ -2080,7 +1708,7 @@
     <w:link w:val="Heading5"/>
     <w:uiPriority w:val="9"/>
     <w:semiHidden/>
-    <w:rsid w:val="00FC21E2"/>
+    <w:rsid w:val="000D483F"/>
     <w:rPr>
       <w:rFonts w:eastAsiaTheme="majorEastAsia" w:cstheme="majorBidi"/>
       <w:color w:val="2F5496" w:themeColor="accent1" w:themeShade="BF"/>
@@ -2092,7 +1720,7 @@
     <w:link w:val="Heading6"/>
     <w:uiPriority w:val="9"/>
     <w:semiHidden/>
-    <w:rsid w:val="00FC21E2"/>
+    <w:rsid w:val="000D483F"/>
     <w:rPr>
       <w:rFonts w:eastAsiaTheme="majorEastAsia" w:cstheme="majorBidi"/>
       <w:i/>
@@ -2106,7 +1734,7 @@
     <w:link w:val="Heading7"/>
     <w:uiPriority w:val="9"/>
     <w:semiHidden/>
-    <w:rsid w:val="00FC21E2"/>
+    <w:rsid w:val="000D483F"/>
     <w:rPr>
       <w:rFonts w:eastAsiaTheme="majorEastAsia" w:cstheme="majorBidi"/>
       <w:color w:val="595959" w:themeColor="text1" w:themeTint="A6"/>
@@ -2118,7 +1746,7 @@
     <w:link w:val="Heading8"/>
     <w:uiPriority w:val="9"/>
     <w:semiHidden/>
-    <w:rsid w:val="00FC21E2"/>
+    <w:rsid w:val="000D483F"/>
     <w:rPr>
       <w:rFonts w:eastAsiaTheme="majorEastAsia" w:cstheme="majorBidi"/>
       <w:i/>
@@ -2132,7 +1760,7 @@
     <w:link w:val="Heading9"/>
     <w:uiPriority w:val="9"/>
     <w:semiHidden/>
-    <w:rsid w:val="00FC21E2"/>
+    <w:rsid w:val="000D483F"/>
     <w:rPr>
       <w:rFonts w:eastAsiaTheme="majorEastAsia" w:cstheme="majorBidi"/>
       <w:color w:val="272727" w:themeColor="text1" w:themeTint="D8"/>
@@ -2145,7 +1773,7 @@
     <w:link w:val="TitleChar"/>
     <w:uiPriority w:val="10"/>
     <w:qFormat/>
-    <w:rsid w:val="00FC21E2"/>
+    <w:rsid w:val="000D483F"/>
     <w:pPr>
       <w:spacing w:after="80" w:line="240" w:lineRule="auto"/>
       <w:contextualSpacing/>
@@ -2163,7 +1791,7 @@
     <w:basedOn w:val="DefaultParagraphFont"/>
     <w:link w:val="Title"/>
     <w:uiPriority w:val="10"/>
-    <w:rsid w:val="00FC21E2"/>
+    <w:rsid w:val="000D483F"/>
     <w:rPr>
       <w:rFonts w:asciiTheme="majorHAnsi" w:eastAsiaTheme="majorEastAsia" w:hAnsiTheme="majorHAnsi" w:cstheme="majorBidi"/>
       <w:spacing w:val="-10"/>
@@ -2179,7 +1807,7 @@
     <w:link w:val="SubtitleChar"/>
     <w:uiPriority w:val="11"/>
     <w:qFormat/>
-    <w:rsid w:val="00FC21E2"/>
+    <w:rsid w:val="000D483F"/>
     <w:pPr>
       <w:numPr>
         <w:ilvl w:val="1"/>
@@ -2198,7 +1826,7 @@
     <w:basedOn w:val="DefaultParagraphFont"/>
     <w:link w:val="Subtitle"/>
     <w:uiPriority w:val="11"/>
-    <w:rsid w:val="00FC21E2"/>
+    <w:rsid w:val="000D483F"/>
     <w:rPr>
       <w:rFonts w:eastAsiaTheme="majorEastAsia" w:cstheme="majorBidi"/>
       <w:color w:val="595959" w:themeColor="text1" w:themeTint="A6"/>
@@ -2214,7 +1842,7 @@
     <w:link w:val="QuoteChar"/>
     <w:uiPriority w:val="29"/>
     <w:qFormat/>
-    <w:rsid w:val="00FC21E2"/>
+    <w:rsid w:val="000D483F"/>
     <w:pPr>
       <w:spacing w:before="160"/>
       <w:jc w:val="center"/>
@@ -2230,7 +1858,7 @@
     <w:basedOn w:val="DefaultParagraphFont"/>
     <w:link w:val="Quote"/>
     <w:uiPriority w:val="29"/>
-    <w:rsid w:val="00FC21E2"/>
+    <w:rsid w:val="000D483F"/>
     <w:rPr>
       <w:i/>
       <w:iCs/>
@@ -2242,7 +1870,7 @@
     <w:basedOn w:val="Normal"/>
     <w:uiPriority w:val="34"/>
     <w:qFormat/>
-    <w:rsid w:val="00FC21E2"/>
+    <w:rsid w:val="000D483F"/>
     <w:pPr>
       <w:ind w:left="720"/>
       <w:contextualSpacing/>
@@ -2253,7 +1881,7 @@
     <w:basedOn w:val="DefaultParagraphFont"/>
     <w:uiPriority w:val="21"/>
     <w:qFormat/>
-    <w:rsid w:val="00FC21E2"/>
+    <w:rsid w:val="000D483F"/>
     <w:rPr>
       <w:i/>
       <w:iCs/>
@@ -2267,7 +1895,7 @@
     <w:link w:val="IntenseQuoteChar"/>
     <w:uiPriority w:val="30"/>
     <w:qFormat/>
-    <w:rsid w:val="00FC21E2"/>
+    <w:rsid w:val="000D483F"/>
     <w:pPr>
       <w:pBdr>
         <w:top w:val="single" w:sz="4" w:space="10" w:color="2F5496" w:themeColor="accent1" w:themeShade="BF"/>
@@ -2288,7 +1916,7 @@
     <w:basedOn w:val="DefaultParagraphFont"/>
     <w:link w:val="IntenseQuote"/>
     <w:uiPriority w:val="30"/>
-    <w:rsid w:val="00FC21E2"/>
+    <w:rsid w:val="000D483F"/>
     <w:rPr>
       <w:i/>
       <w:iCs/>
@@ -2300,7 +1928,7 @@
     <w:basedOn w:val="DefaultParagraphFont"/>
     <w:uiPriority w:val="32"/>
     <w:qFormat/>
-    <w:rsid w:val="00FC21E2"/>
+    <w:rsid w:val="000D483F"/>
     <w:rPr>
       <w:b/>
       <w:bCs/>

--- a/Knowledge/3-Work knowledge/1-Software Engineering/1-Software Engineering Fundamentals/5-My Source/2-Common Types of Networks/2-PAN.docx
+++ b/Knowledge/3-Work knowledge/1-Software Engineering/1-Software Engineering Fundamentals/5-My Source/2-Common Types of Networks/2-PAN.docx
@@ -33,85 +33,1628 @@
           <w:shd w:val="clear" w:color="auto" w:fill="B7B7B7"/>
         </w:rPr>
       </w:pPr>
-      <w:bookmarkStart w:id="0" w:name="_Hlk216171260"/>
-      <w:r>
-        <w:rPr>
-          <w:rFonts w:ascii="Arial" w:eastAsia="Arial" w:hAnsi="Arial"/>
-          <w:b/>
-          <w:sz w:val="22"/>
-          <w:shd w:val="clear" w:color="auto" w:fill="B7B7B7"/>
-        </w:rPr>
-        <w:t># Source</w:t>
-      </w:r>
-      <w:r>
-        <w:rPr>
-          <w:rFonts w:ascii="Arial" w:eastAsia="Arial" w:hAnsi="Arial"/>
-          <w:sz w:val="22"/>
-          <w:shd w:val="clear" w:color="auto" w:fill="B7B7B7"/>
-        </w:rPr>
-        <w:t xml:space="preserve">: </w:t>
-      </w:r>
-      <w:r>
-        <w:rPr>
-          <w:rFonts w:ascii="Arial" w:eastAsia="Arial" w:hAnsi="Arial"/>
-          <w:b/>
-          <w:sz w:val="22"/>
-          <w:shd w:val="clear" w:color="auto" w:fill="B7B7B7"/>
-        </w:rPr>
-        <w:t xml:space="preserve">Chatgpt </w:t>
-      </w:r>
-      <w:r>
-        <w:rPr>
-          <w:rFonts w:ascii="Arial" w:eastAsia="Arial" w:hAnsi="Arial"/>
-          <w:b/>
-          <w:sz w:val="22"/>
-          <w:szCs w:val="14"/>
-          <w:shd w:val="clear" w:color="auto" w:fill="B7B7B7"/>
-        </w:rPr>
-        <w:t>(GPT</w:t>
-      </w:r>
-      <w:r>
-        <w:rPr>
-          <w:rFonts w:ascii="Arial" w:eastAsia="Arial" w:hAnsi="Arial" w:cs="Cambria Math"/>
-          <w:b/>
-          <w:sz w:val="22"/>
-          <w:szCs w:val="14"/>
-          <w:shd w:val="clear" w:color="auto" w:fill="B7B7B7"/>
+      <w:r>
+        <w:rPr>
+          <w:rFonts w:ascii="Arial" w:hAnsi="Arial" w:eastAsia="Arial" w:cs="Arial"/>
+          <w:b/>
+          <w:i w:val="0"/>
+          <w:color w:val="000000"/>
+          <w:sz w:val="18"/>
+          <w:highlight w:val="lightGray"/>
+        </w:rPr>
+        <w:t>#</w:t>
+      </w:r>
+      <w:r>
+        <w:rPr>
+          <w:rFonts w:ascii="Arial" w:hAnsi="Arial" w:eastAsia="Arial" w:cs="Arial"/>
+          <w:b/>
+          <w:i w:val="0"/>
+          <w:color w:val="000000"/>
+          <w:sz w:val="18"/>
+          <w:highlight w:val="lightGray"/>
+        </w:rPr>
+        <w:t xml:space="preserve"> </w:t>
+      </w:r>
+      <w:r>
+        <w:rPr>
+          <w:rFonts w:ascii="Arial" w:hAnsi="Arial" w:eastAsia="Arial" w:cs="Arial"/>
+          <w:b/>
+          <w:i w:val="0"/>
+          <w:color w:val="000000"/>
+          <w:sz w:val="18"/>
+          <w:highlight w:val="lightGray"/>
+        </w:rPr>
+        <w:t>S</w:t>
+      </w:r>
+      <w:r>
+        <w:rPr>
+          <w:rFonts w:ascii="Arial" w:hAnsi="Arial" w:eastAsia="Arial" w:cs="Arial"/>
+          <w:b/>
+          <w:i w:val="0"/>
+          <w:color w:val="000000"/>
+          <w:sz w:val="18"/>
+          <w:highlight w:val="lightGray"/>
+        </w:rPr>
+        <w:t>o</w:t>
+      </w:r>
+      <w:r>
+        <w:rPr>
+          <w:rFonts w:ascii="Arial" w:hAnsi="Arial" w:eastAsia="Arial" w:cs="Arial"/>
+          <w:b/>
+          <w:i w:val="0"/>
+          <w:color w:val="000000"/>
+          <w:sz w:val="18"/>
+          <w:highlight w:val="lightGray"/>
+        </w:rPr>
+        <w:t>u</w:t>
+      </w:r>
+      <w:r>
+        <w:rPr>
+          <w:rFonts w:ascii="Arial" w:hAnsi="Arial" w:eastAsia="Arial" w:cs="Arial"/>
+          <w:b/>
+          <w:i w:val="0"/>
+          <w:color w:val="000000"/>
+          <w:sz w:val="18"/>
+          <w:highlight w:val="lightGray"/>
+        </w:rPr>
+        <w:t>r</w:t>
+      </w:r>
+      <w:r>
+        <w:rPr>
+          <w:rFonts w:ascii="Arial" w:hAnsi="Arial" w:eastAsia="Arial" w:cs="Arial"/>
+          <w:b/>
+          <w:i w:val="0"/>
+          <w:color w:val="000000"/>
+          <w:sz w:val="18"/>
+          <w:highlight w:val="lightGray"/>
+        </w:rPr>
+        <w:t>c</w:t>
+      </w:r>
+      <w:r>
+        <w:rPr>
+          <w:rFonts w:ascii="Arial" w:hAnsi="Arial" w:eastAsia="Arial" w:cs="Arial"/>
+          <w:b/>
+          <w:i w:val="0"/>
+          <w:color w:val="000000"/>
+          <w:sz w:val="18"/>
+          <w:highlight w:val="lightGray"/>
+        </w:rPr>
+        <w:t>e</w:t>
+      </w:r>
+      <w:r>
+        <w:rPr>
+          <w:rFonts w:ascii="Arial" w:hAnsi="Arial" w:eastAsia="Arial" w:cs="Arial"/>
+          <w:b/>
+          <w:i w:val="0"/>
+          <w:color w:val="000000"/>
+          <w:sz w:val="18"/>
+          <w:highlight w:val="lightGray"/>
+        </w:rPr>
+        <w:t>:</w:t>
+      </w:r>
+      <w:r>
+        <w:rPr>
+          <w:rFonts w:ascii="Arial" w:hAnsi="Arial" w:eastAsia="Arial" w:cs="Arial"/>
+          <w:b/>
+          <w:i w:val="0"/>
+          <w:color w:val="000000"/>
+          <w:sz w:val="18"/>
+          <w:highlight w:val="lightGray"/>
+        </w:rPr>
+        <w:t xml:space="preserve"> </w:t>
+      </w:r>
+      <w:r>
+        <w:rPr>
+          <w:rFonts w:ascii="Arial" w:hAnsi="Arial" w:eastAsia="Arial" w:cs="Arial"/>
+          <w:b/>
+          <w:i w:val="0"/>
+          <w:color w:val="000000"/>
+          <w:sz w:val="18"/>
+          <w:highlight w:val="lightGray"/>
+        </w:rPr>
+        <w:t>A</w:t>
+      </w:r>
+      <w:r>
+        <w:rPr>
+          <w:rFonts w:ascii="Arial" w:hAnsi="Arial" w:eastAsia="Arial" w:cs="Arial"/>
+          <w:b/>
+          <w:i w:val="0"/>
+          <w:color w:val="000000"/>
+          <w:sz w:val="18"/>
+          <w:highlight w:val="lightGray"/>
+        </w:rPr>
+        <w:t>I</w:t>
+      </w:r>
+      <w:r>
+        <w:rPr>
+          <w:rFonts w:ascii="Arial" w:hAnsi="Arial" w:eastAsia="Arial" w:cs="Arial"/>
+          <w:b/>
+          <w:i w:val="0"/>
+          <w:color w:val="000000"/>
+          <w:sz w:val="18"/>
+          <w:highlight w:val="lightGray"/>
+        </w:rPr>
+        <w:t xml:space="preserve"> </w:t>
+      </w:r>
+      <w:r>
+        <w:rPr>
+          <w:rFonts w:ascii="Arial" w:hAnsi="Arial" w:eastAsia="Arial" w:cs="Arial"/>
+          <w:b/>
+          <w:i w:val="0"/>
+          <w:color w:val="000000"/>
+          <w:sz w:val="18"/>
+          <w:highlight w:val="lightGray"/>
+        </w:rPr>
+        <w:t>S</w:t>
+      </w:r>
+      <w:r>
+        <w:rPr>
+          <w:rFonts w:ascii="Arial" w:hAnsi="Arial" w:eastAsia="Arial" w:cs="Arial"/>
+          <w:b/>
+          <w:i w:val="0"/>
+          <w:color w:val="000000"/>
+          <w:sz w:val="18"/>
+          <w:highlight w:val="lightGray"/>
+        </w:rPr>
+        <w:t>o</w:t>
+      </w:r>
+      <w:r>
+        <w:rPr>
+          <w:rFonts w:ascii="Arial" w:hAnsi="Arial" w:eastAsia="Arial" w:cs="Arial"/>
+          <w:b/>
+          <w:i w:val="0"/>
+          <w:color w:val="000000"/>
+          <w:sz w:val="18"/>
+          <w:highlight w:val="lightGray"/>
+        </w:rPr>
+        <w:t>u</w:t>
+      </w:r>
+      <w:r>
+        <w:rPr>
+          <w:rFonts w:ascii="Arial" w:hAnsi="Arial" w:eastAsia="Arial" w:cs="Arial"/>
+          <w:b/>
+          <w:i w:val="0"/>
+          <w:color w:val="000000"/>
+          <w:sz w:val="18"/>
+          <w:highlight w:val="lightGray"/>
+        </w:rPr>
+        <w:t>r</w:t>
+      </w:r>
+      <w:r>
+        <w:rPr>
+          <w:rFonts w:ascii="Arial" w:hAnsi="Arial" w:eastAsia="Arial" w:cs="Arial"/>
+          <w:b/>
+          <w:i w:val="0"/>
+          <w:color w:val="000000"/>
+          <w:sz w:val="18"/>
+          <w:highlight w:val="lightGray"/>
+        </w:rPr>
+        <w:t>c</w:t>
+      </w:r>
+      <w:r>
+        <w:rPr>
+          <w:rFonts w:ascii="Arial" w:hAnsi="Arial" w:eastAsia="Arial" w:cs="Arial"/>
+          <w:b/>
+          <w:i w:val="0"/>
+          <w:color w:val="000000"/>
+          <w:sz w:val="18"/>
+          <w:highlight w:val="lightGray"/>
+        </w:rPr>
+        <w:t>e</w:t>
+      </w:r>
+      <w:r>
+        <w:rPr>
+          <w:rFonts w:ascii="Arial" w:hAnsi="Arial" w:eastAsia="Arial" w:cs="Arial"/>
+          <w:b/>
+          <w:i w:val="0"/>
+          <w:color w:val="000000"/>
+          <w:sz w:val="18"/>
+          <w:highlight w:val="lightGray"/>
+        </w:rPr>
+        <w:t>:</w:t>
+      </w:r>
+      <w:r>
+        <w:rPr>
+          <w:rFonts w:ascii="Arial" w:hAnsi="Arial" w:eastAsia="Arial" w:cs="Arial"/>
+          <w:b/>
+          <w:i w:val="0"/>
+          <w:color w:val="000000"/>
+          <w:sz w:val="18"/>
+          <w:highlight w:val="lightGray"/>
+        </w:rPr>
+        <w:t xml:space="preserve"> </w:t>
+      </w:r>
+      <w:r>
+        <w:rPr>
+          <w:rFonts w:ascii="Arial" w:hAnsi="Arial" w:eastAsia="Arial" w:cs="Arial"/>
+          <w:b/>
+          <w:i w:val="0"/>
+          <w:color w:val="000000"/>
+          <w:sz w:val="18"/>
+          <w:highlight w:val="lightGray"/>
+        </w:rPr>
+        <w:t>P</w:t>
+      </w:r>
+      <w:r>
+        <w:rPr>
+          <w:rFonts w:ascii="Arial" w:hAnsi="Arial" w:eastAsia="Arial" w:cs="Arial"/>
+          <w:b/>
+          <w:i w:val="0"/>
+          <w:color w:val="000000"/>
+          <w:sz w:val="18"/>
+          <w:highlight w:val="lightGray"/>
+        </w:rPr>
+        <w:t>r</w:t>
+      </w:r>
+      <w:r>
+        <w:rPr>
+          <w:rFonts w:ascii="Arial" w:hAnsi="Arial" w:eastAsia="Arial" w:cs="Arial"/>
+          <w:b/>
+          <w:i w:val="0"/>
+          <w:color w:val="000000"/>
+          <w:sz w:val="18"/>
+          <w:highlight w:val="lightGray"/>
+        </w:rPr>
+        <w:t>o</w:t>
+      </w:r>
+      <w:r>
+        <w:rPr>
+          <w:rFonts w:ascii="Arial" w:hAnsi="Arial" w:eastAsia="Arial" w:cs="Arial"/>
+          <w:b/>
+          <w:i w:val="0"/>
+          <w:color w:val="000000"/>
+          <w:sz w:val="18"/>
+          <w:highlight w:val="lightGray"/>
+        </w:rPr>
+        <w:t>v</w:t>
+      </w:r>
+      <w:r>
+        <w:rPr>
+          <w:rFonts w:ascii="Arial" w:hAnsi="Arial" w:eastAsia="Arial" w:cs="Arial"/>
+          <w:b/>
+          <w:i w:val="0"/>
+          <w:color w:val="000000"/>
+          <w:sz w:val="18"/>
+          <w:highlight w:val="lightGray"/>
+        </w:rPr>
+        <w:t>i</w:t>
+      </w:r>
+      <w:r>
+        <w:rPr>
+          <w:rFonts w:ascii="Arial" w:hAnsi="Arial" w:eastAsia="Arial" w:cs="Arial"/>
+          <w:b/>
+          <w:i w:val="0"/>
+          <w:color w:val="000000"/>
+          <w:sz w:val="18"/>
+          <w:highlight w:val="lightGray"/>
+        </w:rPr>
+        <w:t>d</w:t>
+      </w:r>
+      <w:r>
+        <w:rPr>
+          <w:rFonts w:ascii="Arial" w:hAnsi="Arial" w:eastAsia="Arial" w:cs="Arial"/>
+          <w:b/>
+          <w:i w:val="0"/>
+          <w:color w:val="000000"/>
+          <w:sz w:val="18"/>
+          <w:highlight w:val="lightGray"/>
+        </w:rPr>
+        <w:t>e</w:t>
+      </w:r>
+      <w:r>
+        <w:rPr>
+          <w:rFonts w:ascii="Arial" w:hAnsi="Arial" w:eastAsia="Arial" w:cs="Arial"/>
+          <w:b/>
+          <w:i w:val="0"/>
+          <w:color w:val="000000"/>
+          <w:sz w:val="18"/>
+          <w:highlight w:val="lightGray"/>
+        </w:rPr>
+        <w:t>d</w:t>
+      </w:r>
+      <w:r>
+        <w:rPr>
+          <w:rFonts w:ascii="Arial" w:hAnsi="Arial" w:eastAsia="Arial" w:cs="Arial"/>
+          <w:b/>
+          <w:i w:val="0"/>
+          <w:color w:val="000000"/>
+          <w:sz w:val="18"/>
+          <w:highlight w:val="lightGray"/>
+        </w:rPr>
+        <w:t xml:space="preserve"> </w:t>
+      </w:r>
+      <w:r>
+        <w:rPr>
+          <w:rFonts w:ascii="Arial" w:hAnsi="Arial" w:eastAsia="Arial" w:cs="Arial"/>
+          <w:b/>
+          <w:i w:val="0"/>
+          <w:color w:val="000000"/>
+          <w:sz w:val="18"/>
+          <w:highlight w:val="lightGray"/>
+        </w:rPr>
+        <w:t>b</w:t>
+      </w:r>
+      <w:r>
+        <w:rPr>
+          <w:rFonts w:ascii="Arial" w:hAnsi="Arial" w:eastAsia="Arial" w:cs="Arial"/>
+          <w:b/>
+          <w:i w:val="0"/>
+          <w:color w:val="000000"/>
+          <w:sz w:val="18"/>
+          <w:highlight w:val="lightGray"/>
+        </w:rPr>
+        <w:t>y</w:t>
+      </w:r>
+      <w:r>
+        <w:rPr>
+          <w:rFonts w:ascii="Arial" w:hAnsi="Arial" w:eastAsia="Arial" w:cs="Arial"/>
+          <w:b/>
+          <w:i w:val="0"/>
+          <w:color w:val="000000"/>
+          <w:sz w:val="18"/>
+          <w:highlight w:val="lightGray"/>
+        </w:rPr>
+        <w:t>:</w:t>
+      </w:r>
+      <w:r>
+        <w:rPr>
+          <w:rFonts w:ascii="Arial" w:hAnsi="Arial" w:eastAsia="Arial" w:cs="Arial"/>
+          <w:b/>
+          <w:i w:val="0"/>
+          <w:color w:val="000000"/>
+          <w:sz w:val="18"/>
+          <w:highlight w:val="lightGray"/>
+        </w:rPr>
+        <w:t xml:space="preserve"> </w:t>
+      </w:r>
+      <w:r>
+        <w:rPr>
+          <w:rFonts w:ascii="Arial" w:hAnsi="Arial" w:eastAsia="Arial" w:cs="Arial"/>
+          <w:b/>
+          <w:i w:val="0"/>
+          <w:color w:val="000000"/>
+          <w:sz w:val="18"/>
+          <w:highlight w:val="lightGray"/>
+        </w:rPr>
+        <w:t>[</w:t>
+      </w:r>
+      <w:r>
+        <w:rPr>
+          <w:rFonts w:ascii="Arial" w:hAnsi="Arial" w:eastAsia="Arial" w:cs="Arial"/>
+          <w:b/>
+          <w:i w:val="0"/>
+          <w:color w:val="000000"/>
+          <w:sz w:val="18"/>
+          <w:highlight w:val="lightGray"/>
+        </w:rPr>
+        <w:t>D</w:t>
+      </w:r>
+      <w:r>
+        <w:rPr>
+          <w:rFonts w:ascii="Arial" w:hAnsi="Arial" w:eastAsia="Arial" w:cs="Arial"/>
+          <w:b/>
+          <w:i w:val="0"/>
+          <w:color w:val="000000"/>
+          <w:sz w:val="18"/>
+          <w:highlight w:val="lightGray"/>
+        </w:rPr>
+        <w:t>a</w:t>
+      </w:r>
+      <w:r>
+        <w:rPr>
+          <w:rFonts w:ascii="Arial" w:hAnsi="Arial" w:eastAsia="Arial" w:cs="Arial"/>
+          <w:b/>
+          <w:i w:val="0"/>
+          <w:color w:val="000000"/>
+          <w:sz w:val="18"/>
+          <w:highlight w:val="lightGray"/>
+        </w:rPr>
+        <w:t>t</w:t>
+      </w:r>
+      <w:r>
+        <w:rPr>
+          <w:rFonts w:ascii="Arial" w:hAnsi="Arial" w:eastAsia="Arial" w:cs="Arial"/>
+          <w:b/>
+          <w:i w:val="0"/>
+          <w:color w:val="000000"/>
+          <w:sz w:val="18"/>
+          <w:highlight w:val="lightGray"/>
+        </w:rPr>
+        <w:t>a</w:t>
+      </w:r>
+      <w:r>
+        <w:rPr>
+          <w:rFonts w:ascii="Arial" w:hAnsi="Arial" w:eastAsia="Arial" w:cs="Arial"/>
+          <w:b/>
+          <w:i w:val="0"/>
+          <w:color w:val="000000"/>
+          <w:sz w:val="18"/>
+          <w:highlight w:val="lightGray"/>
+        </w:rPr>
+        <w:t xml:space="preserve"> </w:t>
+      </w:r>
+      <w:r>
+        <w:rPr>
+          <w:rFonts w:ascii="Arial" w:hAnsi="Arial" w:eastAsia="Arial" w:cs="Arial"/>
+          <w:b/>
+          <w:i w:val="0"/>
+          <w:color w:val="000000"/>
+          <w:sz w:val="18"/>
+          <w:highlight w:val="lightGray"/>
+        </w:rPr>
+        <w:t>P</w:t>
+      </w:r>
+      <w:r>
+        <w:rPr>
+          <w:rFonts w:ascii="Arial" w:hAnsi="Arial" w:eastAsia="Arial" w:cs="Arial"/>
+          <w:b/>
+          <w:i w:val="0"/>
+          <w:color w:val="000000"/>
+          <w:sz w:val="18"/>
+          <w:highlight w:val="lightGray"/>
+        </w:rPr>
+        <w:t>a</w:t>
+      </w:r>
+      <w:r>
+        <w:rPr>
+          <w:rFonts w:ascii="Arial" w:hAnsi="Arial" w:eastAsia="Arial" w:cs="Arial"/>
+          <w:b/>
+          <w:i w:val="0"/>
+          <w:color w:val="000000"/>
+          <w:sz w:val="18"/>
+          <w:highlight w:val="lightGray"/>
+        </w:rPr>
+        <w:t>t</w:t>
+      </w:r>
+      <w:r>
+        <w:rPr>
+          <w:rFonts w:ascii="Arial" w:hAnsi="Arial" w:eastAsia="Arial" w:cs="Arial"/>
+          <w:b/>
+          <w:i w:val="0"/>
+          <w:color w:val="000000"/>
+          <w:sz w:val="18"/>
+          <w:highlight w:val="lightGray"/>
+        </w:rPr>
+        <w:t>h</w:t>
+      </w:r>
+      <w:r>
+        <w:rPr>
+          <w:rFonts w:ascii="Arial" w:hAnsi="Arial" w:eastAsia="Arial" w:cs="Arial"/>
+          <w:b w:val="0"/>
+          <w:i w:val="0"/>
+          <w:color w:val="000000"/>
+          <w:sz w:val="18"/>
+          <w:highlight w:val="lightGray"/>
+        </w:rPr>
+        <w:t>:</w:t>
+      </w:r>
+      <w:r>
+        <w:rPr>
+          <w:rFonts w:ascii="Arial" w:hAnsi="Arial" w:eastAsia="Arial" w:cs="Arial"/>
+          <w:b w:val="0"/>
+          <w:i w:val="0"/>
+          <w:color w:val="000000"/>
+          <w:sz w:val="18"/>
+          <w:highlight w:val="lightGray"/>
+        </w:rPr>
+        <w:t xml:space="preserve"> </w:t>
+      </w:r>
+      <w:r>
+        <w:rPr>
+          <w:rFonts w:ascii="Arial" w:hAnsi="Arial" w:eastAsia="Arial" w:cs="Arial"/>
+          <w:b w:val="0"/>
+          <w:i w:val="0"/>
+          <w:color w:val="000000"/>
+          <w:sz w:val="18"/>
+          <w:highlight w:val="lightGray"/>
+        </w:rPr>
+        <w:t>P</w:t>
+      </w:r>
+      <w:r>
+        <w:rPr>
+          <w:rFonts w:ascii="Arial" w:hAnsi="Arial" w:eastAsia="Arial" w:cs="Arial"/>
+          <w:b w:val="0"/>
+          <w:i w:val="0"/>
+          <w:color w:val="000000"/>
+          <w:sz w:val="18"/>
+          <w:highlight w:val="lightGray"/>
+        </w:rPr>
+        <w:t>e</w:t>
+      </w:r>
+      <w:r>
+        <w:rPr>
+          <w:rFonts w:ascii="Arial" w:hAnsi="Arial" w:eastAsia="Arial" w:cs="Arial"/>
+          <w:b w:val="0"/>
+          <w:i w:val="0"/>
+          <w:color w:val="000000"/>
+          <w:sz w:val="18"/>
+          <w:highlight w:val="lightGray"/>
+        </w:rPr>
+        <w:t>r</w:t>
+      </w:r>
+      <w:r>
+        <w:rPr>
+          <w:rFonts w:ascii="Arial" w:hAnsi="Arial" w:eastAsia="Arial" w:cs="Arial"/>
+          <w:b w:val="0"/>
+          <w:i w:val="0"/>
+          <w:color w:val="000000"/>
+          <w:sz w:val="18"/>
+          <w:highlight w:val="lightGray"/>
+        </w:rPr>
+        <w:t>s</w:t>
+      </w:r>
+      <w:r>
+        <w:rPr>
+          <w:rFonts w:ascii="Arial" w:hAnsi="Arial" w:eastAsia="Arial" w:cs="Arial"/>
+          <w:b w:val="0"/>
+          <w:i w:val="0"/>
+          <w:color w:val="000000"/>
+          <w:sz w:val="18"/>
+          <w:highlight w:val="lightGray"/>
+        </w:rPr>
+        <w:t>o</w:t>
+      </w:r>
+      <w:r>
+        <w:rPr>
+          <w:rFonts w:ascii="Arial" w:hAnsi="Arial" w:eastAsia="Arial" w:cs="Arial"/>
+          <w:b w:val="0"/>
+          <w:i w:val="0"/>
+          <w:color w:val="000000"/>
+          <w:sz w:val="18"/>
+          <w:highlight w:val="lightGray"/>
+        </w:rPr>
+        <w:t>n</w:t>
+      </w:r>
+      <w:r>
+        <w:rPr>
+          <w:rFonts w:ascii="Arial" w:hAnsi="Arial" w:eastAsia="Arial" w:cs="Arial"/>
+          <w:b w:val="0"/>
+          <w:i w:val="0"/>
+          <w:color w:val="000000"/>
+          <w:sz w:val="18"/>
+          <w:highlight w:val="lightGray"/>
+        </w:rPr>
+        <w:t>s</w:t>
+      </w:r>
+      <w:r>
+        <w:rPr>
+          <w:rFonts w:ascii="Arial" w:hAnsi="Arial" w:eastAsia="Arial" w:cs="Arial"/>
+          <w:b w:val="0"/>
+          <w:i w:val="0"/>
+          <w:color w:val="000000"/>
+          <w:sz w:val="18"/>
+          <w:highlight w:val="lightGray"/>
+        </w:rPr>
+        <w:t xml:space="preserve"> </w:t>
+      </w:r>
+      <w:r>
+        <w:rPr>
+          <w:rFonts w:ascii="Arial" w:hAnsi="Arial" w:eastAsia="Arial" w:cs="Arial"/>
+          <w:b w:val="0"/>
+          <w:i w:val="0"/>
+          <w:color w:val="000000"/>
+          <w:sz w:val="18"/>
+          <w:highlight w:val="lightGray"/>
+        </w:rPr>
+        <w:t>T</w:t>
+      </w:r>
+      <w:r>
+        <w:rPr>
+          <w:rFonts w:ascii="Arial" w:hAnsi="Arial" w:eastAsia="Arial" w:cs="Arial"/>
+          <w:b w:val="0"/>
+          <w:i w:val="0"/>
+          <w:color w:val="000000"/>
+          <w:sz w:val="18"/>
+          <w:highlight w:val="lightGray"/>
+        </w:rPr>
+        <w:t>a</w:t>
+      </w:r>
+      <w:r>
+        <w:rPr>
+          <w:rFonts w:ascii="Arial" w:hAnsi="Arial" w:eastAsia="Arial" w:cs="Arial"/>
+          <w:b w:val="0"/>
+          <w:i w:val="0"/>
+          <w:color w:val="000000"/>
+          <w:sz w:val="18"/>
+          <w:highlight w:val="lightGray"/>
+        </w:rPr>
+        <w:t>b</w:t>
+      </w:r>
+      <w:r>
+        <w:rPr>
+          <w:rFonts w:ascii="Arial" w:hAnsi="Arial" w:eastAsia="Arial" w:cs="Arial"/>
+          <w:b w:val="0"/>
+          <w:i w:val="0"/>
+          <w:color w:val="000000"/>
+          <w:sz w:val="18"/>
+          <w:highlight w:val="lightGray"/>
+        </w:rPr>
+        <w:t>l</w:t>
+      </w:r>
+      <w:r>
+        <w:rPr>
+          <w:rFonts w:ascii="Arial" w:hAnsi="Arial" w:eastAsia="Arial" w:cs="Arial"/>
+          <w:b w:val="0"/>
+          <w:i w:val="0"/>
+          <w:color w:val="000000"/>
+          <w:sz w:val="18"/>
+          <w:highlight w:val="lightGray"/>
+        </w:rPr>
+        <w:t>e</w:t>
+      </w:r>
+      <w:r>
+        <w:rPr>
+          <w:rFonts w:ascii="Arial" w:hAnsi="Arial" w:eastAsia="Arial" w:cs="Arial"/>
+          <w:b w:val="0"/>
+          <w:i w:val="0"/>
+          <w:color w:val="000000"/>
+          <w:sz w:val="18"/>
+          <w:highlight w:val="lightGray"/>
+        </w:rPr>
+        <w:t xml:space="preserve"> </w:t>
+      </w:r>
+      <w:r>
+        <w:rPr>
+          <w:rFonts w:ascii="Arial" w:hAnsi="Arial" w:eastAsia="Arial" w:cs="Arial"/>
+          <w:b w:val="0"/>
+          <w:i w:val="0"/>
+          <w:color w:val="000000"/>
+          <w:sz w:val="18"/>
+          <w:highlight w:val="lightGray"/>
+        </w:rPr>
+        <w:t>-</w:t>
+      </w:r>
+      <w:r>
+        <w:rPr>
+          <w:rFonts w:ascii="Arial" w:hAnsi="Arial" w:eastAsia="Arial" w:cs="Arial"/>
+          <w:b w:val="0"/>
+          <w:i w:val="0"/>
+          <w:color w:val="000000"/>
+          <w:sz w:val="18"/>
+          <w:highlight w:val="lightGray"/>
+        </w:rPr>
+        <w:t>&gt;</w:t>
+      </w:r>
+      <w:r>
+        <w:rPr>
+          <w:rFonts w:ascii="Arial" w:hAnsi="Arial" w:eastAsia="Arial" w:cs="Arial"/>
+          <w:b w:val="0"/>
+          <w:i w:val="0"/>
+          <w:color w:val="000000"/>
+          <w:sz w:val="18"/>
+          <w:highlight w:val="lightGray"/>
+        </w:rPr>
+        <w:t xml:space="preserve"> </w:t>
+      </w:r>
+      <w:r>
+        <w:rPr>
+          <w:rFonts w:ascii="Arial" w:hAnsi="Arial" w:eastAsia="Arial" w:cs="Arial"/>
+          <w:b w:val="0"/>
+          <w:i w:val="0"/>
+          <w:color w:val="000000"/>
+          <w:sz w:val="18"/>
+          <w:highlight w:val="lightGray"/>
+        </w:rPr>
+        <w:t>I</w:t>
+      </w:r>
+      <w:r>
+        <w:rPr>
+          <w:rFonts w:ascii="Arial" w:hAnsi="Arial" w:eastAsia="Arial" w:cs="Arial"/>
+          <w:b w:val="0"/>
+          <w:i w:val="0"/>
+          <w:color w:val="000000"/>
+          <w:sz w:val="18"/>
+          <w:highlight w:val="lightGray"/>
+        </w:rPr>
+        <w:t>D</w:t>
+      </w:r>
+      <w:r>
+        <w:rPr>
+          <w:rFonts w:ascii="Arial" w:hAnsi="Arial" w:eastAsia="Arial" w:cs="Arial"/>
+          <w:b w:val="0"/>
+          <w:i w:val="0"/>
+          <w:color w:val="000000"/>
+          <w:sz w:val="18"/>
+          <w:highlight w:val="lightGray"/>
+        </w:rPr>
+        <w:t xml:space="preserve"> </w:t>
+      </w:r>
+      <w:r>
+        <w:rPr>
+          <w:rFonts w:ascii="Arial" w:hAnsi="Arial" w:eastAsia="Arial" w:cs="Arial"/>
+          <w:b w:val="0"/>
+          <w:i w:val="0"/>
+          <w:color w:val="000000"/>
+          <w:sz w:val="18"/>
+          <w:highlight w:val="lightGray"/>
+        </w:rPr>
+        <w:t>C</w:t>
+      </w:r>
+      <w:r>
+        <w:rPr>
+          <w:rFonts w:ascii="Arial" w:hAnsi="Arial" w:eastAsia="Arial" w:cs="Arial"/>
+          <w:b w:val="0"/>
+          <w:i w:val="0"/>
+          <w:color w:val="000000"/>
+          <w:sz w:val="18"/>
+          <w:highlight w:val="lightGray"/>
+        </w:rPr>
+        <w:t>o</w:t>
+      </w:r>
+      <w:r>
+        <w:rPr>
+          <w:rFonts w:ascii="Arial" w:hAnsi="Arial" w:eastAsia="Arial" w:cs="Arial"/>
+          <w:b w:val="0"/>
+          <w:i w:val="0"/>
+          <w:color w:val="000000"/>
+          <w:sz w:val="18"/>
+          <w:highlight w:val="lightGray"/>
+        </w:rPr>
+        <w:t>l</w:t>
+      </w:r>
+      <w:r>
+        <w:rPr>
+          <w:rFonts w:ascii="Arial" w:hAnsi="Arial" w:eastAsia="Arial" w:cs="Arial"/>
+          <w:b w:val="0"/>
+          <w:i w:val="0"/>
+          <w:color w:val="000000"/>
+          <w:sz w:val="18"/>
+          <w:highlight w:val="lightGray"/>
+        </w:rPr>
+        <w:t>u</w:t>
+      </w:r>
+      <w:r>
+        <w:rPr>
+          <w:rFonts w:ascii="Arial" w:hAnsi="Arial" w:eastAsia="Arial" w:cs="Arial"/>
+          <w:b w:val="0"/>
+          <w:i w:val="0"/>
+          <w:color w:val="000000"/>
+          <w:sz w:val="18"/>
+          <w:highlight w:val="lightGray"/>
+        </w:rPr>
+        <w:t>m</w:t>
+      </w:r>
+      <w:r>
+        <w:rPr>
+          <w:rFonts w:ascii="Arial" w:hAnsi="Arial" w:eastAsia="Arial" w:cs="Arial"/>
+          <w:b w:val="0"/>
+          <w:i w:val="0"/>
+          <w:color w:val="000000"/>
+          <w:sz w:val="18"/>
+          <w:highlight w:val="lightGray"/>
+        </w:rPr>
+        <w:t>n</w:t>
+      </w:r>
+      <w:r>
+        <w:rPr>
+          <w:rFonts w:ascii="Arial" w:hAnsi="Arial" w:eastAsia="Arial" w:cs="Arial"/>
+          <w:b w:val="0"/>
+          <w:i w:val="0"/>
+          <w:color w:val="000000"/>
+          <w:sz w:val="18"/>
+          <w:highlight w:val="lightGray"/>
+        </w:rPr>
+        <w:t>:</w:t>
+      </w:r>
+      <w:r>
+        <w:rPr>
+          <w:rFonts w:ascii="Arial" w:hAnsi="Arial" w:eastAsia="Arial" w:cs="Arial"/>
+          <w:b w:val="0"/>
+          <w:i w:val="0"/>
+          <w:color w:val="000000"/>
+          <w:sz w:val="18"/>
+          <w:highlight w:val="lightGray"/>
+        </w:rPr>
+        <w:t xml:space="preserve"> </w:t>
+      </w:r>
+      <w:r>
+        <w:rPr>
+          <w:rFonts w:ascii="Arial" w:hAnsi="Arial" w:eastAsia="Arial" w:cs="Arial"/>
+          <w:b w:val="0"/>
+          <w:i w:val="0"/>
+          <w:color w:val="000000"/>
+          <w:sz w:val="18"/>
+          <w:highlight w:val="lightGray"/>
+        </w:rPr>
+        <w:t>1</w:t>
+      </w:r>
+      <w:r>
+        <w:rPr>
+          <w:rFonts w:ascii="Arial" w:hAnsi="Arial" w:eastAsia="Arial" w:cs="Arial"/>
+          <w:b w:val="0"/>
+          <w:i w:val="0"/>
+          <w:color w:val="000000"/>
+          <w:sz w:val="18"/>
+          <w:highlight w:val="lightGray"/>
+        </w:rPr>
+        <w:t>,</w:t>
+      </w:r>
+      <w:r>
+        <w:rPr>
+          <w:rFonts w:ascii="Arial" w:hAnsi="Arial" w:eastAsia="Arial" w:cs="Arial"/>
+          <w:b w:val="0"/>
+          <w:i w:val="0"/>
+          <w:color w:val="000000"/>
+          <w:sz w:val="18"/>
+          <w:highlight w:val="lightGray"/>
+        </w:rPr>
+        <w:t xml:space="preserve"> </w:t>
+      </w:r>
+      <w:r>
+        <w:rPr>
+          <w:rFonts w:ascii="Arial" w:hAnsi="Arial" w:eastAsia="Arial" w:cs="Arial"/>
+          <w:b w:val="0"/>
+          <w:i w:val="0"/>
+          <w:color w:val="000000"/>
+          <w:sz w:val="18"/>
+          <w:highlight w:val="lightGray"/>
+        </w:rPr>
+        <w:t>N</w:t>
+      </w:r>
+      <w:r>
+        <w:rPr>
+          <w:rFonts w:ascii="Arial" w:hAnsi="Arial" w:eastAsia="Arial" w:cs="Arial"/>
+          <w:b w:val="0"/>
+          <w:i w:val="0"/>
+          <w:color w:val="000000"/>
+          <w:sz w:val="18"/>
+          <w:highlight w:val="lightGray"/>
+        </w:rPr>
+        <w:t>a</w:t>
+      </w:r>
+      <w:r>
+        <w:rPr>
+          <w:rFonts w:ascii="Arial" w:hAnsi="Arial" w:eastAsia="Arial" w:cs="Arial"/>
+          <w:b w:val="0"/>
+          <w:i w:val="0"/>
+          <w:color w:val="000000"/>
+          <w:sz w:val="18"/>
+          <w:highlight w:val="lightGray"/>
+        </w:rPr>
+        <w:t>m</w:t>
+      </w:r>
+      <w:r>
+        <w:rPr>
+          <w:rFonts w:ascii="Arial" w:hAnsi="Arial" w:eastAsia="Arial" w:cs="Arial"/>
+          <w:b w:val="0"/>
+          <w:i w:val="0"/>
+          <w:color w:val="000000"/>
+          <w:sz w:val="18"/>
+          <w:highlight w:val="lightGray"/>
+        </w:rPr>
+        <w:t>e</w:t>
+      </w:r>
+      <w:r>
+        <w:rPr>
+          <w:rFonts w:ascii="Arial" w:hAnsi="Arial" w:eastAsia="Arial" w:cs="Arial"/>
+          <w:b w:val="0"/>
+          <w:i w:val="0"/>
+          <w:color w:val="000000"/>
+          <w:sz w:val="18"/>
+          <w:highlight w:val="lightGray"/>
+        </w:rPr>
+        <w:t>_</w:t>
+      </w:r>
+      <w:r>
+        <w:rPr>
+          <w:rFonts w:ascii="Arial" w:hAnsi="Arial" w:eastAsia="Arial" w:cs="Arial"/>
+          <w:b w:val="0"/>
+          <w:i w:val="0"/>
+          <w:color w:val="000000"/>
+          <w:sz w:val="18"/>
+          <w:highlight w:val="lightGray"/>
+        </w:rPr>
+        <w:t>E</w:t>
+      </w:r>
+      <w:r>
+        <w:rPr>
+          <w:rFonts w:ascii="Arial" w:hAnsi="Arial" w:eastAsia="Arial" w:cs="Arial"/>
+          <w:b w:val="0"/>
+          <w:i w:val="0"/>
+          <w:color w:val="000000"/>
+          <w:sz w:val="18"/>
+          <w:highlight w:val="lightGray"/>
+        </w:rPr>
+        <w:t>n</w:t>
+      </w:r>
+      <w:r>
+        <w:rPr>
+          <w:rFonts w:ascii="Arial" w:hAnsi="Arial" w:eastAsia="Arial" w:cs="Arial"/>
+          <w:b w:val="0"/>
+          <w:i w:val="0"/>
+          <w:color w:val="000000"/>
+          <w:sz w:val="18"/>
+          <w:highlight w:val="lightGray"/>
+        </w:rPr>
+        <w:t xml:space="preserve"> </w:t>
+      </w:r>
+      <w:r>
+        <w:rPr>
+          <w:rFonts w:ascii="Arial" w:hAnsi="Arial" w:eastAsia="Arial" w:cs="Arial"/>
+          <w:b w:val="0"/>
+          <w:i w:val="0"/>
+          <w:color w:val="000000"/>
+          <w:sz w:val="18"/>
+          <w:highlight w:val="lightGray"/>
+        </w:rPr>
+        <w:t>C</w:t>
+      </w:r>
+      <w:r>
+        <w:rPr>
+          <w:rFonts w:ascii="Arial" w:hAnsi="Arial" w:eastAsia="Arial" w:cs="Arial"/>
+          <w:b w:val="0"/>
+          <w:i w:val="0"/>
+          <w:color w:val="000000"/>
+          <w:sz w:val="18"/>
+          <w:highlight w:val="lightGray"/>
+        </w:rPr>
+        <w:t>o</w:t>
+      </w:r>
+      <w:r>
+        <w:rPr>
+          <w:rFonts w:ascii="Arial" w:hAnsi="Arial" w:eastAsia="Arial" w:cs="Arial"/>
+          <w:b w:val="0"/>
+          <w:i w:val="0"/>
+          <w:color w:val="000000"/>
+          <w:sz w:val="18"/>
+          <w:highlight w:val="lightGray"/>
+        </w:rPr>
+        <w:t>l</w:t>
+      </w:r>
+      <w:r>
+        <w:rPr>
+          <w:rFonts w:ascii="Arial" w:hAnsi="Arial" w:eastAsia="Arial" w:cs="Arial"/>
+          <w:b w:val="0"/>
+          <w:i w:val="0"/>
+          <w:color w:val="000000"/>
+          <w:sz w:val="18"/>
+          <w:highlight w:val="lightGray"/>
+        </w:rPr>
+        <w:t>u</w:t>
+      </w:r>
+      <w:r>
+        <w:rPr>
+          <w:rFonts w:ascii="Arial" w:hAnsi="Arial" w:eastAsia="Arial" w:cs="Arial"/>
+          <w:b w:val="0"/>
+          <w:i w:val="0"/>
+          <w:color w:val="000000"/>
+          <w:sz w:val="18"/>
+          <w:highlight w:val="lightGray"/>
+        </w:rPr>
+        <w:t>m</w:t>
+      </w:r>
+      <w:r>
+        <w:rPr>
+          <w:rFonts w:ascii="Arial" w:hAnsi="Arial" w:eastAsia="Arial" w:cs="Arial"/>
+          <w:b w:val="0"/>
+          <w:i w:val="0"/>
+          <w:color w:val="000000"/>
+          <w:sz w:val="18"/>
+          <w:highlight w:val="lightGray"/>
+        </w:rPr>
+        <w:t>n</w:t>
+      </w:r>
+      <w:r>
+        <w:rPr>
+          <w:rFonts w:ascii="Arial" w:hAnsi="Arial" w:eastAsia="Arial" w:cs="Arial"/>
+          <w:b w:val="0"/>
+          <w:i w:val="0"/>
+          <w:color w:val="000000"/>
+          <w:sz w:val="18"/>
+          <w:highlight w:val="lightGray"/>
+        </w:rPr>
+        <w:t>:</w:t>
+      </w:r>
+      <w:r>
+        <w:rPr>
+          <w:rFonts w:ascii="Arial" w:hAnsi="Arial" w:eastAsia="Arial" w:cs="Arial"/>
+          <w:b w:val="0"/>
+          <w:i w:val="0"/>
+          <w:color w:val="000000"/>
+          <w:sz w:val="18"/>
+          <w:highlight w:val="lightGray"/>
+        </w:rPr>
+        <w:t xml:space="preserve"> </w:t>
+      </w:r>
+      <w:r>
+        <w:rPr>
+          <w:rFonts w:ascii="Arial" w:hAnsi="Arial" w:eastAsia="Arial" w:cs="Arial"/>
+          <w:b w:val="0"/>
+          <w:i w:val="0"/>
+          <w:color w:val="000000"/>
+          <w:sz w:val="18"/>
+          <w:highlight w:val="lightGray"/>
+        </w:rPr>
+        <w:t>M</w:t>
+      </w:r>
+      <w:r>
+        <w:rPr>
+          <w:rFonts w:ascii="Arial" w:hAnsi="Arial" w:eastAsia="Arial" w:cs="Arial"/>
+          <w:b w:val="0"/>
+          <w:i w:val="0"/>
+          <w:color w:val="000000"/>
+          <w:sz w:val="18"/>
+          <w:highlight w:val="lightGray"/>
+        </w:rPr>
+        <w:t>o</w:t>
+      </w:r>
+      <w:r>
+        <w:rPr>
+          <w:rFonts w:ascii="Arial" w:hAnsi="Arial" w:eastAsia="Arial" w:cs="Arial"/>
+          <w:b w:val="0"/>
+          <w:i w:val="0"/>
+          <w:color w:val="000000"/>
+          <w:sz w:val="18"/>
+          <w:highlight w:val="lightGray"/>
+        </w:rPr>
+        <w:t>t</w:t>
+      </w:r>
+      <w:r>
+        <w:rPr>
+          <w:rFonts w:ascii="Arial" w:hAnsi="Arial" w:eastAsia="Arial" w:cs="Arial"/>
+          <w:b w:val="0"/>
+          <w:i w:val="0"/>
+          <w:color w:val="000000"/>
+          <w:sz w:val="18"/>
+          <w:highlight w:val="lightGray"/>
+        </w:rPr>
+        <w:t>a</w:t>
+      </w:r>
+      <w:r>
+        <w:rPr>
+          <w:rFonts w:ascii="Arial" w:hAnsi="Arial" w:eastAsia="Arial" w:cs="Arial"/>
+          <w:b w:val="0"/>
+          <w:i w:val="0"/>
+          <w:color w:val="000000"/>
+          <w:sz w:val="18"/>
+          <w:highlight w:val="lightGray"/>
+        </w:rPr>
+        <w:t>s</w:t>
+      </w:r>
+      <w:r>
+        <w:rPr>
+          <w:rFonts w:ascii="Arial" w:hAnsi="Arial" w:eastAsia="Arial" w:cs="Arial"/>
+          <w:b w:val="0"/>
+          <w:i w:val="0"/>
+          <w:color w:val="000000"/>
+          <w:sz w:val="18"/>
+          <w:highlight w:val="lightGray"/>
+        </w:rPr>
+        <w:t>e</w:t>
+      </w:r>
+      <w:r>
+        <w:rPr>
+          <w:rFonts w:ascii="Arial" w:hAnsi="Arial" w:eastAsia="Arial" w:cs="Arial"/>
+          <w:b w:val="0"/>
+          <w:i w:val="0"/>
+          <w:color w:val="000000"/>
+          <w:sz w:val="18"/>
+          <w:highlight w:val="lightGray"/>
+        </w:rPr>
+        <w:t>m</w:t>
+      </w:r>
+      <w:r>
+        <w:rPr>
+          <w:rFonts w:ascii="Arial" w:hAnsi="Arial" w:eastAsia="Arial" w:cs="Arial"/>
+          <w:b w:val="0"/>
+          <w:i w:val="0"/>
+          <w:color w:val="000000"/>
+          <w:sz w:val="18"/>
+          <w:highlight w:val="lightGray"/>
+        </w:rPr>
+        <w:t xml:space="preserve"> </w:t>
+      </w:r>
+      <w:r>
+        <w:rPr>
+          <w:rFonts w:ascii="Arial" w:hAnsi="Arial" w:eastAsia="Arial" w:cs="Arial"/>
+          <w:b w:val="0"/>
+          <w:i w:val="0"/>
+          <w:color w:val="000000"/>
+          <w:sz w:val="18"/>
+          <w:highlight w:val="lightGray"/>
+        </w:rPr>
+        <w:t>E</w:t>
+      </w:r>
+      <w:r>
+        <w:rPr>
+          <w:rFonts w:ascii="Arial" w:hAnsi="Arial" w:eastAsia="Arial" w:cs="Arial"/>
+          <w:b w:val="0"/>
+          <w:i w:val="0"/>
+          <w:color w:val="000000"/>
+          <w:sz w:val="18"/>
+          <w:highlight w:val="lightGray"/>
+        </w:rPr>
+        <w:t>s</w:t>
+      </w:r>
+      <w:r>
+        <w:rPr>
+          <w:rFonts w:ascii="Arial" w:hAnsi="Arial" w:eastAsia="Arial" w:cs="Arial"/>
+          <w:b w:val="0"/>
+          <w:i w:val="0"/>
+          <w:color w:val="000000"/>
+          <w:sz w:val="18"/>
+          <w:highlight w:val="lightGray"/>
+        </w:rPr>
+        <w:t>s</w:t>
+      </w:r>
+      <w:r>
+        <w:rPr>
+          <w:rFonts w:ascii="Arial" w:hAnsi="Arial" w:eastAsia="Arial" w:cs="Arial"/>
+          <w:b w:val="0"/>
+          <w:i w:val="0"/>
+          <w:color w:val="000000"/>
+          <w:sz w:val="18"/>
+          <w:highlight w:val="lightGray"/>
+        </w:rPr>
+        <w:t>a</w:t>
+      </w:r>
+      <w:r>
+        <w:rPr>
+          <w:rFonts w:ascii="Arial" w:hAnsi="Arial" w:eastAsia="Arial" w:cs="Arial"/>
+          <w:b w:val="0"/>
+          <w:i w:val="0"/>
+          <w:color w:val="000000"/>
+          <w:sz w:val="18"/>
+          <w:highlight w:val="lightGray"/>
+        </w:rPr>
+        <w:t>m</w:t>
+      </w:r>
+      <w:r>
+        <w:rPr>
+          <w:rFonts w:ascii="Arial" w:hAnsi="Arial" w:eastAsia="Arial" w:cs="Arial"/>
+          <w:b w:val="0"/>
+          <w:i w:val="0"/>
+          <w:color w:val="000000"/>
+          <w:sz w:val="18"/>
+          <w:highlight w:val="lightGray"/>
+        </w:rPr>
+        <w:t>]</w:t>
+      </w:r>
+      <w:r>
+        <w:rPr>
+          <w:rFonts w:ascii="Arial" w:hAnsi="Arial" w:eastAsia="Arial" w:cs="Arial"/>
+          <w:b w:val="0"/>
+          <w:i w:val="0"/>
+          <w:color w:val="000000"/>
+          <w:sz w:val="18"/>
+          <w:highlight w:val="lightGray"/>
+        </w:rPr>
+        <w:t xml:space="preserve"> </w:t>
+      </w:r>
+      <w:r>
+        <w:rPr>
+          <w:rFonts w:ascii="Arial" w:hAnsi="Arial" w:eastAsia="Arial" w:cs="Arial"/>
+          <w:b w:val="0"/>
+          <w:i w:val="0"/>
+          <w:color w:val="000000"/>
+          <w:sz w:val="18"/>
+          <w:highlight w:val="lightGray"/>
+        </w:rPr>
+        <w:t>-</w:t>
+      </w:r>
+      <w:r>
+        <w:rPr>
+          <w:rFonts w:ascii="Arial" w:hAnsi="Arial" w:eastAsia="Arial" w:cs="Arial"/>
+          <w:b w:val="0"/>
+          <w:i w:val="0"/>
+          <w:color w:val="000000"/>
+          <w:sz w:val="18"/>
+          <w:highlight w:val="lightGray"/>
+        </w:rPr>
+        <w:t>&gt;</w:t>
+      </w:r>
+      <w:r>
+        <w:rPr>
+          <w:rFonts w:ascii="Arial" w:hAnsi="Arial" w:eastAsia="Arial" w:cs="Arial"/>
+          <w:b w:val="0"/>
+          <w:i w:val="0"/>
+          <w:color w:val="000000"/>
+          <w:sz w:val="18"/>
+          <w:highlight w:val="lightGray"/>
+        </w:rPr>
+        <w:t xml:space="preserve"> </w:t>
+      </w:r>
+      <w:r>
+        <w:rPr>
+          <w:rFonts w:ascii="Arial" w:hAnsi="Arial" w:eastAsia="Arial" w:cs="Arial"/>
+          <w:b/>
+          <w:i w:val="0"/>
+          <w:color w:val="000000"/>
+          <w:sz w:val="18"/>
+          <w:highlight w:val="lightGray"/>
+        </w:rPr>
+        <w:t>F</w:t>
+      </w:r>
+      <w:r>
+        <w:rPr>
+          <w:rFonts w:ascii="Arial" w:hAnsi="Arial" w:eastAsia="Arial" w:cs="Arial"/>
+          <w:b/>
+          <w:i w:val="0"/>
+          <w:color w:val="000000"/>
+          <w:sz w:val="18"/>
+          <w:highlight w:val="lightGray"/>
+        </w:rPr>
+        <w:t>r</w:t>
+      </w:r>
+      <w:r>
+        <w:rPr>
+          <w:rFonts w:ascii="Arial" w:hAnsi="Arial" w:eastAsia="Arial" w:cs="Arial"/>
+          <w:b/>
+          <w:i w:val="0"/>
+          <w:color w:val="000000"/>
+          <w:sz w:val="18"/>
+          <w:highlight w:val="lightGray"/>
+        </w:rPr>
+        <w:t>o</w:t>
+      </w:r>
+      <w:r>
+        <w:rPr>
+          <w:rFonts w:ascii="Arial" w:hAnsi="Arial" w:eastAsia="Arial" w:cs="Arial"/>
+          <w:b/>
+          <w:i w:val="0"/>
+          <w:color w:val="000000"/>
+          <w:sz w:val="18"/>
+          <w:highlight w:val="lightGray"/>
+        </w:rPr>
+        <w:t>m</w:t>
+      </w:r>
+      <w:r>
+        <w:rPr>
+          <w:rFonts w:ascii="Arial" w:hAnsi="Arial" w:eastAsia="Arial" w:cs="Arial"/>
+          <w:b/>
+          <w:i w:val="0"/>
+          <w:color w:val="000000"/>
+          <w:sz w:val="18"/>
+          <w:highlight w:val="lightGray"/>
+        </w:rPr>
+        <w:t>:</w:t>
+      </w:r>
+      <w:r>
+        <w:rPr>
+          <w:rFonts w:ascii="Arial" w:hAnsi="Arial" w:eastAsia="Arial" w:cs="Arial"/>
+          <w:b w:val="0"/>
+          <w:i w:val="0"/>
+          <w:color w:val="000000"/>
+          <w:sz w:val="18"/>
+          <w:highlight w:val="lightGray"/>
+        </w:rPr>
+        <w:t xml:space="preserve"> </w:t>
+      </w:r>
+      <w:r>
+        <w:rPr>
+          <w:rFonts w:ascii="Arial" w:hAnsi="Arial" w:eastAsia="Arial" w:cs="Arial"/>
+          <w:b w:val="0"/>
+          <w:i w:val="0"/>
+          <w:color w:val="000000"/>
+          <w:sz w:val="18"/>
+          <w:highlight w:val="lightGray"/>
+        </w:rPr>
+        <w:t>[</w:t>
+      </w:r>
+      <w:r>
+        <w:rPr>
+          <w:rFonts w:ascii="Arial" w:hAnsi="Arial" w:eastAsia="Arial" w:cs="Arial"/>
+          <w:b w:val="0"/>
+          <w:i w:val="0"/>
+          <w:color w:val="000000"/>
+          <w:sz w:val="18"/>
+          <w:highlight w:val="lightGray"/>
+        </w:rPr>
+        <w:t>C</w:t>
+      </w:r>
+      <w:r>
+        <w:rPr>
+          <w:rFonts w:ascii="Arial" w:hAnsi="Arial" w:eastAsia="Arial" w:cs="Arial"/>
+          <w:b w:val="0"/>
+          <w:i w:val="0"/>
+          <w:color w:val="000000"/>
+          <w:sz w:val="18"/>
+          <w:highlight w:val="lightGray"/>
+        </w:rPr>
+        <w:t>h</w:t>
+      </w:r>
+      <w:r>
+        <w:rPr>
+          <w:rFonts w:ascii="Arial" w:hAnsi="Arial" w:eastAsia="Arial" w:cs="Arial"/>
+          <w:b w:val="0"/>
+          <w:i w:val="0"/>
+          <w:color w:val="000000"/>
+          <w:sz w:val="18"/>
+          <w:highlight w:val="lightGray"/>
+        </w:rPr>
+        <w:t>a</w:t>
+      </w:r>
+      <w:r>
+        <w:rPr>
+          <w:rFonts w:ascii="Arial" w:hAnsi="Arial" w:eastAsia="Arial" w:cs="Arial"/>
+          <w:b w:val="0"/>
+          <w:i w:val="0"/>
+          <w:color w:val="000000"/>
+          <w:sz w:val="18"/>
+          <w:highlight w:val="lightGray"/>
+        </w:rPr>
+        <w:t>t</w:t>
+      </w:r>
+      <w:r>
+        <w:rPr>
+          <w:rFonts w:ascii="Arial" w:hAnsi="Arial" w:eastAsia="Arial" w:cs="Arial"/>
+          <w:b w:val="0"/>
+          <w:i w:val="0"/>
+          <w:color w:val="000000"/>
+          <w:sz w:val="18"/>
+          <w:highlight w:val="lightGray"/>
+        </w:rPr>
+        <w:t>g</w:t>
+      </w:r>
+      <w:r>
+        <w:rPr>
+          <w:rFonts w:ascii="Arial" w:hAnsi="Arial" w:eastAsia="Arial" w:cs="Arial"/>
+          <w:b w:val="0"/>
+          <w:i w:val="0"/>
+          <w:color w:val="000000"/>
+          <w:sz w:val="18"/>
+          <w:highlight w:val="lightGray"/>
+        </w:rPr>
+        <w:t>p</w:t>
+      </w:r>
+      <w:r>
+        <w:rPr>
+          <w:rFonts w:ascii="Arial" w:hAnsi="Arial" w:eastAsia="Arial" w:cs="Arial"/>
+          <w:b w:val="0"/>
+          <w:i w:val="0"/>
+          <w:color w:val="000000"/>
+          <w:sz w:val="18"/>
+          <w:highlight w:val="lightGray"/>
+        </w:rPr>
+        <w:t>t</w:t>
+      </w:r>
+      <w:r>
+        <w:rPr>
+          <w:rFonts w:ascii="Arial" w:hAnsi="Arial" w:eastAsia="Arial" w:cs="Arial"/>
+          <w:b w:val="0"/>
+          <w:i w:val="0"/>
+          <w:color w:val="000000"/>
+          <w:sz w:val="18"/>
+          <w:highlight w:val="lightGray"/>
+        </w:rPr>
+        <w:t xml:space="preserve"> </w:t>
+      </w:r>
+      <w:r>
+        <w:rPr>
+          <w:rFonts w:ascii="Arial" w:hAnsi="Arial" w:eastAsia="Arial" w:cs="Arial"/>
+          <w:b w:val="0"/>
+          <w:i w:val="0"/>
+          <w:color w:val="000000"/>
+          <w:sz w:val="18"/>
+          <w:highlight w:val="lightGray"/>
+        </w:rPr>
+        <w:t>(</w:t>
+      </w:r>
+      <w:r>
+        <w:rPr>
+          <w:rFonts w:ascii="Arial" w:hAnsi="Arial" w:eastAsia="Arial" w:cs="Arial"/>
+          <w:b w:val="0"/>
+          <w:i w:val="0"/>
+          <w:color w:val="000000"/>
+          <w:sz w:val="18"/>
+          <w:highlight w:val="lightGray"/>
+        </w:rPr>
+        <w:t>G</w:t>
+      </w:r>
+      <w:r>
+        <w:rPr>
+          <w:rFonts w:ascii="Arial" w:hAnsi="Arial" w:eastAsia="Arial" w:cs="Arial"/>
+          <w:b w:val="0"/>
+          <w:i w:val="0"/>
+          <w:color w:val="000000"/>
+          <w:sz w:val="18"/>
+          <w:highlight w:val="lightGray"/>
+        </w:rPr>
+        <w:t>P</w:t>
+      </w:r>
+      <w:r>
+        <w:rPr>
+          <w:rFonts w:ascii="Arial" w:hAnsi="Arial" w:eastAsia="Arial" w:cs="Arial"/>
+          <w:b w:val="0"/>
+          <w:i w:val="0"/>
+          <w:color w:val="000000"/>
+          <w:sz w:val="18"/>
+          <w:highlight w:val="lightGray"/>
+        </w:rPr>
+        <w:t>T</w:t>
+      </w:r>
+      <w:r>
+        <w:rPr>
+          <w:rFonts w:ascii="Arial" w:hAnsi="Arial" w:eastAsia="Arial" w:cs="Arial"/>
+          <w:b w:val="0"/>
+          <w:i w:val="0"/>
+          <w:color w:val="000000"/>
+          <w:sz w:val="18"/>
+          <w:highlight w:val="lightGray"/>
         </w:rPr>
         <w:t>‑</w:t>
       </w:r>
       <w:r>
         <w:rPr>
-          <w:rFonts w:ascii="Arial" w:eastAsia="Arial" w:hAnsi="Arial"/>
-          <w:b/>
-          <w:sz w:val="22"/>
-          <w:szCs w:val="14"/>
-          <w:shd w:val="clear" w:color="auto" w:fill="B7B7B7"/>
-        </w:rPr>
-        <w:t>5 Mini) at [12/9/2025]</w:t>
-      </w:r>
-      <w:bookmarkEnd w:id="0"/>
-      <w:r>
-        <w:rPr>
-          <w:rFonts w:ascii="Arial" w:eastAsia="Arial" w:hAnsi="Arial"/>
-          <w:sz w:val="22"/>
+          <w:rFonts w:ascii="Arial" w:hAnsi="Arial" w:eastAsia="Arial" w:cs="Arial"/>
+          <w:b w:val="0"/>
+          <w:i w:val="0"/>
+          <w:color w:val="000000"/>
+          <w:sz w:val="18"/>
+          <w:highlight w:val="lightGray"/>
+        </w:rPr>
+        <w:t>5</w:t>
+      </w:r>
+      <w:r>
+        <w:rPr>
+          <w:rFonts w:ascii="Arial" w:hAnsi="Arial" w:eastAsia="Arial" w:cs="Arial"/>
+          <w:b w:val="0"/>
+          <w:i w:val="0"/>
+          <w:color w:val="000000"/>
+          <w:sz w:val="18"/>
+          <w:highlight w:val="lightGray"/>
+        </w:rPr>
+        <w:t xml:space="preserve"> </w:t>
+      </w:r>
+      <w:r>
+        <w:rPr>
+          <w:rFonts w:ascii="Arial" w:hAnsi="Arial" w:eastAsia="Arial" w:cs="Arial"/>
+          <w:b w:val="0"/>
+          <w:i w:val="0"/>
+          <w:color w:val="000000"/>
+          <w:sz w:val="18"/>
+          <w:highlight w:val="lightGray"/>
+        </w:rPr>
+        <w:t>M</w:t>
+      </w:r>
+      <w:r>
+        <w:rPr>
+          <w:rFonts w:ascii="Arial" w:hAnsi="Arial" w:eastAsia="Arial" w:cs="Arial"/>
+          <w:b w:val="0"/>
+          <w:i w:val="0"/>
+          <w:color w:val="000000"/>
+          <w:sz w:val="18"/>
+          <w:highlight w:val="lightGray"/>
+        </w:rPr>
+        <w:t>i</w:t>
+      </w:r>
+      <w:r>
+        <w:rPr>
+          <w:rFonts w:ascii="Arial" w:hAnsi="Arial" w:eastAsia="Arial" w:cs="Arial"/>
+          <w:b w:val="0"/>
+          <w:i w:val="0"/>
+          <w:color w:val="000000"/>
+          <w:sz w:val="18"/>
+          <w:highlight w:val="lightGray"/>
+        </w:rPr>
+        <w:t>n</w:t>
+      </w:r>
+      <w:r>
+        <w:rPr>
+          <w:rFonts w:ascii="Arial" w:hAnsi="Arial" w:eastAsia="Arial" w:cs="Arial"/>
+          <w:b w:val="0"/>
+          <w:i w:val="0"/>
+          <w:color w:val="000000"/>
+          <w:sz w:val="18"/>
+          <w:highlight w:val="lightGray"/>
+        </w:rPr>
+        <w:t>i</w:t>
+      </w:r>
+      <w:r>
+        <w:rPr>
+          <w:rFonts w:ascii="Arial" w:hAnsi="Arial" w:eastAsia="Arial" w:cs="Arial"/>
+          <w:b w:val="0"/>
+          <w:i w:val="0"/>
+          <w:color w:val="000000"/>
+          <w:sz w:val="18"/>
+          <w:highlight w:val="lightGray"/>
+        </w:rPr>
+        <w:t>)</w:t>
+      </w:r>
+      <w:r>
+        <w:rPr>
+          <w:rFonts w:ascii="Arial" w:hAnsi="Arial" w:eastAsia="Arial" w:cs="Arial"/>
+          <w:b w:val="0"/>
+          <w:i w:val="0"/>
+          <w:color w:val="000000"/>
+          <w:sz w:val="18"/>
+          <w:highlight w:val="lightGray"/>
+        </w:rPr>
+        <w:t>]</w:t>
+      </w:r>
+      <w:r>
+        <w:rPr>
+          <w:rFonts w:ascii="Arial" w:hAnsi="Arial" w:eastAsia="Arial" w:cs="Arial"/>
+          <w:b w:val="0"/>
+          <w:i w:val="0"/>
+          <w:color w:val="000000"/>
+          <w:sz w:val="18"/>
+          <w:highlight w:val="lightGray"/>
+        </w:rPr>
+        <w:t xml:space="preserve"> </w:t>
+      </w:r>
+      <w:r>
+        <w:rPr>
+          <w:rFonts w:ascii="Arial" w:hAnsi="Arial" w:eastAsia="Arial" w:cs="Arial"/>
+          <w:b/>
+          <w:i w:val="0"/>
+          <w:color w:val="000000"/>
+          <w:sz w:val="18"/>
+          <w:highlight w:val="lightGray"/>
+        </w:rPr>
+        <w:t>o</w:t>
+      </w:r>
+      <w:r>
+        <w:rPr>
+          <w:rFonts w:ascii="Arial" w:hAnsi="Arial" w:eastAsia="Arial" w:cs="Arial"/>
+          <w:b/>
+          <w:i w:val="0"/>
+          <w:color w:val="000000"/>
+          <w:sz w:val="18"/>
+          <w:highlight w:val="lightGray"/>
+        </w:rPr>
+        <w:t>n</w:t>
+      </w:r>
+      <w:r>
+        <w:rPr>
+          <w:rFonts w:ascii="Arial" w:hAnsi="Arial"/>
+          <w:b w:val="0"/>
+          <w:i w:val="0"/>
+          <w:color w:val="000000"/>
+          <w:sz w:val="18"/>
+          <w:highlight w:val="lightGray"/>
+        </w:rPr>
+        <w:t xml:space="preserve"> </w:t>
+      </w:r>
+      <w:r>
+        <w:rPr>
+          <w:rFonts w:ascii="Arial" w:hAnsi="Arial"/>
+          <w:b w:val="0"/>
+          <w:i w:val="0"/>
+          <w:color w:val="000000"/>
+          <w:sz w:val="18"/>
+          <w:highlight w:val="lightGray"/>
+        </w:rPr>
+        <w:t>[</w:t>
+      </w:r>
+      <w:r>
+        <w:rPr>
+          <w:rFonts w:ascii="Arial" w:hAnsi="Arial"/>
+          <w:b w:val="0"/>
+          <w:i w:val="0"/>
+          <w:sz w:val="18"/>
+          <w:highlight w:val="lightGray"/>
+        </w:rPr>
+        <w:t>12/9/2025]</w:t>
+      </w:r>
+      <w:r>
+        <w:rPr>
+          <w:rFonts w:ascii="Arial" w:hAnsi="Arial"/>
+          <w:b w:val="0"/>
+          <w:i w:val="0"/>
+          <w:sz w:val="18"/>
+          <w:highlight w:val="lightGray"/>
         </w:rPr>
         <w:br/>
         <w:t xml:space="preserve">A </w:t>
       </w:r>
       <w:r>
         <w:rPr>
-          <w:rFonts w:ascii="Arial" w:eastAsia="Arial" w:hAnsi="Arial"/>
-          <w:b/>
-          <w:bCs/>
-          <w:sz w:val="22"/>
+          <w:rFonts w:ascii="Arial" w:hAnsi="Arial"/>
+          <w:b w:val="0"/>
+          <w:i w:val="0"/>
+          <w:sz w:val="18"/>
+          <w:highlight w:val="lightGray"/>
         </w:rPr>
         <w:t>Personal Area Network (PAN)</w:t>
       </w:r>
       <w:r>
         <w:rPr>
-          <w:rFonts w:ascii="Arial" w:eastAsia="Arial" w:hAnsi="Arial"/>
-          <w:sz w:val="22"/>
+          <w:rFonts w:ascii="Arial" w:hAnsi="Arial"/>
+          <w:b w:val="0"/>
+          <w:i w:val="0"/>
+          <w:sz w:val="18"/>
+          <w:highlight w:val="lightGray"/>
         </w:rPr>
         <w:t xml:space="preserve"> is a very small network used to connect personal devices within a short range, usually just a few meters. It is designed for one person’s use to connect devices like phones, laptops, tablets, or wearable technology.</w:t>
       </w:r>
@@ -156,81 +1699,1626 @@
       </w:pPr>
       <w:r>
         <w:rPr>
-          <w:rFonts w:ascii="Arial" w:eastAsia="Arial" w:hAnsi="Arial"/>
-          <w:b/>
-          <w:sz w:val="22"/>
-          <w:shd w:val="clear" w:color="auto" w:fill="B7B7B7"/>
-        </w:rPr>
-        <w:t># Source</w:t>
-      </w:r>
-      <w:r>
-        <w:rPr>
-          <w:rFonts w:ascii="Arial" w:eastAsia="Arial" w:hAnsi="Arial"/>
-          <w:sz w:val="22"/>
-          <w:shd w:val="clear" w:color="auto" w:fill="B7B7B7"/>
-        </w:rPr>
-        <w:t xml:space="preserve">: </w:t>
-      </w:r>
-      <w:r>
-        <w:rPr>
-          <w:rFonts w:ascii="Arial" w:eastAsia="Arial" w:hAnsi="Arial"/>
-          <w:b/>
-          <w:sz w:val="22"/>
-          <w:shd w:val="clear" w:color="auto" w:fill="B7B7B7"/>
-        </w:rPr>
-        <w:t xml:space="preserve">Chatgpt </w:t>
-      </w:r>
-      <w:r>
-        <w:rPr>
-          <w:rFonts w:ascii="Arial" w:eastAsia="Arial" w:hAnsi="Arial"/>
-          <w:b/>
-          <w:sz w:val="22"/>
-          <w:szCs w:val="14"/>
-          <w:shd w:val="clear" w:color="auto" w:fill="B7B7B7"/>
-        </w:rPr>
-        <w:t>(GPT</w:t>
-      </w:r>
-      <w:r>
-        <w:rPr>
-          <w:rFonts w:ascii="Arial" w:eastAsia="Arial" w:hAnsi="Arial" w:cs="Cambria Math"/>
-          <w:b/>
-          <w:sz w:val="22"/>
-          <w:szCs w:val="14"/>
-          <w:shd w:val="clear" w:color="auto" w:fill="B7B7B7"/>
+          <w:rFonts w:ascii="Arial" w:hAnsi="Arial" w:eastAsia="Arial" w:cs="Arial"/>
+          <w:b/>
+          <w:i w:val="0"/>
+          <w:color w:val="000000"/>
+          <w:sz w:val="18"/>
+          <w:highlight w:val="lightGray"/>
+        </w:rPr>
+        <w:t>#</w:t>
+      </w:r>
+      <w:r>
+        <w:rPr>
+          <w:rFonts w:ascii="Arial" w:hAnsi="Arial" w:eastAsia="Arial" w:cs="Arial"/>
+          <w:b/>
+          <w:i w:val="0"/>
+          <w:color w:val="000000"/>
+          <w:sz w:val="18"/>
+          <w:highlight w:val="lightGray"/>
+        </w:rPr>
+        <w:t xml:space="preserve"> </w:t>
+      </w:r>
+      <w:r>
+        <w:rPr>
+          <w:rFonts w:ascii="Arial" w:hAnsi="Arial" w:eastAsia="Arial" w:cs="Arial"/>
+          <w:b/>
+          <w:i w:val="0"/>
+          <w:color w:val="000000"/>
+          <w:sz w:val="18"/>
+          <w:highlight w:val="lightGray"/>
+        </w:rPr>
+        <w:t>S</w:t>
+      </w:r>
+      <w:r>
+        <w:rPr>
+          <w:rFonts w:ascii="Arial" w:hAnsi="Arial" w:eastAsia="Arial" w:cs="Arial"/>
+          <w:b/>
+          <w:i w:val="0"/>
+          <w:color w:val="000000"/>
+          <w:sz w:val="18"/>
+          <w:highlight w:val="lightGray"/>
+        </w:rPr>
+        <w:t>o</w:t>
+      </w:r>
+      <w:r>
+        <w:rPr>
+          <w:rFonts w:ascii="Arial" w:hAnsi="Arial" w:eastAsia="Arial" w:cs="Arial"/>
+          <w:b/>
+          <w:i w:val="0"/>
+          <w:color w:val="000000"/>
+          <w:sz w:val="18"/>
+          <w:highlight w:val="lightGray"/>
+        </w:rPr>
+        <w:t>u</w:t>
+      </w:r>
+      <w:r>
+        <w:rPr>
+          <w:rFonts w:ascii="Arial" w:hAnsi="Arial" w:eastAsia="Arial" w:cs="Arial"/>
+          <w:b/>
+          <w:i w:val="0"/>
+          <w:color w:val="000000"/>
+          <w:sz w:val="18"/>
+          <w:highlight w:val="lightGray"/>
+        </w:rPr>
+        <w:t>r</w:t>
+      </w:r>
+      <w:r>
+        <w:rPr>
+          <w:rFonts w:ascii="Arial" w:hAnsi="Arial" w:eastAsia="Arial" w:cs="Arial"/>
+          <w:b/>
+          <w:i w:val="0"/>
+          <w:color w:val="000000"/>
+          <w:sz w:val="18"/>
+          <w:highlight w:val="lightGray"/>
+        </w:rPr>
+        <w:t>c</w:t>
+      </w:r>
+      <w:r>
+        <w:rPr>
+          <w:rFonts w:ascii="Arial" w:hAnsi="Arial" w:eastAsia="Arial" w:cs="Arial"/>
+          <w:b/>
+          <w:i w:val="0"/>
+          <w:color w:val="000000"/>
+          <w:sz w:val="18"/>
+          <w:highlight w:val="lightGray"/>
+        </w:rPr>
+        <w:t>e</w:t>
+      </w:r>
+      <w:r>
+        <w:rPr>
+          <w:rFonts w:ascii="Arial" w:hAnsi="Arial" w:eastAsia="Arial" w:cs="Arial"/>
+          <w:b/>
+          <w:i w:val="0"/>
+          <w:color w:val="000000"/>
+          <w:sz w:val="18"/>
+          <w:highlight w:val="lightGray"/>
+        </w:rPr>
+        <w:t>:</w:t>
+      </w:r>
+      <w:r>
+        <w:rPr>
+          <w:rFonts w:ascii="Arial" w:hAnsi="Arial" w:eastAsia="Arial" w:cs="Arial"/>
+          <w:b/>
+          <w:i w:val="0"/>
+          <w:color w:val="000000"/>
+          <w:sz w:val="18"/>
+          <w:highlight w:val="lightGray"/>
+        </w:rPr>
+        <w:t xml:space="preserve"> </w:t>
+      </w:r>
+      <w:r>
+        <w:rPr>
+          <w:rFonts w:ascii="Arial" w:hAnsi="Arial" w:eastAsia="Arial" w:cs="Arial"/>
+          <w:b/>
+          <w:i w:val="0"/>
+          <w:color w:val="000000"/>
+          <w:sz w:val="18"/>
+          <w:highlight w:val="lightGray"/>
+        </w:rPr>
+        <w:t>A</w:t>
+      </w:r>
+      <w:r>
+        <w:rPr>
+          <w:rFonts w:ascii="Arial" w:hAnsi="Arial" w:eastAsia="Arial" w:cs="Arial"/>
+          <w:b/>
+          <w:i w:val="0"/>
+          <w:color w:val="000000"/>
+          <w:sz w:val="18"/>
+          <w:highlight w:val="lightGray"/>
+        </w:rPr>
+        <w:t>I</w:t>
+      </w:r>
+      <w:r>
+        <w:rPr>
+          <w:rFonts w:ascii="Arial" w:hAnsi="Arial" w:eastAsia="Arial" w:cs="Arial"/>
+          <w:b/>
+          <w:i w:val="0"/>
+          <w:color w:val="000000"/>
+          <w:sz w:val="18"/>
+          <w:highlight w:val="lightGray"/>
+        </w:rPr>
+        <w:t xml:space="preserve"> </w:t>
+      </w:r>
+      <w:r>
+        <w:rPr>
+          <w:rFonts w:ascii="Arial" w:hAnsi="Arial" w:eastAsia="Arial" w:cs="Arial"/>
+          <w:b/>
+          <w:i w:val="0"/>
+          <w:color w:val="000000"/>
+          <w:sz w:val="18"/>
+          <w:highlight w:val="lightGray"/>
+        </w:rPr>
+        <w:t>S</w:t>
+      </w:r>
+      <w:r>
+        <w:rPr>
+          <w:rFonts w:ascii="Arial" w:hAnsi="Arial" w:eastAsia="Arial" w:cs="Arial"/>
+          <w:b/>
+          <w:i w:val="0"/>
+          <w:color w:val="000000"/>
+          <w:sz w:val="18"/>
+          <w:highlight w:val="lightGray"/>
+        </w:rPr>
+        <w:t>o</w:t>
+      </w:r>
+      <w:r>
+        <w:rPr>
+          <w:rFonts w:ascii="Arial" w:hAnsi="Arial" w:eastAsia="Arial" w:cs="Arial"/>
+          <w:b/>
+          <w:i w:val="0"/>
+          <w:color w:val="000000"/>
+          <w:sz w:val="18"/>
+          <w:highlight w:val="lightGray"/>
+        </w:rPr>
+        <w:t>u</w:t>
+      </w:r>
+      <w:r>
+        <w:rPr>
+          <w:rFonts w:ascii="Arial" w:hAnsi="Arial" w:eastAsia="Arial" w:cs="Arial"/>
+          <w:b/>
+          <w:i w:val="0"/>
+          <w:color w:val="000000"/>
+          <w:sz w:val="18"/>
+          <w:highlight w:val="lightGray"/>
+        </w:rPr>
+        <w:t>r</w:t>
+      </w:r>
+      <w:r>
+        <w:rPr>
+          <w:rFonts w:ascii="Arial" w:hAnsi="Arial" w:eastAsia="Arial" w:cs="Arial"/>
+          <w:b/>
+          <w:i w:val="0"/>
+          <w:color w:val="000000"/>
+          <w:sz w:val="18"/>
+          <w:highlight w:val="lightGray"/>
+        </w:rPr>
+        <w:t>c</w:t>
+      </w:r>
+      <w:r>
+        <w:rPr>
+          <w:rFonts w:ascii="Arial" w:hAnsi="Arial" w:eastAsia="Arial" w:cs="Arial"/>
+          <w:b/>
+          <w:i w:val="0"/>
+          <w:color w:val="000000"/>
+          <w:sz w:val="18"/>
+          <w:highlight w:val="lightGray"/>
+        </w:rPr>
+        <w:t>e</w:t>
+      </w:r>
+      <w:r>
+        <w:rPr>
+          <w:rFonts w:ascii="Arial" w:hAnsi="Arial" w:eastAsia="Arial" w:cs="Arial"/>
+          <w:b/>
+          <w:i w:val="0"/>
+          <w:color w:val="000000"/>
+          <w:sz w:val="18"/>
+          <w:highlight w:val="lightGray"/>
+        </w:rPr>
+        <w:t>:</w:t>
+      </w:r>
+      <w:r>
+        <w:rPr>
+          <w:rFonts w:ascii="Arial" w:hAnsi="Arial" w:eastAsia="Arial" w:cs="Arial"/>
+          <w:b/>
+          <w:i w:val="0"/>
+          <w:color w:val="000000"/>
+          <w:sz w:val="18"/>
+          <w:highlight w:val="lightGray"/>
+        </w:rPr>
+        <w:t xml:space="preserve"> </w:t>
+      </w:r>
+      <w:r>
+        <w:rPr>
+          <w:rFonts w:ascii="Arial" w:hAnsi="Arial" w:eastAsia="Arial" w:cs="Arial"/>
+          <w:b/>
+          <w:i w:val="0"/>
+          <w:color w:val="000000"/>
+          <w:sz w:val="18"/>
+          <w:highlight w:val="lightGray"/>
+        </w:rPr>
+        <w:t>P</w:t>
+      </w:r>
+      <w:r>
+        <w:rPr>
+          <w:rFonts w:ascii="Arial" w:hAnsi="Arial" w:eastAsia="Arial" w:cs="Arial"/>
+          <w:b/>
+          <w:i w:val="0"/>
+          <w:color w:val="000000"/>
+          <w:sz w:val="18"/>
+          <w:highlight w:val="lightGray"/>
+        </w:rPr>
+        <w:t>r</w:t>
+      </w:r>
+      <w:r>
+        <w:rPr>
+          <w:rFonts w:ascii="Arial" w:hAnsi="Arial" w:eastAsia="Arial" w:cs="Arial"/>
+          <w:b/>
+          <w:i w:val="0"/>
+          <w:color w:val="000000"/>
+          <w:sz w:val="18"/>
+          <w:highlight w:val="lightGray"/>
+        </w:rPr>
+        <w:t>o</w:t>
+      </w:r>
+      <w:r>
+        <w:rPr>
+          <w:rFonts w:ascii="Arial" w:hAnsi="Arial" w:eastAsia="Arial" w:cs="Arial"/>
+          <w:b/>
+          <w:i w:val="0"/>
+          <w:color w:val="000000"/>
+          <w:sz w:val="18"/>
+          <w:highlight w:val="lightGray"/>
+        </w:rPr>
+        <w:t>v</w:t>
+      </w:r>
+      <w:r>
+        <w:rPr>
+          <w:rFonts w:ascii="Arial" w:hAnsi="Arial" w:eastAsia="Arial" w:cs="Arial"/>
+          <w:b/>
+          <w:i w:val="0"/>
+          <w:color w:val="000000"/>
+          <w:sz w:val="18"/>
+          <w:highlight w:val="lightGray"/>
+        </w:rPr>
+        <w:t>i</w:t>
+      </w:r>
+      <w:r>
+        <w:rPr>
+          <w:rFonts w:ascii="Arial" w:hAnsi="Arial" w:eastAsia="Arial" w:cs="Arial"/>
+          <w:b/>
+          <w:i w:val="0"/>
+          <w:color w:val="000000"/>
+          <w:sz w:val="18"/>
+          <w:highlight w:val="lightGray"/>
+        </w:rPr>
+        <w:t>d</w:t>
+      </w:r>
+      <w:r>
+        <w:rPr>
+          <w:rFonts w:ascii="Arial" w:hAnsi="Arial" w:eastAsia="Arial" w:cs="Arial"/>
+          <w:b/>
+          <w:i w:val="0"/>
+          <w:color w:val="000000"/>
+          <w:sz w:val="18"/>
+          <w:highlight w:val="lightGray"/>
+        </w:rPr>
+        <w:t>e</w:t>
+      </w:r>
+      <w:r>
+        <w:rPr>
+          <w:rFonts w:ascii="Arial" w:hAnsi="Arial" w:eastAsia="Arial" w:cs="Arial"/>
+          <w:b/>
+          <w:i w:val="0"/>
+          <w:color w:val="000000"/>
+          <w:sz w:val="18"/>
+          <w:highlight w:val="lightGray"/>
+        </w:rPr>
+        <w:t>d</w:t>
+      </w:r>
+      <w:r>
+        <w:rPr>
+          <w:rFonts w:ascii="Arial" w:hAnsi="Arial" w:eastAsia="Arial" w:cs="Arial"/>
+          <w:b/>
+          <w:i w:val="0"/>
+          <w:color w:val="000000"/>
+          <w:sz w:val="18"/>
+          <w:highlight w:val="lightGray"/>
+        </w:rPr>
+        <w:t xml:space="preserve"> </w:t>
+      </w:r>
+      <w:r>
+        <w:rPr>
+          <w:rFonts w:ascii="Arial" w:hAnsi="Arial" w:eastAsia="Arial" w:cs="Arial"/>
+          <w:b/>
+          <w:i w:val="0"/>
+          <w:color w:val="000000"/>
+          <w:sz w:val="18"/>
+          <w:highlight w:val="lightGray"/>
+        </w:rPr>
+        <w:t>b</w:t>
+      </w:r>
+      <w:r>
+        <w:rPr>
+          <w:rFonts w:ascii="Arial" w:hAnsi="Arial" w:eastAsia="Arial" w:cs="Arial"/>
+          <w:b/>
+          <w:i w:val="0"/>
+          <w:color w:val="000000"/>
+          <w:sz w:val="18"/>
+          <w:highlight w:val="lightGray"/>
+        </w:rPr>
+        <w:t>y</w:t>
+      </w:r>
+      <w:r>
+        <w:rPr>
+          <w:rFonts w:ascii="Arial" w:hAnsi="Arial" w:eastAsia="Arial" w:cs="Arial"/>
+          <w:b/>
+          <w:i w:val="0"/>
+          <w:color w:val="000000"/>
+          <w:sz w:val="18"/>
+          <w:highlight w:val="lightGray"/>
+        </w:rPr>
+        <w:t>:</w:t>
+      </w:r>
+      <w:r>
+        <w:rPr>
+          <w:rFonts w:ascii="Arial" w:hAnsi="Arial" w:eastAsia="Arial" w:cs="Arial"/>
+          <w:b/>
+          <w:i w:val="0"/>
+          <w:color w:val="000000"/>
+          <w:sz w:val="18"/>
+          <w:highlight w:val="lightGray"/>
+        </w:rPr>
+        <w:t xml:space="preserve"> </w:t>
+      </w:r>
+      <w:r>
+        <w:rPr>
+          <w:rFonts w:ascii="Arial" w:hAnsi="Arial" w:eastAsia="Arial" w:cs="Arial"/>
+          <w:b/>
+          <w:i w:val="0"/>
+          <w:color w:val="000000"/>
+          <w:sz w:val="18"/>
+          <w:highlight w:val="lightGray"/>
+        </w:rPr>
+        <w:t>[</w:t>
+      </w:r>
+      <w:r>
+        <w:rPr>
+          <w:rFonts w:ascii="Arial" w:hAnsi="Arial" w:eastAsia="Arial" w:cs="Arial"/>
+          <w:b/>
+          <w:i w:val="0"/>
+          <w:color w:val="000000"/>
+          <w:sz w:val="18"/>
+          <w:highlight w:val="lightGray"/>
+        </w:rPr>
+        <w:t>D</w:t>
+      </w:r>
+      <w:r>
+        <w:rPr>
+          <w:rFonts w:ascii="Arial" w:hAnsi="Arial" w:eastAsia="Arial" w:cs="Arial"/>
+          <w:b/>
+          <w:i w:val="0"/>
+          <w:color w:val="000000"/>
+          <w:sz w:val="18"/>
+          <w:highlight w:val="lightGray"/>
+        </w:rPr>
+        <w:t>a</w:t>
+      </w:r>
+      <w:r>
+        <w:rPr>
+          <w:rFonts w:ascii="Arial" w:hAnsi="Arial" w:eastAsia="Arial" w:cs="Arial"/>
+          <w:b/>
+          <w:i w:val="0"/>
+          <w:color w:val="000000"/>
+          <w:sz w:val="18"/>
+          <w:highlight w:val="lightGray"/>
+        </w:rPr>
+        <w:t>t</w:t>
+      </w:r>
+      <w:r>
+        <w:rPr>
+          <w:rFonts w:ascii="Arial" w:hAnsi="Arial" w:eastAsia="Arial" w:cs="Arial"/>
+          <w:b/>
+          <w:i w:val="0"/>
+          <w:color w:val="000000"/>
+          <w:sz w:val="18"/>
+          <w:highlight w:val="lightGray"/>
+        </w:rPr>
+        <w:t>a</w:t>
+      </w:r>
+      <w:r>
+        <w:rPr>
+          <w:rFonts w:ascii="Arial" w:hAnsi="Arial" w:eastAsia="Arial" w:cs="Arial"/>
+          <w:b/>
+          <w:i w:val="0"/>
+          <w:color w:val="000000"/>
+          <w:sz w:val="18"/>
+          <w:highlight w:val="lightGray"/>
+        </w:rPr>
+        <w:t xml:space="preserve"> </w:t>
+      </w:r>
+      <w:r>
+        <w:rPr>
+          <w:rFonts w:ascii="Arial" w:hAnsi="Arial" w:eastAsia="Arial" w:cs="Arial"/>
+          <w:b/>
+          <w:i w:val="0"/>
+          <w:color w:val="000000"/>
+          <w:sz w:val="18"/>
+          <w:highlight w:val="lightGray"/>
+        </w:rPr>
+        <w:t>P</w:t>
+      </w:r>
+      <w:r>
+        <w:rPr>
+          <w:rFonts w:ascii="Arial" w:hAnsi="Arial" w:eastAsia="Arial" w:cs="Arial"/>
+          <w:b/>
+          <w:i w:val="0"/>
+          <w:color w:val="000000"/>
+          <w:sz w:val="18"/>
+          <w:highlight w:val="lightGray"/>
+        </w:rPr>
+        <w:t>a</w:t>
+      </w:r>
+      <w:r>
+        <w:rPr>
+          <w:rFonts w:ascii="Arial" w:hAnsi="Arial" w:eastAsia="Arial" w:cs="Arial"/>
+          <w:b/>
+          <w:i w:val="0"/>
+          <w:color w:val="000000"/>
+          <w:sz w:val="18"/>
+          <w:highlight w:val="lightGray"/>
+        </w:rPr>
+        <w:t>t</w:t>
+      </w:r>
+      <w:r>
+        <w:rPr>
+          <w:rFonts w:ascii="Arial" w:hAnsi="Arial" w:eastAsia="Arial" w:cs="Arial"/>
+          <w:b/>
+          <w:i w:val="0"/>
+          <w:color w:val="000000"/>
+          <w:sz w:val="18"/>
+          <w:highlight w:val="lightGray"/>
+        </w:rPr>
+        <w:t>h</w:t>
+      </w:r>
+      <w:r>
+        <w:rPr>
+          <w:rFonts w:ascii="Arial" w:hAnsi="Arial" w:eastAsia="Arial" w:cs="Arial"/>
+          <w:b w:val="0"/>
+          <w:i w:val="0"/>
+          <w:color w:val="000000"/>
+          <w:sz w:val="18"/>
+          <w:highlight w:val="lightGray"/>
+        </w:rPr>
+        <w:t>:</w:t>
+      </w:r>
+      <w:r>
+        <w:rPr>
+          <w:rFonts w:ascii="Arial" w:hAnsi="Arial" w:eastAsia="Arial" w:cs="Arial"/>
+          <w:b w:val="0"/>
+          <w:i w:val="0"/>
+          <w:color w:val="000000"/>
+          <w:sz w:val="18"/>
+          <w:highlight w:val="lightGray"/>
+        </w:rPr>
+        <w:t xml:space="preserve"> </w:t>
+      </w:r>
+      <w:r>
+        <w:rPr>
+          <w:rFonts w:ascii="Arial" w:hAnsi="Arial" w:eastAsia="Arial" w:cs="Arial"/>
+          <w:b w:val="0"/>
+          <w:i w:val="0"/>
+          <w:color w:val="000000"/>
+          <w:sz w:val="18"/>
+          <w:highlight w:val="lightGray"/>
+        </w:rPr>
+        <w:t>P</w:t>
+      </w:r>
+      <w:r>
+        <w:rPr>
+          <w:rFonts w:ascii="Arial" w:hAnsi="Arial" w:eastAsia="Arial" w:cs="Arial"/>
+          <w:b w:val="0"/>
+          <w:i w:val="0"/>
+          <w:color w:val="000000"/>
+          <w:sz w:val="18"/>
+          <w:highlight w:val="lightGray"/>
+        </w:rPr>
+        <w:t>e</w:t>
+      </w:r>
+      <w:r>
+        <w:rPr>
+          <w:rFonts w:ascii="Arial" w:hAnsi="Arial" w:eastAsia="Arial" w:cs="Arial"/>
+          <w:b w:val="0"/>
+          <w:i w:val="0"/>
+          <w:color w:val="000000"/>
+          <w:sz w:val="18"/>
+          <w:highlight w:val="lightGray"/>
+        </w:rPr>
+        <w:t>r</w:t>
+      </w:r>
+      <w:r>
+        <w:rPr>
+          <w:rFonts w:ascii="Arial" w:hAnsi="Arial" w:eastAsia="Arial" w:cs="Arial"/>
+          <w:b w:val="0"/>
+          <w:i w:val="0"/>
+          <w:color w:val="000000"/>
+          <w:sz w:val="18"/>
+          <w:highlight w:val="lightGray"/>
+        </w:rPr>
+        <w:t>s</w:t>
+      </w:r>
+      <w:r>
+        <w:rPr>
+          <w:rFonts w:ascii="Arial" w:hAnsi="Arial" w:eastAsia="Arial" w:cs="Arial"/>
+          <w:b w:val="0"/>
+          <w:i w:val="0"/>
+          <w:color w:val="000000"/>
+          <w:sz w:val="18"/>
+          <w:highlight w:val="lightGray"/>
+        </w:rPr>
+        <w:t>o</w:t>
+      </w:r>
+      <w:r>
+        <w:rPr>
+          <w:rFonts w:ascii="Arial" w:hAnsi="Arial" w:eastAsia="Arial" w:cs="Arial"/>
+          <w:b w:val="0"/>
+          <w:i w:val="0"/>
+          <w:color w:val="000000"/>
+          <w:sz w:val="18"/>
+          <w:highlight w:val="lightGray"/>
+        </w:rPr>
+        <w:t>n</w:t>
+      </w:r>
+      <w:r>
+        <w:rPr>
+          <w:rFonts w:ascii="Arial" w:hAnsi="Arial" w:eastAsia="Arial" w:cs="Arial"/>
+          <w:b w:val="0"/>
+          <w:i w:val="0"/>
+          <w:color w:val="000000"/>
+          <w:sz w:val="18"/>
+          <w:highlight w:val="lightGray"/>
+        </w:rPr>
+        <w:t>s</w:t>
+      </w:r>
+      <w:r>
+        <w:rPr>
+          <w:rFonts w:ascii="Arial" w:hAnsi="Arial" w:eastAsia="Arial" w:cs="Arial"/>
+          <w:b w:val="0"/>
+          <w:i w:val="0"/>
+          <w:color w:val="000000"/>
+          <w:sz w:val="18"/>
+          <w:highlight w:val="lightGray"/>
+        </w:rPr>
+        <w:t xml:space="preserve"> </w:t>
+      </w:r>
+      <w:r>
+        <w:rPr>
+          <w:rFonts w:ascii="Arial" w:hAnsi="Arial" w:eastAsia="Arial" w:cs="Arial"/>
+          <w:b w:val="0"/>
+          <w:i w:val="0"/>
+          <w:color w:val="000000"/>
+          <w:sz w:val="18"/>
+          <w:highlight w:val="lightGray"/>
+        </w:rPr>
+        <w:t>T</w:t>
+      </w:r>
+      <w:r>
+        <w:rPr>
+          <w:rFonts w:ascii="Arial" w:hAnsi="Arial" w:eastAsia="Arial" w:cs="Arial"/>
+          <w:b w:val="0"/>
+          <w:i w:val="0"/>
+          <w:color w:val="000000"/>
+          <w:sz w:val="18"/>
+          <w:highlight w:val="lightGray"/>
+        </w:rPr>
+        <w:t>a</w:t>
+      </w:r>
+      <w:r>
+        <w:rPr>
+          <w:rFonts w:ascii="Arial" w:hAnsi="Arial" w:eastAsia="Arial" w:cs="Arial"/>
+          <w:b w:val="0"/>
+          <w:i w:val="0"/>
+          <w:color w:val="000000"/>
+          <w:sz w:val="18"/>
+          <w:highlight w:val="lightGray"/>
+        </w:rPr>
+        <w:t>b</w:t>
+      </w:r>
+      <w:r>
+        <w:rPr>
+          <w:rFonts w:ascii="Arial" w:hAnsi="Arial" w:eastAsia="Arial" w:cs="Arial"/>
+          <w:b w:val="0"/>
+          <w:i w:val="0"/>
+          <w:color w:val="000000"/>
+          <w:sz w:val="18"/>
+          <w:highlight w:val="lightGray"/>
+        </w:rPr>
+        <w:t>l</w:t>
+      </w:r>
+      <w:r>
+        <w:rPr>
+          <w:rFonts w:ascii="Arial" w:hAnsi="Arial" w:eastAsia="Arial" w:cs="Arial"/>
+          <w:b w:val="0"/>
+          <w:i w:val="0"/>
+          <w:color w:val="000000"/>
+          <w:sz w:val="18"/>
+          <w:highlight w:val="lightGray"/>
+        </w:rPr>
+        <w:t>e</w:t>
+      </w:r>
+      <w:r>
+        <w:rPr>
+          <w:rFonts w:ascii="Arial" w:hAnsi="Arial" w:eastAsia="Arial" w:cs="Arial"/>
+          <w:b w:val="0"/>
+          <w:i w:val="0"/>
+          <w:color w:val="000000"/>
+          <w:sz w:val="18"/>
+          <w:highlight w:val="lightGray"/>
+        </w:rPr>
+        <w:t xml:space="preserve"> </w:t>
+      </w:r>
+      <w:r>
+        <w:rPr>
+          <w:rFonts w:ascii="Arial" w:hAnsi="Arial" w:eastAsia="Arial" w:cs="Arial"/>
+          <w:b w:val="0"/>
+          <w:i w:val="0"/>
+          <w:color w:val="000000"/>
+          <w:sz w:val="18"/>
+          <w:highlight w:val="lightGray"/>
+        </w:rPr>
+        <w:t>-</w:t>
+      </w:r>
+      <w:r>
+        <w:rPr>
+          <w:rFonts w:ascii="Arial" w:hAnsi="Arial" w:eastAsia="Arial" w:cs="Arial"/>
+          <w:b w:val="0"/>
+          <w:i w:val="0"/>
+          <w:color w:val="000000"/>
+          <w:sz w:val="18"/>
+          <w:highlight w:val="lightGray"/>
+        </w:rPr>
+        <w:t>&gt;</w:t>
+      </w:r>
+      <w:r>
+        <w:rPr>
+          <w:rFonts w:ascii="Arial" w:hAnsi="Arial" w:eastAsia="Arial" w:cs="Arial"/>
+          <w:b w:val="0"/>
+          <w:i w:val="0"/>
+          <w:color w:val="000000"/>
+          <w:sz w:val="18"/>
+          <w:highlight w:val="lightGray"/>
+        </w:rPr>
+        <w:t xml:space="preserve"> </w:t>
+      </w:r>
+      <w:r>
+        <w:rPr>
+          <w:rFonts w:ascii="Arial" w:hAnsi="Arial" w:eastAsia="Arial" w:cs="Arial"/>
+          <w:b w:val="0"/>
+          <w:i w:val="0"/>
+          <w:color w:val="000000"/>
+          <w:sz w:val="18"/>
+          <w:highlight w:val="lightGray"/>
+        </w:rPr>
+        <w:t>I</w:t>
+      </w:r>
+      <w:r>
+        <w:rPr>
+          <w:rFonts w:ascii="Arial" w:hAnsi="Arial" w:eastAsia="Arial" w:cs="Arial"/>
+          <w:b w:val="0"/>
+          <w:i w:val="0"/>
+          <w:color w:val="000000"/>
+          <w:sz w:val="18"/>
+          <w:highlight w:val="lightGray"/>
+        </w:rPr>
+        <w:t>D</w:t>
+      </w:r>
+      <w:r>
+        <w:rPr>
+          <w:rFonts w:ascii="Arial" w:hAnsi="Arial" w:eastAsia="Arial" w:cs="Arial"/>
+          <w:b w:val="0"/>
+          <w:i w:val="0"/>
+          <w:color w:val="000000"/>
+          <w:sz w:val="18"/>
+          <w:highlight w:val="lightGray"/>
+        </w:rPr>
+        <w:t xml:space="preserve"> </w:t>
+      </w:r>
+      <w:r>
+        <w:rPr>
+          <w:rFonts w:ascii="Arial" w:hAnsi="Arial" w:eastAsia="Arial" w:cs="Arial"/>
+          <w:b w:val="0"/>
+          <w:i w:val="0"/>
+          <w:color w:val="000000"/>
+          <w:sz w:val="18"/>
+          <w:highlight w:val="lightGray"/>
+        </w:rPr>
+        <w:t>C</w:t>
+      </w:r>
+      <w:r>
+        <w:rPr>
+          <w:rFonts w:ascii="Arial" w:hAnsi="Arial" w:eastAsia="Arial" w:cs="Arial"/>
+          <w:b w:val="0"/>
+          <w:i w:val="0"/>
+          <w:color w:val="000000"/>
+          <w:sz w:val="18"/>
+          <w:highlight w:val="lightGray"/>
+        </w:rPr>
+        <w:t>o</w:t>
+      </w:r>
+      <w:r>
+        <w:rPr>
+          <w:rFonts w:ascii="Arial" w:hAnsi="Arial" w:eastAsia="Arial" w:cs="Arial"/>
+          <w:b w:val="0"/>
+          <w:i w:val="0"/>
+          <w:color w:val="000000"/>
+          <w:sz w:val="18"/>
+          <w:highlight w:val="lightGray"/>
+        </w:rPr>
+        <w:t>l</w:t>
+      </w:r>
+      <w:r>
+        <w:rPr>
+          <w:rFonts w:ascii="Arial" w:hAnsi="Arial" w:eastAsia="Arial" w:cs="Arial"/>
+          <w:b w:val="0"/>
+          <w:i w:val="0"/>
+          <w:color w:val="000000"/>
+          <w:sz w:val="18"/>
+          <w:highlight w:val="lightGray"/>
+        </w:rPr>
+        <w:t>u</w:t>
+      </w:r>
+      <w:r>
+        <w:rPr>
+          <w:rFonts w:ascii="Arial" w:hAnsi="Arial" w:eastAsia="Arial" w:cs="Arial"/>
+          <w:b w:val="0"/>
+          <w:i w:val="0"/>
+          <w:color w:val="000000"/>
+          <w:sz w:val="18"/>
+          <w:highlight w:val="lightGray"/>
+        </w:rPr>
+        <w:t>m</w:t>
+      </w:r>
+      <w:r>
+        <w:rPr>
+          <w:rFonts w:ascii="Arial" w:hAnsi="Arial" w:eastAsia="Arial" w:cs="Arial"/>
+          <w:b w:val="0"/>
+          <w:i w:val="0"/>
+          <w:color w:val="000000"/>
+          <w:sz w:val="18"/>
+          <w:highlight w:val="lightGray"/>
+        </w:rPr>
+        <w:t>n</w:t>
+      </w:r>
+      <w:r>
+        <w:rPr>
+          <w:rFonts w:ascii="Arial" w:hAnsi="Arial" w:eastAsia="Arial" w:cs="Arial"/>
+          <w:b w:val="0"/>
+          <w:i w:val="0"/>
+          <w:color w:val="000000"/>
+          <w:sz w:val="18"/>
+          <w:highlight w:val="lightGray"/>
+        </w:rPr>
+        <w:t>:</w:t>
+      </w:r>
+      <w:r>
+        <w:rPr>
+          <w:rFonts w:ascii="Arial" w:hAnsi="Arial" w:eastAsia="Arial" w:cs="Arial"/>
+          <w:b w:val="0"/>
+          <w:i w:val="0"/>
+          <w:color w:val="000000"/>
+          <w:sz w:val="18"/>
+          <w:highlight w:val="lightGray"/>
+        </w:rPr>
+        <w:t xml:space="preserve"> </w:t>
+      </w:r>
+      <w:r>
+        <w:rPr>
+          <w:rFonts w:ascii="Arial" w:hAnsi="Arial" w:eastAsia="Arial" w:cs="Arial"/>
+          <w:b w:val="0"/>
+          <w:i w:val="0"/>
+          <w:color w:val="000000"/>
+          <w:sz w:val="18"/>
+          <w:highlight w:val="lightGray"/>
+        </w:rPr>
+        <w:t>1</w:t>
+      </w:r>
+      <w:r>
+        <w:rPr>
+          <w:rFonts w:ascii="Arial" w:hAnsi="Arial" w:eastAsia="Arial" w:cs="Arial"/>
+          <w:b w:val="0"/>
+          <w:i w:val="0"/>
+          <w:color w:val="000000"/>
+          <w:sz w:val="18"/>
+          <w:highlight w:val="lightGray"/>
+        </w:rPr>
+        <w:t>,</w:t>
+      </w:r>
+      <w:r>
+        <w:rPr>
+          <w:rFonts w:ascii="Arial" w:hAnsi="Arial" w:eastAsia="Arial" w:cs="Arial"/>
+          <w:b w:val="0"/>
+          <w:i w:val="0"/>
+          <w:color w:val="000000"/>
+          <w:sz w:val="18"/>
+          <w:highlight w:val="lightGray"/>
+        </w:rPr>
+        <w:t xml:space="preserve"> </w:t>
+      </w:r>
+      <w:r>
+        <w:rPr>
+          <w:rFonts w:ascii="Arial" w:hAnsi="Arial" w:eastAsia="Arial" w:cs="Arial"/>
+          <w:b w:val="0"/>
+          <w:i w:val="0"/>
+          <w:color w:val="000000"/>
+          <w:sz w:val="18"/>
+          <w:highlight w:val="lightGray"/>
+        </w:rPr>
+        <w:t>N</w:t>
+      </w:r>
+      <w:r>
+        <w:rPr>
+          <w:rFonts w:ascii="Arial" w:hAnsi="Arial" w:eastAsia="Arial" w:cs="Arial"/>
+          <w:b w:val="0"/>
+          <w:i w:val="0"/>
+          <w:color w:val="000000"/>
+          <w:sz w:val="18"/>
+          <w:highlight w:val="lightGray"/>
+        </w:rPr>
+        <w:t>a</w:t>
+      </w:r>
+      <w:r>
+        <w:rPr>
+          <w:rFonts w:ascii="Arial" w:hAnsi="Arial" w:eastAsia="Arial" w:cs="Arial"/>
+          <w:b w:val="0"/>
+          <w:i w:val="0"/>
+          <w:color w:val="000000"/>
+          <w:sz w:val="18"/>
+          <w:highlight w:val="lightGray"/>
+        </w:rPr>
+        <w:t>m</w:t>
+      </w:r>
+      <w:r>
+        <w:rPr>
+          <w:rFonts w:ascii="Arial" w:hAnsi="Arial" w:eastAsia="Arial" w:cs="Arial"/>
+          <w:b w:val="0"/>
+          <w:i w:val="0"/>
+          <w:color w:val="000000"/>
+          <w:sz w:val="18"/>
+          <w:highlight w:val="lightGray"/>
+        </w:rPr>
+        <w:t>e</w:t>
+      </w:r>
+      <w:r>
+        <w:rPr>
+          <w:rFonts w:ascii="Arial" w:hAnsi="Arial" w:eastAsia="Arial" w:cs="Arial"/>
+          <w:b w:val="0"/>
+          <w:i w:val="0"/>
+          <w:color w:val="000000"/>
+          <w:sz w:val="18"/>
+          <w:highlight w:val="lightGray"/>
+        </w:rPr>
+        <w:t>_</w:t>
+      </w:r>
+      <w:r>
+        <w:rPr>
+          <w:rFonts w:ascii="Arial" w:hAnsi="Arial" w:eastAsia="Arial" w:cs="Arial"/>
+          <w:b w:val="0"/>
+          <w:i w:val="0"/>
+          <w:color w:val="000000"/>
+          <w:sz w:val="18"/>
+          <w:highlight w:val="lightGray"/>
+        </w:rPr>
+        <w:t>E</w:t>
+      </w:r>
+      <w:r>
+        <w:rPr>
+          <w:rFonts w:ascii="Arial" w:hAnsi="Arial" w:eastAsia="Arial" w:cs="Arial"/>
+          <w:b w:val="0"/>
+          <w:i w:val="0"/>
+          <w:color w:val="000000"/>
+          <w:sz w:val="18"/>
+          <w:highlight w:val="lightGray"/>
+        </w:rPr>
+        <w:t>n</w:t>
+      </w:r>
+      <w:r>
+        <w:rPr>
+          <w:rFonts w:ascii="Arial" w:hAnsi="Arial" w:eastAsia="Arial" w:cs="Arial"/>
+          <w:b w:val="0"/>
+          <w:i w:val="0"/>
+          <w:color w:val="000000"/>
+          <w:sz w:val="18"/>
+          <w:highlight w:val="lightGray"/>
+        </w:rPr>
+        <w:t xml:space="preserve"> </w:t>
+      </w:r>
+      <w:r>
+        <w:rPr>
+          <w:rFonts w:ascii="Arial" w:hAnsi="Arial" w:eastAsia="Arial" w:cs="Arial"/>
+          <w:b w:val="0"/>
+          <w:i w:val="0"/>
+          <w:color w:val="000000"/>
+          <w:sz w:val="18"/>
+          <w:highlight w:val="lightGray"/>
+        </w:rPr>
+        <w:t>C</w:t>
+      </w:r>
+      <w:r>
+        <w:rPr>
+          <w:rFonts w:ascii="Arial" w:hAnsi="Arial" w:eastAsia="Arial" w:cs="Arial"/>
+          <w:b w:val="0"/>
+          <w:i w:val="0"/>
+          <w:color w:val="000000"/>
+          <w:sz w:val="18"/>
+          <w:highlight w:val="lightGray"/>
+        </w:rPr>
+        <w:t>o</w:t>
+      </w:r>
+      <w:r>
+        <w:rPr>
+          <w:rFonts w:ascii="Arial" w:hAnsi="Arial" w:eastAsia="Arial" w:cs="Arial"/>
+          <w:b w:val="0"/>
+          <w:i w:val="0"/>
+          <w:color w:val="000000"/>
+          <w:sz w:val="18"/>
+          <w:highlight w:val="lightGray"/>
+        </w:rPr>
+        <w:t>l</w:t>
+      </w:r>
+      <w:r>
+        <w:rPr>
+          <w:rFonts w:ascii="Arial" w:hAnsi="Arial" w:eastAsia="Arial" w:cs="Arial"/>
+          <w:b w:val="0"/>
+          <w:i w:val="0"/>
+          <w:color w:val="000000"/>
+          <w:sz w:val="18"/>
+          <w:highlight w:val="lightGray"/>
+        </w:rPr>
+        <w:t>u</w:t>
+      </w:r>
+      <w:r>
+        <w:rPr>
+          <w:rFonts w:ascii="Arial" w:hAnsi="Arial" w:eastAsia="Arial" w:cs="Arial"/>
+          <w:b w:val="0"/>
+          <w:i w:val="0"/>
+          <w:color w:val="000000"/>
+          <w:sz w:val="18"/>
+          <w:highlight w:val="lightGray"/>
+        </w:rPr>
+        <w:t>m</w:t>
+      </w:r>
+      <w:r>
+        <w:rPr>
+          <w:rFonts w:ascii="Arial" w:hAnsi="Arial" w:eastAsia="Arial" w:cs="Arial"/>
+          <w:b w:val="0"/>
+          <w:i w:val="0"/>
+          <w:color w:val="000000"/>
+          <w:sz w:val="18"/>
+          <w:highlight w:val="lightGray"/>
+        </w:rPr>
+        <w:t>n</w:t>
+      </w:r>
+      <w:r>
+        <w:rPr>
+          <w:rFonts w:ascii="Arial" w:hAnsi="Arial" w:eastAsia="Arial" w:cs="Arial"/>
+          <w:b w:val="0"/>
+          <w:i w:val="0"/>
+          <w:color w:val="000000"/>
+          <w:sz w:val="18"/>
+          <w:highlight w:val="lightGray"/>
+        </w:rPr>
+        <w:t>:</w:t>
+      </w:r>
+      <w:r>
+        <w:rPr>
+          <w:rFonts w:ascii="Arial" w:hAnsi="Arial" w:eastAsia="Arial" w:cs="Arial"/>
+          <w:b w:val="0"/>
+          <w:i w:val="0"/>
+          <w:color w:val="000000"/>
+          <w:sz w:val="18"/>
+          <w:highlight w:val="lightGray"/>
+        </w:rPr>
+        <w:t xml:space="preserve"> </w:t>
+      </w:r>
+      <w:r>
+        <w:rPr>
+          <w:rFonts w:ascii="Arial" w:hAnsi="Arial" w:eastAsia="Arial" w:cs="Arial"/>
+          <w:b w:val="0"/>
+          <w:i w:val="0"/>
+          <w:color w:val="000000"/>
+          <w:sz w:val="18"/>
+          <w:highlight w:val="lightGray"/>
+        </w:rPr>
+        <w:t>M</w:t>
+      </w:r>
+      <w:r>
+        <w:rPr>
+          <w:rFonts w:ascii="Arial" w:hAnsi="Arial" w:eastAsia="Arial" w:cs="Arial"/>
+          <w:b w:val="0"/>
+          <w:i w:val="0"/>
+          <w:color w:val="000000"/>
+          <w:sz w:val="18"/>
+          <w:highlight w:val="lightGray"/>
+        </w:rPr>
+        <w:t>o</w:t>
+      </w:r>
+      <w:r>
+        <w:rPr>
+          <w:rFonts w:ascii="Arial" w:hAnsi="Arial" w:eastAsia="Arial" w:cs="Arial"/>
+          <w:b w:val="0"/>
+          <w:i w:val="0"/>
+          <w:color w:val="000000"/>
+          <w:sz w:val="18"/>
+          <w:highlight w:val="lightGray"/>
+        </w:rPr>
+        <w:t>t</w:t>
+      </w:r>
+      <w:r>
+        <w:rPr>
+          <w:rFonts w:ascii="Arial" w:hAnsi="Arial" w:eastAsia="Arial" w:cs="Arial"/>
+          <w:b w:val="0"/>
+          <w:i w:val="0"/>
+          <w:color w:val="000000"/>
+          <w:sz w:val="18"/>
+          <w:highlight w:val="lightGray"/>
+        </w:rPr>
+        <w:t>a</w:t>
+      </w:r>
+      <w:r>
+        <w:rPr>
+          <w:rFonts w:ascii="Arial" w:hAnsi="Arial" w:eastAsia="Arial" w:cs="Arial"/>
+          <w:b w:val="0"/>
+          <w:i w:val="0"/>
+          <w:color w:val="000000"/>
+          <w:sz w:val="18"/>
+          <w:highlight w:val="lightGray"/>
+        </w:rPr>
+        <w:t>s</w:t>
+      </w:r>
+      <w:r>
+        <w:rPr>
+          <w:rFonts w:ascii="Arial" w:hAnsi="Arial" w:eastAsia="Arial" w:cs="Arial"/>
+          <w:b w:val="0"/>
+          <w:i w:val="0"/>
+          <w:color w:val="000000"/>
+          <w:sz w:val="18"/>
+          <w:highlight w:val="lightGray"/>
+        </w:rPr>
+        <w:t>e</w:t>
+      </w:r>
+      <w:r>
+        <w:rPr>
+          <w:rFonts w:ascii="Arial" w:hAnsi="Arial" w:eastAsia="Arial" w:cs="Arial"/>
+          <w:b w:val="0"/>
+          <w:i w:val="0"/>
+          <w:color w:val="000000"/>
+          <w:sz w:val="18"/>
+          <w:highlight w:val="lightGray"/>
+        </w:rPr>
+        <w:t>m</w:t>
+      </w:r>
+      <w:r>
+        <w:rPr>
+          <w:rFonts w:ascii="Arial" w:hAnsi="Arial" w:eastAsia="Arial" w:cs="Arial"/>
+          <w:b w:val="0"/>
+          <w:i w:val="0"/>
+          <w:color w:val="000000"/>
+          <w:sz w:val="18"/>
+          <w:highlight w:val="lightGray"/>
+        </w:rPr>
+        <w:t xml:space="preserve"> </w:t>
+      </w:r>
+      <w:r>
+        <w:rPr>
+          <w:rFonts w:ascii="Arial" w:hAnsi="Arial" w:eastAsia="Arial" w:cs="Arial"/>
+          <w:b w:val="0"/>
+          <w:i w:val="0"/>
+          <w:color w:val="000000"/>
+          <w:sz w:val="18"/>
+          <w:highlight w:val="lightGray"/>
+        </w:rPr>
+        <w:t>E</w:t>
+      </w:r>
+      <w:r>
+        <w:rPr>
+          <w:rFonts w:ascii="Arial" w:hAnsi="Arial" w:eastAsia="Arial" w:cs="Arial"/>
+          <w:b w:val="0"/>
+          <w:i w:val="0"/>
+          <w:color w:val="000000"/>
+          <w:sz w:val="18"/>
+          <w:highlight w:val="lightGray"/>
+        </w:rPr>
+        <w:t>s</w:t>
+      </w:r>
+      <w:r>
+        <w:rPr>
+          <w:rFonts w:ascii="Arial" w:hAnsi="Arial" w:eastAsia="Arial" w:cs="Arial"/>
+          <w:b w:val="0"/>
+          <w:i w:val="0"/>
+          <w:color w:val="000000"/>
+          <w:sz w:val="18"/>
+          <w:highlight w:val="lightGray"/>
+        </w:rPr>
+        <w:t>s</w:t>
+      </w:r>
+      <w:r>
+        <w:rPr>
+          <w:rFonts w:ascii="Arial" w:hAnsi="Arial" w:eastAsia="Arial" w:cs="Arial"/>
+          <w:b w:val="0"/>
+          <w:i w:val="0"/>
+          <w:color w:val="000000"/>
+          <w:sz w:val="18"/>
+          <w:highlight w:val="lightGray"/>
+        </w:rPr>
+        <w:t>a</w:t>
+      </w:r>
+      <w:r>
+        <w:rPr>
+          <w:rFonts w:ascii="Arial" w:hAnsi="Arial" w:eastAsia="Arial" w:cs="Arial"/>
+          <w:b w:val="0"/>
+          <w:i w:val="0"/>
+          <w:color w:val="000000"/>
+          <w:sz w:val="18"/>
+          <w:highlight w:val="lightGray"/>
+        </w:rPr>
+        <w:t>m</w:t>
+      </w:r>
+      <w:r>
+        <w:rPr>
+          <w:rFonts w:ascii="Arial" w:hAnsi="Arial" w:eastAsia="Arial" w:cs="Arial"/>
+          <w:b w:val="0"/>
+          <w:i w:val="0"/>
+          <w:color w:val="000000"/>
+          <w:sz w:val="18"/>
+          <w:highlight w:val="lightGray"/>
+        </w:rPr>
+        <w:t>]</w:t>
+      </w:r>
+      <w:r>
+        <w:rPr>
+          <w:rFonts w:ascii="Arial" w:hAnsi="Arial" w:eastAsia="Arial" w:cs="Arial"/>
+          <w:b w:val="0"/>
+          <w:i w:val="0"/>
+          <w:color w:val="000000"/>
+          <w:sz w:val="18"/>
+          <w:highlight w:val="lightGray"/>
+        </w:rPr>
+        <w:t xml:space="preserve"> </w:t>
+      </w:r>
+      <w:r>
+        <w:rPr>
+          <w:rFonts w:ascii="Arial" w:hAnsi="Arial" w:eastAsia="Arial" w:cs="Arial"/>
+          <w:b w:val="0"/>
+          <w:i w:val="0"/>
+          <w:color w:val="000000"/>
+          <w:sz w:val="18"/>
+          <w:highlight w:val="lightGray"/>
+        </w:rPr>
+        <w:t>-</w:t>
+      </w:r>
+      <w:r>
+        <w:rPr>
+          <w:rFonts w:ascii="Arial" w:hAnsi="Arial" w:eastAsia="Arial" w:cs="Arial"/>
+          <w:b w:val="0"/>
+          <w:i w:val="0"/>
+          <w:color w:val="000000"/>
+          <w:sz w:val="18"/>
+          <w:highlight w:val="lightGray"/>
+        </w:rPr>
+        <w:t>&gt;</w:t>
+      </w:r>
+      <w:r>
+        <w:rPr>
+          <w:rFonts w:ascii="Arial" w:hAnsi="Arial" w:eastAsia="Arial" w:cs="Arial"/>
+          <w:b w:val="0"/>
+          <w:i w:val="0"/>
+          <w:color w:val="000000"/>
+          <w:sz w:val="18"/>
+          <w:highlight w:val="lightGray"/>
+        </w:rPr>
+        <w:t xml:space="preserve"> </w:t>
+      </w:r>
+      <w:r>
+        <w:rPr>
+          <w:rFonts w:ascii="Arial" w:hAnsi="Arial" w:eastAsia="Arial" w:cs="Arial"/>
+          <w:b/>
+          <w:i w:val="0"/>
+          <w:color w:val="000000"/>
+          <w:sz w:val="18"/>
+          <w:highlight w:val="lightGray"/>
+        </w:rPr>
+        <w:t>F</w:t>
+      </w:r>
+      <w:r>
+        <w:rPr>
+          <w:rFonts w:ascii="Arial" w:hAnsi="Arial" w:eastAsia="Arial" w:cs="Arial"/>
+          <w:b/>
+          <w:i w:val="0"/>
+          <w:color w:val="000000"/>
+          <w:sz w:val="18"/>
+          <w:highlight w:val="lightGray"/>
+        </w:rPr>
+        <w:t>r</w:t>
+      </w:r>
+      <w:r>
+        <w:rPr>
+          <w:rFonts w:ascii="Arial" w:hAnsi="Arial" w:eastAsia="Arial" w:cs="Arial"/>
+          <w:b/>
+          <w:i w:val="0"/>
+          <w:color w:val="000000"/>
+          <w:sz w:val="18"/>
+          <w:highlight w:val="lightGray"/>
+        </w:rPr>
+        <w:t>o</w:t>
+      </w:r>
+      <w:r>
+        <w:rPr>
+          <w:rFonts w:ascii="Arial" w:hAnsi="Arial" w:eastAsia="Arial" w:cs="Arial"/>
+          <w:b/>
+          <w:i w:val="0"/>
+          <w:color w:val="000000"/>
+          <w:sz w:val="18"/>
+          <w:highlight w:val="lightGray"/>
+        </w:rPr>
+        <w:t>m</w:t>
+      </w:r>
+      <w:r>
+        <w:rPr>
+          <w:rFonts w:ascii="Arial" w:hAnsi="Arial" w:eastAsia="Arial" w:cs="Arial"/>
+          <w:b/>
+          <w:i w:val="0"/>
+          <w:color w:val="000000"/>
+          <w:sz w:val="18"/>
+          <w:highlight w:val="lightGray"/>
+        </w:rPr>
+        <w:t>:</w:t>
+      </w:r>
+      <w:r>
+        <w:rPr>
+          <w:rFonts w:ascii="Arial" w:hAnsi="Arial" w:eastAsia="Arial" w:cs="Arial"/>
+          <w:b w:val="0"/>
+          <w:i w:val="0"/>
+          <w:color w:val="000000"/>
+          <w:sz w:val="18"/>
+          <w:highlight w:val="lightGray"/>
+        </w:rPr>
+        <w:t xml:space="preserve"> </w:t>
+      </w:r>
+      <w:r>
+        <w:rPr>
+          <w:rFonts w:ascii="Arial" w:hAnsi="Arial" w:eastAsia="Arial" w:cs="Arial"/>
+          <w:b w:val="0"/>
+          <w:i w:val="0"/>
+          <w:color w:val="000000"/>
+          <w:sz w:val="18"/>
+          <w:highlight w:val="lightGray"/>
+        </w:rPr>
+        <w:t>[</w:t>
+      </w:r>
+      <w:r>
+        <w:rPr>
+          <w:rFonts w:ascii="Arial" w:hAnsi="Arial" w:eastAsia="Arial" w:cs="Arial"/>
+          <w:b w:val="0"/>
+          <w:i w:val="0"/>
+          <w:color w:val="000000"/>
+          <w:sz w:val="18"/>
+          <w:highlight w:val="lightGray"/>
+        </w:rPr>
+        <w:t>C</w:t>
+      </w:r>
+      <w:r>
+        <w:rPr>
+          <w:rFonts w:ascii="Arial" w:hAnsi="Arial" w:eastAsia="Arial" w:cs="Arial"/>
+          <w:b w:val="0"/>
+          <w:i w:val="0"/>
+          <w:color w:val="000000"/>
+          <w:sz w:val="18"/>
+          <w:highlight w:val="lightGray"/>
+        </w:rPr>
+        <w:t>h</w:t>
+      </w:r>
+      <w:r>
+        <w:rPr>
+          <w:rFonts w:ascii="Arial" w:hAnsi="Arial" w:eastAsia="Arial" w:cs="Arial"/>
+          <w:b w:val="0"/>
+          <w:i w:val="0"/>
+          <w:color w:val="000000"/>
+          <w:sz w:val="18"/>
+          <w:highlight w:val="lightGray"/>
+        </w:rPr>
+        <w:t>a</w:t>
+      </w:r>
+      <w:r>
+        <w:rPr>
+          <w:rFonts w:ascii="Arial" w:hAnsi="Arial" w:eastAsia="Arial" w:cs="Arial"/>
+          <w:b w:val="0"/>
+          <w:i w:val="0"/>
+          <w:color w:val="000000"/>
+          <w:sz w:val="18"/>
+          <w:highlight w:val="lightGray"/>
+        </w:rPr>
+        <w:t>t</w:t>
+      </w:r>
+      <w:r>
+        <w:rPr>
+          <w:rFonts w:ascii="Arial" w:hAnsi="Arial" w:eastAsia="Arial" w:cs="Arial"/>
+          <w:b w:val="0"/>
+          <w:i w:val="0"/>
+          <w:color w:val="000000"/>
+          <w:sz w:val="18"/>
+          <w:highlight w:val="lightGray"/>
+        </w:rPr>
+        <w:t>g</w:t>
+      </w:r>
+      <w:r>
+        <w:rPr>
+          <w:rFonts w:ascii="Arial" w:hAnsi="Arial" w:eastAsia="Arial" w:cs="Arial"/>
+          <w:b w:val="0"/>
+          <w:i w:val="0"/>
+          <w:color w:val="000000"/>
+          <w:sz w:val="18"/>
+          <w:highlight w:val="lightGray"/>
+        </w:rPr>
+        <w:t>p</w:t>
+      </w:r>
+      <w:r>
+        <w:rPr>
+          <w:rFonts w:ascii="Arial" w:hAnsi="Arial" w:eastAsia="Arial" w:cs="Arial"/>
+          <w:b w:val="0"/>
+          <w:i w:val="0"/>
+          <w:color w:val="000000"/>
+          <w:sz w:val="18"/>
+          <w:highlight w:val="lightGray"/>
+        </w:rPr>
+        <w:t>t</w:t>
+      </w:r>
+      <w:r>
+        <w:rPr>
+          <w:rFonts w:ascii="Arial" w:hAnsi="Arial" w:eastAsia="Arial" w:cs="Arial"/>
+          <w:b w:val="0"/>
+          <w:i w:val="0"/>
+          <w:color w:val="000000"/>
+          <w:sz w:val="18"/>
+          <w:highlight w:val="lightGray"/>
+        </w:rPr>
+        <w:t xml:space="preserve"> </w:t>
+      </w:r>
+      <w:r>
+        <w:rPr>
+          <w:rFonts w:ascii="Arial" w:hAnsi="Arial" w:eastAsia="Arial" w:cs="Arial"/>
+          <w:b w:val="0"/>
+          <w:i w:val="0"/>
+          <w:color w:val="000000"/>
+          <w:sz w:val="18"/>
+          <w:highlight w:val="lightGray"/>
+        </w:rPr>
+        <w:t>(</w:t>
+      </w:r>
+      <w:r>
+        <w:rPr>
+          <w:rFonts w:ascii="Arial" w:hAnsi="Arial" w:eastAsia="Arial" w:cs="Arial"/>
+          <w:b w:val="0"/>
+          <w:i w:val="0"/>
+          <w:color w:val="000000"/>
+          <w:sz w:val="18"/>
+          <w:highlight w:val="lightGray"/>
+        </w:rPr>
+        <w:t>G</w:t>
+      </w:r>
+      <w:r>
+        <w:rPr>
+          <w:rFonts w:ascii="Arial" w:hAnsi="Arial" w:eastAsia="Arial" w:cs="Arial"/>
+          <w:b w:val="0"/>
+          <w:i w:val="0"/>
+          <w:color w:val="000000"/>
+          <w:sz w:val="18"/>
+          <w:highlight w:val="lightGray"/>
+        </w:rPr>
+        <w:t>P</w:t>
+      </w:r>
+      <w:r>
+        <w:rPr>
+          <w:rFonts w:ascii="Arial" w:hAnsi="Arial" w:eastAsia="Arial" w:cs="Arial"/>
+          <w:b w:val="0"/>
+          <w:i w:val="0"/>
+          <w:color w:val="000000"/>
+          <w:sz w:val="18"/>
+          <w:highlight w:val="lightGray"/>
+        </w:rPr>
+        <w:t>T</w:t>
+      </w:r>
+      <w:r>
+        <w:rPr>
+          <w:rFonts w:ascii="Arial" w:hAnsi="Arial" w:eastAsia="Arial" w:cs="Arial"/>
+          <w:b w:val="0"/>
+          <w:i w:val="0"/>
+          <w:color w:val="000000"/>
+          <w:sz w:val="18"/>
+          <w:highlight w:val="lightGray"/>
         </w:rPr>
         <w:t>‑</w:t>
       </w:r>
       <w:r>
         <w:rPr>
-          <w:rFonts w:ascii="Arial" w:eastAsia="Arial" w:hAnsi="Arial"/>
-          <w:b/>
-          <w:sz w:val="22"/>
-          <w:szCs w:val="14"/>
-          <w:shd w:val="clear" w:color="auto" w:fill="B7B7B7"/>
-        </w:rPr>
-        <w:t>5 Mini) at [12/9/2025]</w:t>
-      </w:r>
-      <w:r>
-        <w:rPr>
-          <w:rFonts w:ascii="Arial" w:eastAsia="Arial" w:hAnsi="Arial"/>
-          <w:sz w:val="22"/>
+          <w:rFonts w:ascii="Arial" w:hAnsi="Arial" w:eastAsia="Arial" w:cs="Arial"/>
+          <w:b w:val="0"/>
+          <w:i w:val="0"/>
+          <w:color w:val="000000"/>
+          <w:sz w:val="18"/>
+          <w:highlight w:val="lightGray"/>
+        </w:rPr>
+        <w:t>5</w:t>
+      </w:r>
+      <w:r>
+        <w:rPr>
+          <w:rFonts w:ascii="Arial" w:hAnsi="Arial" w:eastAsia="Arial" w:cs="Arial"/>
+          <w:b w:val="0"/>
+          <w:i w:val="0"/>
+          <w:color w:val="000000"/>
+          <w:sz w:val="18"/>
+          <w:highlight w:val="lightGray"/>
+        </w:rPr>
+        <w:t xml:space="preserve"> </w:t>
+      </w:r>
+      <w:r>
+        <w:rPr>
+          <w:rFonts w:ascii="Arial" w:hAnsi="Arial" w:eastAsia="Arial" w:cs="Arial"/>
+          <w:b w:val="0"/>
+          <w:i w:val="0"/>
+          <w:color w:val="000000"/>
+          <w:sz w:val="18"/>
+          <w:highlight w:val="lightGray"/>
+        </w:rPr>
+        <w:t>M</w:t>
+      </w:r>
+      <w:r>
+        <w:rPr>
+          <w:rFonts w:ascii="Arial" w:hAnsi="Arial" w:eastAsia="Arial" w:cs="Arial"/>
+          <w:b w:val="0"/>
+          <w:i w:val="0"/>
+          <w:color w:val="000000"/>
+          <w:sz w:val="18"/>
+          <w:highlight w:val="lightGray"/>
+        </w:rPr>
+        <w:t>i</w:t>
+      </w:r>
+      <w:r>
+        <w:rPr>
+          <w:rFonts w:ascii="Arial" w:hAnsi="Arial" w:eastAsia="Arial" w:cs="Arial"/>
+          <w:b w:val="0"/>
+          <w:i w:val="0"/>
+          <w:color w:val="000000"/>
+          <w:sz w:val="18"/>
+          <w:highlight w:val="lightGray"/>
+        </w:rPr>
+        <w:t>n</w:t>
+      </w:r>
+      <w:r>
+        <w:rPr>
+          <w:rFonts w:ascii="Arial" w:hAnsi="Arial" w:eastAsia="Arial" w:cs="Arial"/>
+          <w:b w:val="0"/>
+          <w:i w:val="0"/>
+          <w:color w:val="000000"/>
+          <w:sz w:val="18"/>
+          <w:highlight w:val="lightGray"/>
+        </w:rPr>
+        <w:t>i</w:t>
+      </w:r>
+      <w:r>
+        <w:rPr>
+          <w:rFonts w:ascii="Arial" w:hAnsi="Arial" w:eastAsia="Arial" w:cs="Arial"/>
+          <w:b w:val="0"/>
+          <w:i w:val="0"/>
+          <w:color w:val="000000"/>
+          <w:sz w:val="18"/>
+          <w:highlight w:val="lightGray"/>
+        </w:rPr>
+        <w:t>)</w:t>
+      </w:r>
+      <w:r>
+        <w:rPr>
+          <w:rFonts w:ascii="Arial" w:hAnsi="Arial" w:eastAsia="Arial" w:cs="Arial"/>
+          <w:b w:val="0"/>
+          <w:i w:val="0"/>
+          <w:color w:val="000000"/>
+          <w:sz w:val="18"/>
+          <w:highlight w:val="lightGray"/>
+        </w:rPr>
+        <w:t>]</w:t>
+      </w:r>
+      <w:r>
+        <w:rPr>
+          <w:rFonts w:ascii="Arial" w:hAnsi="Arial" w:eastAsia="Arial" w:cs="Arial"/>
+          <w:b w:val="0"/>
+          <w:i w:val="0"/>
+          <w:color w:val="000000"/>
+          <w:sz w:val="18"/>
+          <w:highlight w:val="lightGray"/>
+        </w:rPr>
+        <w:t xml:space="preserve"> </w:t>
+      </w:r>
+      <w:r>
+        <w:rPr>
+          <w:rFonts w:ascii="Arial" w:hAnsi="Arial" w:eastAsia="Arial" w:cs="Arial"/>
+          <w:b/>
+          <w:i w:val="0"/>
+          <w:color w:val="000000"/>
+          <w:sz w:val="18"/>
+          <w:highlight w:val="lightGray"/>
+        </w:rPr>
+        <w:t>o</w:t>
+      </w:r>
+      <w:r>
+        <w:rPr>
+          <w:rFonts w:ascii="Arial" w:hAnsi="Arial" w:eastAsia="Arial" w:cs="Arial"/>
+          <w:b/>
+          <w:i w:val="0"/>
+          <w:color w:val="000000"/>
+          <w:sz w:val="18"/>
+          <w:highlight w:val="lightGray"/>
+        </w:rPr>
+        <w:t>n</w:t>
+      </w:r>
+      <w:r>
+        <w:rPr>
+          <w:rFonts w:ascii="Arial" w:hAnsi="Arial"/>
+          <w:b w:val="0"/>
+          <w:i w:val="0"/>
+          <w:color w:val="000000"/>
+          <w:sz w:val="18"/>
+          <w:highlight w:val="lightGray"/>
+        </w:rPr>
+        <w:t xml:space="preserve"> </w:t>
+      </w:r>
+      <w:r>
+        <w:rPr>
+          <w:rFonts w:ascii="Arial" w:hAnsi="Arial"/>
+          <w:b w:val="0"/>
+          <w:i w:val="0"/>
+          <w:color w:val="000000"/>
+          <w:sz w:val="18"/>
+          <w:highlight w:val="lightGray"/>
+        </w:rPr>
+        <w:t>[</w:t>
+      </w:r>
+      <w:r>
+        <w:rPr>
+          <w:rFonts w:ascii="Arial" w:hAnsi="Arial"/>
+          <w:b w:val="0"/>
+          <w:i w:val="0"/>
+          <w:sz w:val="18"/>
+          <w:highlight w:val="lightGray"/>
+        </w:rPr>
+        <w:t>12/9/2025]</w:t>
+      </w:r>
+      <w:r>
+        <w:rPr>
+          <w:rFonts w:ascii="Arial" w:hAnsi="Arial"/>
+          <w:b w:val="0"/>
+          <w:i w:val="0"/>
+          <w:sz w:val="18"/>
+          <w:highlight w:val="lightGray"/>
         </w:rPr>
         <w:br/>
         <w:t xml:space="preserve">Think of PAN as your </w:t>
       </w:r>
       <w:r>
         <w:rPr>
-          <w:rFonts w:ascii="Arial" w:eastAsia="Arial" w:hAnsi="Arial"/>
-          <w:b/>
-          <w:bCs/>
-          <w:sz w:val="22"/>
+          <w:rFonts w:ascii="Arial" w:hAnsi="Arial"/>
+          <w:b w:val="0"/>
+          <w:i w:val="0"/>
+          <w:sz w:val="18"/>
+          <w:highlight w:val="lightGray"/>
         </w:rPr>
         <w:t>personal device network</w:t>
       </w:r>
       <w:r>
         <w:rPr>
-          <w:rFonts w:ascii="Arial" w:eastAsia="Arial" w:hAnsi="Arial"/>
-          <w:sz w:val="22"/>
+          <w:rFonts w:ascii="Arial" w:hAnsi="Arial"/>
+          <w:b w:val="0"/>
+          <w:i w:val="0"/>
+          <w:sz w:val="18"/>
+          <w:highlight w:val="lightGray"/>
         </w:rPr>
         <w:t>. For example, when your phone connects to your wireless headphones or smartwatch, that’s a PAN in action.</w:t>
       </w:r>
@@ -272,59 +3360,1597 @@
       </w:pPr>
       <w:r>
         <w:rPr>
-          <w:rFonts w:ascii="Arial" w:eastAsia="Arial" w:hAnsi="Arial"/>
-          <w:b/>
-          <w:sz w:val="22"/>
-          <w:shd w:val="clear" w:color="auto" w:fill="B7B7B7"/>
-        </w:rPr>
-        <w:t># Source</w:t>
-      </w:r>
-      <w:r>
-        <w:rPr>
-          <w:rFonts w:ascii="Arial" w:eastAsia="Arial" w:hAnsi="Arial"/>
-          <w:sz w:val="22"/>
-          <w:shd w:val="clear" w:color="auto" w:fill="B7B7B7"/>
-        </w:rPr>
-        <w:t xml:space="preserve">: </w:t>
-      </w:r>
-      <w:r>
-        <w:rPr>
-          <w:rFonts w:ascii="Arial" w:eastAsia="Arial" w:hAnsi="Arial"/>
-          <w:b/>
-          <w:sz w:val="22"/>
-          <w:shd w:val="clear" w:color="auto" w:fill="B7B7B7"/>
-        </w:rPr>
-        <w:t xml:space="preserve">Chatgpt </w:t>
-      </w:r>
-      <w:r>
-        <w:rPr>
-          <w:rFonts w:ascii="Arial" w:eastAsia="Arial" w:hAnsi="Arial"/>
-          <w:b/>
-          <w:sz w:val="22"/>
-          <w:szCs w:val="14"/>
-          <w:shd w:val="clear" w:color="auto" w:fill="B7B7B7"/>
-        </w:rPr>
-        <w:t>(GPT</w:t>
-      </w:r>
-      <w:r>
-        <w:rPr>
-          <w:rFonts w:ascii="Arial" w:eastAsia="Arial" w:hAnsi="Arial" w:cs="Cambria Math"/>
-          <w:b/>
-          <w:sz w:val="22"/>
-          <w:szCs w:val="14"/>
-          <w:shd w:val="clear" w:color="auto" w:fill="B7B7B7"/>
+          <w:rFonts w:ascii="Arial" w:hAnsi="Arial" w:eastAsia="Arial" w:cs="Arial"/>
+          <w:b/>
+          <w:i w:val="0"/>
+          <w:color w:val="000000"/>
+          <w:sz w:val="18"/>
+          <w:highlight w:val="lightGray"/>
+        </w:rPr>
+        <w:t>#</w:t>
+      </w:r>
+      <w:r>
+        <w:rPr>
+          <w:rFonts w:ascii="Arial" w:hAnsi="Arial" w:eastAsia="Arial" w:cs="Arial"/>
+          <w:b/>
+          <w:i w:val="0"/>
+          <w:color w:val="000000"/>
+          <w:sz w:val="18"/>
+          <w:highlight w:val="lightGray"/>
+        </w:rPr>
+        <w:t xml:space="preserve"> </w:t>
+      </w:r>
+      <w:r>
+        <w:rPr>
+          <w:rFonts w:ascii="Arial" w:hAnsi="Arial" w:eastAsia="Arial" w:cs="Arial"/>
+          <w:b/>
+          <w:i w:val="0"/>
+          <w:color w:val="000000"/>
+          <w:sz w:val="18"/>
+          <w:highlight w:val="lightGray"/>
+        </w:rPr>
+        <w:t>S</w:t>
+      </w:r>
+      <w:r>
+        <w:rPr>
+          <w:rFonts w:ascii="Arial" w:hAnsi="Arial" w:eastAsia="Arial" w:cs="Arial"/>
+          <w:b/>
+          <w:i w:val="0"/>
+          <w:color w:val="000000"/>
+          <w:sz w:val="18"/>
+          <w:highlight w:val="lightGray"/>
+        </w:rPr>
+        <w:t>o</w:t>
+      </w:r>
+      <w:r>
+        <w:rPr>
+          <w:rFonts w:ascii="Arial" w:hAnsi="Arial" w:eastAsia="Arial" w:cs="Arial"/>
+          <w:b/>
+          <w:i w:val="0"/>
+          <w:color w:val="000000"/>
+          <w:sz w:val="18"/>
+          <w:highlight w:val="lightGray"/>
+        </w:rPr>
+        <w:t>u</w:t>
+      </w:r>
+      <w:r>
+        <w:rPr>
+          <w:rFonts w:ascii="Arial" w:hAnsi="Arial" w:eastAsia="Arial" w:cs="Arial"/>
+          <w:b/>
+          <w:i w:val="0"/>
+          <w:color w:val="000000"/>
+          <w:sz w:val="18"/>
+          <w:highlight w:val="lightGray"/>
+        </w:rPr>
+        <w:t>r</w:t>
+      </w:r>
+      <w:r>
+        <w:rPr>
+          <w:rFonts w:ascii="Arial" w:hAnsi="Arial" w:eastAsia="Arial" w:cs="Arial"/>
+          <w:b/>
+          <w:i w:val="0"/>
+          <w:color w:val="000000"/>
+          <w:sz w:val="18"/>
+          <w:highlight w:val="lightGray"/>
+        </w:rPr>
+        <w:t>c</w:t>
+      </w:r>
+      <w:r>
+        <w:rPr>
+          <w:rFonts w:ascii="Arial" w:hAnsi="Arial" w:eastAsia="Arial" w:cs="Arial"/>
+          <w:b/>
+          <w:i w:val="0"/>
+          <w:color w:val="000000"/>
+          <w:sz w:val="18"/>
+          <w:highlight w:val="lightGray"/>
+        </w:rPr>
+        <w:t>e</w:t>
+      </w:r>
+      <w:r>
+        <w:rPr>
+          <w:rFonts w:ascii="Arial" w:hAnsi="Arial" w:eastAsia="Arial" w:cs="Arial"/>
+          <w:b/>
+          <w:i w:val="0"/>
+          <w:color w:val="000000"/>
+          <w:sz w:val="18"/>
+          <w:highlight w:val="lightGray"/>
+        </w:rPr>
+        <w:t>:</w:t>
+      </w:r>
+      <w:r>
+        <w:rPr>
+          <w:rFonts w:ascii="Arial" w:hAnsi="Arial" w:eastAsia="Arial" w:cs="Arial"/>
+          <w:b/>
+          <w:i w:val="0"/>
+          <w:color w:val="000000"/>
+          <w:sz w:val="18"/>
+          <w:highlight w:val="lightGray"/>
+        </w:rPr>
+        <w:t xml:space="preserve"> </w:t>
+      </w:r>
+      <w:r>
+        <w:rPr>
+          <w:rFonts w:ascii="Arial" w:hAnsi="Arial" w:eastAsia="Arial" w:cs="Arial"/>
+          <w:b/>
+          <w:i w:val="0"/>
+          <w:color w:val="000000"/>
+          <w:sz w:val="18"/>
+          <w:highlight w:val="lightGray"/>
+        </w:rPr>
+        <w:t>A</w:t>
+      </w:r>
+      <w:r>
+        <w:rPr>
+          <w:rFonts w:ascii="Arial" w:hAnsi="Arial" w:eastAsia="Arial" w:cs="Arial"/>
+          <w:b/>
+          <w:i w:val="0"/>
+          <w:color w:val="000000"/>
+          <w:sz w:val="18"/>
+          <w:highlight w:val="lightGray"/>
+        </w:rPr>
+        <w:t>I</w:t>
+      </w:r>
+      <w:r>
+        <w:rPr>
+          <w:rFonts w:ascii="Arial" w:hAnsi="Arial" w:eastAsia="Arial" w:cs="Arial"/>
+          <w:b/>
+          <w:i w:val="0"/>
+          <w:color w:val="000000"/>
+          <w:sz w:val="18"/>
+          <w:highlight w:val="lightGray"/>
+        </w:rPr>
+        <w:t xml:space="preserve"> </w:t>
+      </w:r>
+      <w:r>
+        <w:rPr>
+          <w:rFonts w:ascii="Arial" w:hAnsi="Arial" w:eastAsia="Arial" w:cs="Arial"/>
+          <w:b/>
+          <w:i w:val="0"/>
+          <w:color w:val="000000"/>
+          <w:sz w:val="18"/>
+          <w:highlight w:val="lightGray"/>
+        </w:rPr>
+        <w:t>S</w:t>
+      </w:r>
+      <w:r>
+        <w:rPr>
+          <w:rFonts w:ascii="Arial" w:hAnsi="Arial" w:eastAsia="Arial" w:cs="Arial"/>
+          <w:b/>
+          <w:i w:val="0"/>
+          <w:color w:val="000000"/>
+          <w:sz w:val="18"/>
+          <w:highlight w:val="lightGray"/>
+        </w:rPr>
+        <w:t>o</w:t>
+      </w:r>
+      <w:r>
+        <w:rPr>
+          <w:rFonts w:ascii="Arial" w:hAnsi="Arial" w:eastAsia="Arial" w:cs="Arial"/>
+          <w:b/>
+          <w:i w:val="0"/>
+          <w:color w:val="000000"/>
+          <w:sz w:val="18"/>
+          <w:highlight w:val="lightGray"/>
+        </w:rPr>
+        <w:t>u</w:t>
+      </w:r>
+      <w:r>
+        <w:rPr>
+          <w:rFonts w:ascii="Arial" w:hAnsi="Arial" w:eastAsia="Arial" w:cs="Arial"/>
+          <w:b/>
+          <w:i w:val="0"/>
+          <w:color w:val="000000"/>
+          <w:sz w:val="18"/>
+          <w:highlight w:val="lightGray"/>
+        </w:rPr>
+        <w:t>r</w:t>
+      </w:r>
+      <w:r>
+        <w:rPr>
+          <w:rFonts w:ascii="Arial" w:hAnsi="Arial" w:eastAsia="Arial" w:cs="Arial"/>
+          <w:b/>
+          <w:i w:val="0"/>
+          <w:color w:val="000000"/>
+          <w:sz w:val="18"/>
+          <w:highlight w:val="lightGray"/>
+        </w:rPr>
+        <w:t>c</w:t>
+      </w:r>
+      <w:r>
+        <w:rPr>
+          <w:rFonts w:ascii="Arial" w:hAnsi="Arial" w:eastAsia="Arial" w:cs="Arial"/>
+          <w:b/>
+          <w:i w:val="0"/>
+          <w:color w:val="000000"/>
+          <w:sz w:val="18"/>
+          <w:highlight w:val="lightGray"/>
+        </w:rPr>
+        <w:t>e</w:t>
+      </w:r>
+      <w:r>
+        <w:rPr>
+          <w:rFonts w:ascii="Arial" w:hAnsi="Arial" w:eastAsia="Arial" w:cs="Arial"/>
+          <w:b/>
+          <w:i w:val="0"/>
+          <w:color w:val="000000"/>
+          <w:sz w:val="18"/>
+          <w:highlight w:val="lightGray"/>
+        </w:rPr>
+        <w:t>:</w:t>
+      </w:r>
+      <w:r>
+        <w:rPr>
+          <w:rFonts w:ascii="Arial" w:hAnsi="Arial" w:eastAsia="Arial" w:cs="Arial"/>
+          <w:b/>
+          <w:i w:val="0"/>
+          <w:color w:val="000000"/>
+          <w:sz w:val="18"/>
+          <w:highlight w:val="lightGray"/>
+        </w:rPr>
+        <w:t xml:space="preserve"> </w:t>
+      </w:r>
+      <w:r>
+        <w:rPr>
+          <w:rFonts w:ascii="Arial" w:hAnsi="Arial" w:eastAsia="Arial" w:cs="Arial"/>
+          <w:b/>
+          <w:i w:val="0"/>
+          <w:color w:val="000000"/>
+          <w:sz w:val="18"/>
+          <w:highlight w:val="lightGray"/>
+        </w:rPr>
+        <w:t>P</w:t>
+      </w:r>
+      <w:r>
+        <w:rPr>
+          <w:rFonts w:ascii="Arial" w:hAnsi="Arial" w:eastAsia="Arial" w:cs="Arial"/>
+          <w:b/>
+          <w:i w:val="0"/>
+          <w:color w:val="000000"/>
+          <w:sz w:val="18"/>
+          <w:highlight w:val="lightGray"/>
+        </w:rPr>
+        <w:t>r</w:t>
+      </w:r>
+      <w:r>
+        <w:rPr>
+          <w:rFonts w:ascii="Arial" w:hAnsi="Arial" w:eastAsia="Arial" w:cs="Arial"/>
+          <w:b/>
+          <w:i w:val="0"/>
+          <w:color w:val="000000"/>
+          <w:sz w:val="18"/>
+          <w:highlight w:val="lightGray"/>
+        </w:rPr>
+        <w:t>o</w:t>
+      </w:r>
+      <w:r>
+        <w:rPr>
+          <w:rFonts w:ascii="Arial" w:hAnsi="Arial" w:eastAsia="Arial" w:cs="Arial"/>
+          <w:b/>
+          <w:i w:val="0"/>
+          <w:color w:val="000000"/>
+          <w:sz w:val="18"/>
+          <w:highlight w:val="lightGray"/>
+        </w:rPr>
+        <w:t>v</w:t>
+      </w:r>
+      <w:r>
+        <w:rPr>
+          <w:rFonts w:ascii="Arial" w:hAnsi="Arial" w:eastAsia="Arial" w:cs="Arial"/>
+          <w:b/>
+          <w:i w:val="0"/>
+          <w:color w:val="000000"/>
+          <w:sz w:val="18"/>
+          <w:highlight w:val="lightGray"/>
+        </w:rPr>
+        <w:t>i</w:t>
+      </w:r>
+      <w:r>
+        <w:rPr>
+          <w:rFonts w:ascii="Arial" w:hAnsi="Arial" w:eastAsia="Arial" w:cs="Arial"/>
+          <w:b/>
+          <w:i w:val="0"/>
+          <w:color w:val="000000"/>
+          <w:sz w:val="18"/>
+          <w:highlight w:val="lightGray"/>
+        </w:rPr>
+        <w:t>d</w:t>
+      </w:r>
+      <w:r>
+        <w:rPr>
+          <w:rFonts w:ascii="Arial" w:hAnsi="Arial" w:eastAsia="Arial" w:cs="Arial"/>
+          <w:b/>
+          <w:i w:val="0"/>
+          <w:color w:val="000000"/>
+          <w:sz w:val="18"/>
+          <w:highlight w:val="lightGray"/>
+        </w:rPr>
+        <w:t>e</w:t>
+      </w:r>
+      <w:r>
+        <w:rPr>
+          <w:rFonts w:ascii="Arial" w:hAnsi="Arial" w:eastAsia="Arial" w:cs="Arial"/>
+          <w:b/>
+          <w:i w:val="0"/>
+          <w:color w:val="000000"/>
+          <w:sz w:val="18"/>
+          <w:highlight w:val="lightGray"/>
+        </w:rPr>
+        <w:t>d</w:t>
+      </w:r>
+      <w:r>
+        <w:rPr>
+          <w:rFonts w:ascii="Arial" w:hAnsi="Arial" w:eastAsia="Arial" w:cs="Arial"/>
+          <w:b/>
+          <w:i w:val="0"/>
+          <w:color w:val="000000"/>
+          <w:sz w:val="18"/>
+          <w:highlight w:val="lightGray"/>
+        </w:rPr>
+        <w:t xml:space="preserve"> </w:t>
+      </w:r>
+      <w:r>
+        <w:rPr>
+          <w:rFonts w:ascii="Arial" w:hAnsi="Arial" w:eastAsia="Arial" w:cs="Arial"/>
+          <w:b/>
+          <w:i w:val="0"/>
+          <w:color w:val="000000"/>
+          <w:sz w:val="18"/>
+          <w:highlight w:val="lightGray"/>
+        </w:rPr>
+        <w:t>b</w:t>
+      </w:r>
+      <w:r>
+        <w:rPr>
+          <w:rFonts w:ascii="Arial" w:hAnsi="Arial" w:eastAsia="Arial" w:cs="Arial"/>
+          <w:b/>
+          <w:i w:val="0"/>
+          <w:color w:val="000000"/>
+          <w:sz w:val="18"/>
+          <w:highlight w:val="lightGray"/>
+        </w:rPr>
+        <w:t>y</w:t>
+      </w:r>
+      <w:r>
+        <w:rPr>
+          <w:rFonts w:ascii="Arial" w:hAnsi="Arial" w:eastAsia="Arial" w:cs="Arial"/>
+          <w:b/>
+          <w:i w:val="0"/>
+          <w:color w:val="000000"/>
+          <w:sz w:val="18"/>
+          <w:highlight w:val="lightGray"/>
+        </w:rPr>
+        <w:t>:</w:t>
+      </w:r>
+      <w:r>
+        <w:rPr>
+          <w:rFonts w:ascii="Arial" w:hAnsi="Arial" w:eastAsia="Arial" w:cs="Arial"/>
+          <w:b/>
+          <w:i w:val="0"/>
+          <w:color w:val="000000"/>
+          <w:sz w:val="18"/>
+          <w:highlight w:val="lightGray"/>
+        </w:rPr>
+        <w:t xml:space="preserve"> </w:t>
+      </w:r>
+      <w:r>
+        <w:rPr>
+          <w:rFonts w:ascii="Arial" w:hAnsi="Arial" w:eastAsia="Arial" w:cs="Arial"/>
+          <w:b/>
+          <w:i w:val="0"/>
+          <w:color w:val="000000"/>
+          <w:sz w:val="18"/>
+          <w:highlight w:val="lightGray"/>
+        </w:rPr>
+        <w:t>[</w:t>
+      </w:r>
+      <w:r>
+        <w:rPr>
+          <w:rFonts w:ascii="Arial" w:hAnsi="Arial" w:eastAsia="Arial" w:cs="Arial"/>
+          <w:b/>
+          <w:i w:val="0"/>
+          <w:color w:val="000000"/>
+          <w:sz w:val="18"/>
+          <w:highlight w:val="lightGray"/>
+        </w:rPr>
+        <w:t>D</w:t>
+      </w:r>
+      <w:r>
+        <w:rPr>
+          <w:rFonts w:ascii="Arial" w:hAnsi="Arial" w:eastAsia="Arial" w:cs="Arial"/>
+          <w:b/>
+          <w:i w:val="0"/>
+          <w:color w:val="000000"/>
+          <w:sz w:val="18"/>
+          <w:highlight w:val="lightGray"/>
+        </w:rPr>
+        <w:t>a</w:t>
+      </w:r>
+      <w:r>
+        <w:rPr>
+          <w:rFonts w:ascii="Arial" w:hAnsi="Arial" w:eastAsia="Arial" w:cs="Arial"/>
+          <w:b/>
+          <w:i w:val="0"/>
+          <w:color w:val="000000"/>
+          <w:sz w:val="18"/>
+          <w:highlight w:val="lightGray"/>
+        </w:rPr>
+        <w:t>t</w:t>
+      </w:r>
+      <w:r>
+        <w:rPr>
+          <w:rFonts w:ascii="Arial" w:hAnsi="Arial" w:eastAsia="Arial" w:cs="Arial"/>
+          <w:b/>
+          <w:i w:val="0"/>
+          <w:color w:val="000000"/>
+          <w:sz w:val="18"/>
+          <w:highlight w:val="lightGray"/>
+        </w:rPr>
+        <w:t>a</w:t>
+      </w:r>
+      <w:r>
+        <w:rPr>
+          <w:rFonts w:ascii="Arial" w:hAnsi="Arial" w:eastAsia="Arial" w:cs="Arial"/>
+          <w:b/>
+          <w:i w:val="0"/>
+          <w:color w:val="000000"/>
+          <w:sz w:val="18"/>
+          <w:highlight w:val="lightGray"/>
+        </w:rPr>
+        <w:t xml:space="preserve"> </w:t>
+      </w:r>
+      <w:r>
+        <w:rPr>
+          <w:rFonts w:ascii="Arial" w:hAnsi="Arial" w:eastAsia="Arial" w:cs="Arial"/>
+          <w:b/>
+          <w:i w:val="0"/>
+          <w:color w:val="000000"/>
+          <w:sz w:val="18"/>
+          <w:highlight w:val="lightGray"/>
+        </w:rPr>
+        <w:t>P</w:t>
+      </w:r>
+      <w:r>
+        <w:rPr>
+          <w:rFonts w:ascii="Arial" w:hAnsi="Arial" w:eastAsia="Arial" w:cs="Arial"/>
+          <w:b/>
+          <w:i w:val="0"/>
+          <w:color w:val="000000"/>
+          <w:sz w:val="18"/>
+          <w:highlight w:val="lightGray"/>
+        </w:rPr>
+        <w:t>a</w:t>
+      </w:r>
+      <w:r>
+        <w:rPr>
+          <w:rFonts w:ascii="Arial" w:hAnsi="Arial" w:eastAsia="Arial" w:cs="Arial"/>
+          <w:b/>
+          <w:i w:val="0"/>
+          <w:color w:val="000000"/>
+          <w:sz w:val="18"/>
+          <w:highlight w:val="lightGray"/>
+        </w:rPr>
+        <w:t>t</w:t>
+      </w:r>
+      <w:r>
+        <w:rPr>
+          <w:rFonts w:ascii="Arial" w:hAnsi="Arial" w:eastAsia="Arial" w:cs="Arial"/>
+          <w:b/>
+          <w:i w:val="0"/>
+          <w:color w:val="000000"/>
+          <w:sz w:val="18"/>
+          <w:highlight w:val="lightGray"/>
+        </w:rPr>
+        <w:t>h</w:t>
+      </w:r>
+      <w:r>
+        <w:rPr>
+          <w:rFonts w:ascii="Arial" w:hAnsi="Arial" w:eastAsia="Arial" w:cs="Arial"/>
+          <w:b w:val="0"/>
+          <w:i w:val="0"/>
+          <w:color w:val="000000"/>
+          <w:sz w:val="18"/>
+          <w:highlight w:val="lightGray"/>
+        </w:rPr>
+        <w:t>:</w:t>
+      </w:r>
+      <w:r>
+        <w:rPr>
+          <w:rFonts w:ascii="Arial" w:hAnsi="Arial" w:eastAsia="Arial" w:cs="Arial"/>
+          <w:b w:val="0"/>
+          <w:i w:val="0"/>
+          <w:color w:val="000000"/>
+          <w:sz w:val="18"/>
+          <w:highlight w:val="lightGray"/>
+        </w:rPr>
+        <w:t xml:space="preserve"> </w:t>
+      </w:r>
+      <w:r>
+        <w:rPr>
+          <w:rFonts w:ascii="Arial" w:hAnsi="Arial" w:eastAsia="Arial" w:cs="Arial"/>
+          <w:b w:val="0"/>
+          <w:i w:val="0"/>
+          <w:color w:val="000000"/>
+          <w:sz w:val="18"/>
+          <w:highlight w:val="lightGray"/>
+        </w:rPr>
+        <w:t>P</w:t>
+      </w:r>
+      <w:r>
+        <w:rPr>
+          <w:rFonts w:ascii="Arial" w:hAnsi="Arial" w:eastAsia="Arial" w:cs="Arial"/>
+          <w:b w:val="0"/>
+          <w:i w:val="0"/>
+          <w:color w:val="000000"/>
+          <w:sz w:val="18"/>
+          <w:highlight w:val="lightGray"/>
+        </w:rPr>
+        <w:t>e</w:t>
+      </w:r>
+      <w:r>
+        <w:rPr>
+          <w:rFonts w:ascii="Arial" w:hAnsi="Arial" w:eastAsia="Arial" w:cs="Arial"/>
+          <w:b w:val="0"/>
+          <w:i w:val="0"/>
+          <w:color w:val="000000"/>
+          <w:sz w:val="18"/>
+          <w:highlight w:val="lightGray"/>
+        </w:rPr>
+        <w:t>r</w:t>
+      </w:r>
+      <w:r>
+        <w:rPr>
+          <w:rFonts w:ascii="Arial" w:hAnsi="Arial" w:eastAsia="Arial" w:cs="Arial"/>
+          <w:b w:val="0"/>
+          <w:i w:val="0"/>
+          <w:color w:val="000000"/>
+          <w:sz w:val="18"/>
+          <w:highlight w:val="lightGray"/>
+        </w:rPr>
+        <w:t>s</w:t>
+      </w:r>
+      <w:r>
+        <w:rPr>
+          <w:rFonts w:ascii="Arial" w:hAnsi="Arial" w:eastAsia="Arial" w:cs="Arial"/>
+          <w:b w:val="0"/>
+          <w:i w:val="0"/>
+          <w:color w:val="000000"/>
+          <w:sz w:val="18"/>
+          <w:highlight w:val="lightGray"/>
+        </w:rPr>
+        <w:t>o</w:t>
+      </w:r>
+      <w:r>
+        <w:rPr>
+          <w:rFonts w:ascii="Arial" w:hAnsi="Arial" w:eastAsia="Arial" w:cs="Arial"/>
+          <w:b w:val="0"/>
+          <w:i w:val="0"/>
+          <w:color w:val="000000"/>
+          <w:sz w:val="18"/>
+          <w:highlight w:val="lightGray"/>
+        </w:rPr>
+        <w:t>n</w:t>
+      </w:r>
+      <w:r>
+        <w:rPr>
+          <w:rFonts w:ascii="Arial" w:hAnsi="Arial" w:eastAsia="Arial" w:cs="Arial"/>
+          <w:b w:val="0"/>
+          <w:i w:val="0"/>
+          <w:color w:val="000000"/>
+          <w:sz w:val="18"/>
+          <w:highlight w:val="lightGray"/>
+        </w:rPr>
+        <w:t>s</w:t>
+      </w:r>
+      <w:r>
+        <w:rPr>
+          <w:rFonts w:ascii="Arial" w:hAnsi="Arial" w:eastAsia="Arial" w:cs="Arial"/>
+          <w:b w:val="0"/>
+          <w:i w:val="0"/>
+          <w:color w:val="000000"/>
+          <w:sz w:val="18"/>
+          <w:highlight w:val="lightGray"/>
+        </w:rPr>
+        <w:t xml:space="preserve"> </w:t>
+      </w:r>
+      <w:r>
+        <w:rPr>
+          <w:rFonts w:ascii="Arial" w:hAnsi="Arial" w:eastAsia="Arial" w:cs="Arial"/>
+          <w:b w:val="0"/>
+          <w:i w:val="0"/>
+          <w:color w:val="000000"/>
+          <w:sz w:val="18"/>
+          <w:highlight w:val="lightGray"/>
+        </w:rPr>
+        <w:t>T</w:t>
+      </w:r>
+      <w:r>
+        <w:rPr>
+          <w:rFonts w:ascii="Arial" w:hAnsi="Arial" w:eastAsia="Arial" w:cs="Arial"/>
+          <w:b w:val="0"/>
+          <w:i w:val="0"/>
+          <w:color w:val="000000"/>
+          <w:sz w:val="18"/>
+          <w:highlight w:val="lightGray"/>
+        </w:rPr>
+        <w:t>a</w:t>
+      </w:r>
+      <w:r>
+        <w:rPr>
+          <w:rFonts w:ascii="Arial" w:hAnsi="Arial" w:eastAsia="Arial" w:cs="Arial"/>
+          <w:b w:val="0"/>
+          <w:i w:val="0"/>
+          <w:color w:val="000000"/>
+          <w:sz w:val="18"/>
+          <w:highlight w:val="lightGray"/>
+        </w:rPr>
+        <w:t>b</w:t>
+      </w:r>
+      <w:r>
+        <w:rPr>
+          <w:rFonts w:ascii="Arial" w:hAnsi="Arial" w:eastAsia="Arial" w:cs="Arial"/>
+          <w:b w:val="0"/>
+          <w:i w:val="0"/>
+          <w:color w:val="000000"/>
+          <w:sz w:val="18"/>
+          <w:highlight w:val="lightGray"/>
+        </w:rPr>
+        <w:t>l</w:t>
+      </w:r>
+      <w:r>
+        <w:rPr>
+          <w:rFonts w:ascii="Arial" w:hAnsi="Arial" w:eastAsia="Arial" w:cs="Arial"/>
+          <w:b w:val="0"/>
+          <w:i w:val="0"/>
+          <w:color w:val="000000"/>
+          <w:sz w:val="18"/>
+          <w:highlight w:val="lightGray"/>
+        </w:rPr>
+        <w:t>e</w:t>
+      </w:r>
+      <w:r>
+        <w:rPr>
+          <w:rFonts w:ascii="Arial" w:hAnsi="Arial" w:eastAsia="Arial" w:cs="Arial"/>
+          <w:b w:val="0"/>
+          <w:i w:val="0"/>
+          <w:color w:val="000000"/>
+          <w:sz w:val="18"/>
+          <w:highlight w:val="lightGray"/>
+        </w:rPr>
+        <w:t xml:space="preserve"> </w:t>
+      </w:r>
+      <w:r>
+        <w:rPr>
+          <w:rFonts w:ascii="Arial" w:hAnsi="Arial" w:eastAsia="Arial" w:cs="Arial"/>
+          <w:b w:val="0"/>
+          <w:i w:val="0"/>
+          <w:color w:val="000000"/>
+          <w:sz w:val="18"/>
+          <w:highlight w:val="lightGray"/>
+        </w:rPr>
+        <w:t>-</w:t>
+      </w:r>
+      <w:r>
+        <w:rPr>
+          <w:rFonts w:ascii="Arial" w:hAnsi="Arial" w:eastAsia="Arial" w:cs="Arial"/>
+          <w:b w:val="0"/>
+          <w:i w:val="0"/>
+          <w:color w:val="000000"/>
+          <w:sz w:val="18"/>
+          <w:highlight w:val="lightGray"/>
+        </w:rPr>
+        <w:t>&gt;</w:t>
+      </w:r>
+      <w:r>
+        <w:rPr>
+          <w:rFonts w:ascii="Arial" w:hAnsi="Arial" w:eastAsia="Arial" w:cs="Arial"/>
+          <w:b w:val="0"/>
+          <w:i w:val="0"/>
+          <w:color w:val="000000"/>
+          <w:sz w:val="18"/>
+          <w:highlight w:val="lightGray"/>
+        </w:rPr>
+        <w:t xml:space="preserve"> </w:t>
+      </w:r>
+      <w:r>
+        <w:rPr>
+          <w:rFonts w:ascii="Arial" w:hAnsi="Arial" w:eastAsia="Arial" w:cs="Arial"/>
+          <w:b w:val="0"/>
+          <w:i w:val="0"/>
+          <w:color w:val="000000"/>
+          <w:sz w:val="18"/>
+          <w:highlight w:val="lightGray"/>
+        </w:rPr>
+        <w:t>I</w:t>
+      </w:r>
+      <w:r>
+        <w:rPr>
+          <w:rFonts w:ascii="Arial" w:hAnsi="Arial" w:eastAsia="Arial" w:cs="Arial"/>
+          <w:b w:val="0"/>
+          <w:i w:val="0"/>
+          <w:color w:val="000000"/>
+          <w:sz w:val="18"/>
+          <w:highlight w:val="lightGray"/>
+        </w:rPr>
+        <w:t>D</w:t>
+      </w:r>
+      <w:r>
+        <w:rPr>
+          <w:rFonts w:ascii="Arial" w:hAnsi="Arial" w:eastAsia="Arial" w:cs="Arial"/>
+          <w:b w:val="0"/>
+          <w:i w:val="0"/>
+          <w:color w:val="000000"/>
+          <w:sz w:val="18"/>
+          <w:highlight w:val="lightGray"/>
+        </w:rPr>
+        <w:t xml:space="preserve"> </w:t>
+      </w:r>
+      <w:r>
+        <w:rPr>
+          <w:rFonts w:ascii="Arial" w:hAnsi="Arial" w:eastAsia="Arial" w:cs="Arial"/>
+          <w:b w:val="0"/>
+          <w:i w:val="0"/>
+          <w:color w:val="000000"/>
+          <w:sz w:val="18"/>
+          <w:highlight w:val="lightGray"/>
+        </w:rPr>
+        <w:t>C</w:t>
+      </w:r>
+      <w:r>
+        <w:rPr>
+          <w:rFonts w:ascii="Arial" w:hAnsi="Arial" w:eastAsia="Arial" w:cs="Arial"/>
+          <w:b w:val="0"/>
+          <w:i w:val="0"/>
+          <w:color w:val="000000"/>
+          <w:sz w:val="18"/>
+          <w:highlight w:val="lightGray"/>
+        </w:rPr>
+        <w:t>o</w:t>
+      </w:r>
+      <w:r>
+        <w:rPr>
+          <w:rFonts w:ascii="Arial" w:hAnsi="Arial" w:eastAsia="Arial" w:cs="Arial"/>
+          <w:b w:val="0"/>
+          <w:i w:val="0"/>
+          <w:color w:val="000000"/>
+          <w:sz w:val="18"/>
+          <w:highlight w:val="lightGray"/>
+        </w:rPr>
+        <w:t>l</w:t>
+      </w:r>
+      <w:r>
+        <w:rPr>
+          <w:rFonts w:ascii="Arial" w:hAnsi="Arial" w:eastAsia="Arial" w:cs="Arial"/>
+          <w:b w:val="0"/>
+          <w:i w:val="0"/>
+          <w:color w:val="000000"/>
+          <w:sz w:val="18"/>
+          <w:highlight w:val="lightGray"/>
+        </w:rPr>
+        <w:t>u</w:t>
+      </w:r>
+      <w:r>
+        <w:rPr>
+          <w:rFonts w:ascii="Arial" w:hAnsi="Arial" w:eastAsia="Arial" w:cs="Arial"/>
+          <w:b w:val="0"/>
+          <w:i w:val="0"/>
+          <w:color w:val="000000"/>
+          <w:sz w:val="18"/>
+          <w:highlight w:val="lightGray"/>
+        </w:rPr>
+        <w:t>m</w:t>
+      </w:r>
+      <w:r>
+        <w:rPr>
+          <w:rFonts w:ascii="Arial" w:hAnsi="Arial" w:eastAsia="Arial" w:cs="Arial"/>
+          <w:b w:val="0"/>
+          <w:i w:val="0"/>
+          <w:color w:val="000000"/>
+          <w:sz w:val="18"/>
+          <w:highlight w:val="lightGray"/>
+        </w:rPr>
+        <w:t>n</w:t>
+      </w:r>
+      <w:r>
+        <w:rPr>
+          <w:rFonts w:ascii="Arial" w:hAnsi="Arial" w:eastAsia="Arial" w:cs="Arial"/>
+          <w:b w:val="0"/>
+          <w:i w:val="0"/>
+          <w:color w:val="000000"/>
+          <w:sz w:val="18"/>
+          <w:highlight w:val="lightGray"/>
+        </w:rPr>
+        <w:t>:</w:t>
+      </w:r>
+      <w:r>
+        <w:rPr>
+          <w:rFonts w:ascii="Arial" w:hAnsi="Arial" w:eastAsia="Arial" w:cs="Arial"/>
+          <w:b w:val="0"/>
+          <w:i w:val="0"/>
+          <w:color w:val="000000"/>
+          <w:sz w:val="18"/>
+          <w:highlight w:val="lightGray"/>
+        </w:rPr>
+        <w:t xml:space="preserve"> </w:t>
+      </w:r>
+      <w:r>
+        <w:rPr>
+          <w:rFonts w:ascii="Arial" w:hAnsi="Arial" w:eastAsia="Arial" w:cs="Arial"/>
+          <w:b w:val="0"/>
+          <w:i w:val="0"/>
+          <w:color w:val="000000"/>
+          <w:sz w:val="18"/>
+          <w:highlight w:val="lightGray"/>
+        </w:rPr>
+        <w:t>1</w:t>
+      </w:r>
+      <w:r>
+        <w:rPr>
+          <w:rFonts w:ascii="Arial" w:hAnsi="Arial" w:eastAsia="Arial" w:cs="Arial"/>
+          <w:b w:val="0"/>
+          <w:i w:val="0"/>
+          <w:color w:val="000000"/>
+          <w:sz w:val="18"/>
+          <w:highlight w:val="lightGray"/>
+        </w:rPr>
+        <w:t>,</w:t>
+      </w:r>
+      <w:r>
+        <w:rPr>
+          <w:rFonts w:ascii="Arial" w:hAnsi="Arial" w:eastAsia="Arial" w:cs="Arial"/>
+          <w:b w:val="0"/>
+          <w:i w:val="0"/>
+          <w:color w:val="000000"/>
+          <w:sz w:val="18"/>
+          <w:highlight w:val="lightGray"/>
+        </w:rPr>
+        <w:t xml:space="preserve"> </w:t>
+      </w:r>
+      <w:r>
+        <w:rPr>
+          <w:rFonts w:ascii="Arial" w:hAnsi="Arial" w:eastAsia="Arial" w:cs="Arial"/>
+          <w:b w:val="0"/>
+          <w:i w:val="0"/>
+          <w:color w:val="000000"/>
+          <w:sz w:val="18"/>
+          <w:highlight w:val="lightGray"/>
+        </w:rPr>
+        <w:t>N</w:t>
+      </w:r>
+      <w:r>
+        <w:rPr>
+          <w:rFonts w:ascii="Arial" w:hAnsi="Arial" w:eastAsia="Arial" w:cs="Arial"/>
+          <w:b w:val="0"/>
+          <w:i w:val="0"/>
+          <w:color w:val="000000"/>
+          <w:sz w:val="18"/>
+          <w:highlight w:val="lightGray"/>
+        </w:rPr>
+        <w:t>a</w:t>
+      </w:r>
+      <w:r>
+        <w:rPr>
+          <w:rFonts w:ascii="Arial" w:hAnsi="Arial" w:eastAsia="Arial" w:cs="Arial"/>
+          <w:b w:val="0"/>
+          <w:i w:val="0"/>
+          <w:color w:val="000000"/>
+          <w:sz w:val="18"/>
+          <w:highlight w:val="lightGray"/>
+        </w:rPr>
+        <w:t>m</w:t>
+      </w:r>
+      <w:r>
+        <w:rPr>
+          <w:rFonts w:ascii="Arial" w:hAnsi="Arial" w:eastAsia="Arial" w:cs="Arial"/>
+          <w:b w:val="0"/>
+          <w:i w:val="0"/>
+          <w:color w:val="000000"/>
+          <w:sz w:val="18"/>
+          <w:highlight w:val="lightGray"/>
+        </w:rPr>
+        <w:t>e</w:t>
+      </w:r>
+      <w:r>
+        <w:rPr>
+          <w:rFonts w:ascii="Arial" w:hAnsi="Arial" w:eastAsia="Arial" w:cs="Arial"/>
+          <w:b w:val="0"/>
+          <w:i w:val="0"/>
+          <w:color w:val="000000"/>
+          <w:sz w:val="18"/>
+          <w:highlight w:val="lightGray"/>
+        </w:rPr>
+        <w:t>_</w:t>
+      </w:r>
+      <w:r>
+        <w:rPr>
+          <w:rFonts w:ascii="Arial" w:hAnsi="Arial" w:eastAsia="Arial" w:cs="Arial"/>
+          <w:b w:val="0"/>
+          <w:i w:val="0"/>
+          <w:color w:val="000000"/>
+          <w:sz w:val="18"/>
+          <w:highlight w:val="lightGray"/>
+        </w:rPr>
+        <w:t>E</w:t>
+      </w:r>
+      <w:r>
+        <w:rPr>
+          <w:rFonts w:ascii="Arial" w:hAnsi="Arial" w:eastAsia="Arial" w:cs="Arial"/>
+          <w:b w:val="0"/>
+          <w:i w:val="0"/>
+          <w:color w:val="000000"/>
+          <w:sz w:val="18"/>
+          <w:highlight w:val="lightGray"/>
+        </w:rPr>
+        <w:t>n</w:t>
+      </w:r>
+      <w:r>
+        <w:rPr>
+          <w:rFonts w:ascii="Arial" w:hAnsi="Arial" w:eastAsia="Arial" w:cs="Arial"/>
+          <w:b w:val="0"/>
+          <w:i w:val="0"/>
+          <w:color w:val="000000"/>
+          <w:sz w:val="18"/>
+          <w:highlight w:val="lightGray"/>
+        </w:rPr>
+        <w:t xml:space="preserve"> </w:t>
+      </w:r>
+      <w:r>
+        <w:rPr>
+          <w:rFonts w:ascii="Arial" w:hAnsi="Arial" w:eastAsia="Arial" w:cs="Arial"/>
+          <w:b w:val="0"/>
+          <w:i w:val="0"/>
+          <w:color w:val="000000"/>
+          <w:sz w:val="18"/>
+          <w:highlight w:val="lightGray"/>
+        </w:rPr>
+        <w:t>C</w:t>
+      </w:r>
+      <w:r>
+        <w:rPr>
+          <w:rFonts w:ascii="Arial" w:hAnsi="Arial" w:eastAsia="Arial" w:cs="Arial"/>
+          <w:b w:val="0"/>
+          <w:i w:val="0"/>
+          <w:color w:val="000000"/>
+          <w:sz w:val="18"/>
+          <w:highlight w:val="lightGray"/>
+        </w:rPr>
+        <w:t>o</w:t>
+      </w:r>
+      <w:r>
+        <w:rPr>
+          <w:rFonts w:ascii="Arial" w:hAnsi="Arial" w:eastAsia="Arial" w:cs="Arial"/>
+          <w:b w:val="0"/>
+          <w:i w:val="0"/>
+          <w:color w:val="000000"/>
+          <w:sz w:val="18"/>
+          <w:highlight w:val="lightGray"/>
+        </w:rPr>
+        <w:t>l</w:t>
+      </w:r>
+      <w:r>
+        <w:rPr>
+          <w:rFonts w:ascii="Arial" w:hAnsi="Arial" w:eastAsia="Arial" w:cs="Arial"/>
+          <w:b w:val="0"/>
+          <w:i w:val="0"/>
+          <w:color w:val="000000"/>
+          <w:sz w:val="18"/>
+          <w:highlight w:val="lightGray"/>
+        </w:rPr>
+        <w:t>u</w:t>
+      </w:r>
+      <w:r>
+        <w:rPr>
+          <w:rFonts w:ascii="Arial" w:hAnsi="Arial" w:eastAsia="Arial" w:cs="Arial"/>
+          <w:b w:val="0"/>
+          <w:i w:val="0"/>
+          <w:color w:val="000000"/>
+          <w:sz w:val="18"/>
+          <w:highlight w:val="lightGray"/>
+        </w:rPr>
+        <w:t>m</w:t>
+      </w:r>
+      <w:r>
+        <w:rPr>
+          <w:rFonts w:ascii="Arial" w:hAnsi="Arial" w:eastAsia="Arial" w:cs="Arial"/>
+          <w:b w:val="0"/>
+          <w:i w:val="0"/>
+          <w:color w:val="000000"/>
+          <w:sz w:val="18"/>
+          <w:highlight w:val="lightGray"/>
+        </w:rPr>
+        <w:t>n</w:t>
+      </w:r>
+      <w:r>
+        <w:rPr>
+          <w:rFonts w:ascii="Arial" w:hAnsi="Arial" w:eastAsia="Arial" w:cs="Arial"/>
+          <w:b w:val="0"/>
+          <w:i w:val="0"/>
+          <w:color w:val="000000"/>
+          <w:sz w:val="18"/>
+          <w:highlight w:val="lightGray"/>
+        </w:rPr>
+        <w:t>:</w:t>
+      </w:r>
+      <w:r>
+        <w:rPr>
+          <w:rFonts w:ascii="Arial" w:hAnsi="Arial" w:eastAsia="Arial" w:cs="Arial"/>
+          <w:b w:val="0"/>
+          <w:i w:val="0"/>
+          <w:color w:val="000000"/>
+          <w:sz w:val="18"/>
+          <w:highlight w:val="lightGray"/>
+        </w:rPr>
+        <w:t xml:space="preserve"> </w:t>
+      </w:r>
+      <w:r>
+        <w:rPr>
+          <w:rFonts w:ascii="Arial" w:hAnsi="Arial" w:eastAsia="Arial" w:cs="Arial"/>
+          <w:b w:val="0"/>
+          <w:i w:val="0"/>
+          <w:color w:val="000000"/>
+          <w:sz w:val="18"/>
+          <w:highlight w:val="lightGray"/>
+        </w:rPr>
+        <w:t>M</w:t>
+      </w:r>
+      <w:r>
+        <w:rPr>
+          <w:rFonts w:ascii="Arial" w:hAnsi="Arial" w:eastAsia="Arial" w:cs="Arial"/>
+          <w:b w:val="0"/>
+          <w:i w:val="0"/>
+          <w:color w:val="000000"/>
+          <w:sz w:val="18"/>
+          <w:highlight w:val="lightGray"/>
+        </w:rPr>
+        <w:t>o</w:t>
+      </w:r>
+      <w:r>
+        <w:rPr>
+          <w:rFonts w:ascii="Arial" w:hAnsi="Arial" w:eastAsia="Arial" w:cs="Arial"/>
+          <w:b w:val="0"/>
+          <w:i w:val="0"/>
+          <w:color w:val="000000"/>
+          <w:sz w:val="18"/>
+          <w:highlight w:val="lightGray"/>
+        </w:rPr>
+        <w:t>t</w:t>
+      </w:r>
+      <w:r>
+        <w:rPr>
+          <w:rFonts w:ascii="Arial" w:hAnsi="Arial" w:eastAsia="Arial" w:cs="Arial"/>
+          <w:b w:val="0"/>
+          <w:i w:val="0"/>
+          <w:color w:val="000000"/>
+          <w:sz w:val="18"/>
+          <w:highlight w:val="lightGray"/>
+        </w:rPr>
+        <w:t>a</w:t>
+      </w:r>
+      <w:r>
+        <w:rPr>
+          <w:rFonts w:ascii="Arial" w:hAnsi="Arial" w:eastAsia="Arial" w:cs="Arial"/>
+          <w:b w:val="0"/>
+          <w:i w:val="0"/>
+          <w:color w:val="000000"/>
+          <w:sz w:val="18"/>
+          <w:highlight w:val="lightGray"/>
+        </w:rPr>
+        <w:t>s</w:t>
+      </w:r>
+      <w:r>
+        <w:rPr>
+          <w:rFonts w:ascii="Arial" w:hAnsi="Arial" w:eastAsia="Arial" w:cs="Arial"/>
+          <w:b w:val="0"/>
+          <w:i w:val="0"/>
+          <w:color w:val="000000"/>
+          <w:sz w:val="18"/>
+          <w:highlight w:val="lightGray"/>
+        </w:rPr>
+        <w:t>e</w:t>
+      </w:r>
+      <w:r>
+        <w:rPr>
+          <w:rFonts w:ascii="Arial" w:hAnsi="Arial" w:eastAsia="Arial" w:cs="Arial"/>
+          <w:b w:val="0"/>
+          <w:i w:val="0"/>
+          <w:color w:val="000000"/>
+          <w:sz w:val="18"/>
+          <w:highlight w:val="lightGray"/>
+        </w:rPr>
+        <w:t>m</w:t>
+      </w:r>
+      <w:r>
+        <w:rPr>
+          <w:rFonts w:ascii="Arial" w:hAnsi="Arial" w:eastAsia="Arial" w:cs="Arial"/>
+          <w:b w:val="0"/>
+          <w:i w:val="0"/>
+          <w:color w:val="000000"/>
+          <w:sz w:val="18"/>
+          <w:highlight w:val="lightGray"/>
+        </w:rPr>
+        <w:t xml:space="preserve"> </w:t>
+      </w:r>
+      <w:r>
+        <w:rPr>
+          <w:rFonts w:ascii="Arial" w:hAnsi="Arial" w:eastAsia="Arial" w:cs="Arial"/>
+          <w:b w:val="0"/>
+          <w:i w:val="0"/>
+          <w:color w:val="000000"/>
+          <w:sz w:val="18"/>
+          <w:highlight w:val="lightGray"/>
+        </w:rPr>
+        <w:t>E</w:t>
+      </w:r>
+      <w:r>
+        <w:rPr>
+          <w:rFonts w:ascii="Arial" w:hAnsi="Arial" w:eastAsia="Arial" w:cs="Arial"/>
+          <w:b w:val="0"/>
+          <w:i w:val="0"/>
+          <w:color w:val="000000"/>
+          <w:sz w:val="18"/>
+          <w:highlight w:val="lightGray"/>
+        </w:rPr>
+        <w:t>s</w:t>
+      </w:r>
+      <w:r>
+        <w:rPr>
+          <w:rFonts w:ascii="Arial" w:hAnsi="Arial" w:eastAsia="Arial" w:cs="Arial"/>
+          <w:b w:val="0"/>
+          <w:i w:val="0"/>
+          <w:color w:val="000000"/>
+          <w:sz w:val="18"/>
+          <w:highlight w:val="lightGray"/>
+        </w:rPr>
+        <w:t>s</w:t>
+      </w:r>
+      <w:r>
+        <w:rPr>
+          <w:rFonts w:ascii="Arial" w:hAnsi="Arial" w:eastAsia="Arial" w:cs="Arial"/>
+          <w:b w:val="0"/>
+          <w:i w:val="0"/>
+          <w:color w:val="000000"/>
+          <w:sz w:val="18"/>
+          <w:highlight w:val="lightGray"/>
+        </w:rPr>
+        <w:t>a</w:t>
+      </w:r>
+      <w:r>
+        <w:rPr>
+          <w:rFonts w:ascii="Arial" w:hAnsi="Arial" w:eastAsia="Arial" w:cs="Arial"/>
+          <w:b w:val="0"/>
+          <w:i w:val="0"/>
+          <w:color w:val="000000"/>
+          <w:sz w:val="18"/>
+          <w:highlight w:val="lightGray"/>
+        </w:rPr>
+        <w:t>m</w:t>
+      </w:r>
+      <w:r>
+        <w:rPr>
+          <w:rFonts w:ascii="Arial" w:hAnsi="Arial" w:eastAsia="Arial" w:cs="Arial"/>
+          <w:b w:val="0"/>
+          <w:i w:val="0"/>
+          <w:color w:val="000000"/>
+          <w:sz w:val="18"/>
+          <w:highlight w:val="lightGray"/>
+        </w:rPr>
+        <w:t>]</w:t>
+      </w:r>
+      <w:r>
+        <w:rPr>
+          <w:rFonts w:ascii="Arial" w:hAnsi="Arial" w:eastAsia="Arial" w:cs="Arial"/>
+          <w:b w:val="0"/>
+          <w:i w:val="0"/>
+          <w:color w:val="000000"/>
+          <w:sz w:val="18"/>
+          <w:highlight w:val="lightGray"/>
+        </w:rPr>
+        <w:t xml:space="preserve"> </w:t>
+      </w:r>
+      <w:r>
+        <w:rPr>
+          <w:rFonts w:ascii="Arial" w:hAnsi="Arial" w:eastAsia="Arial" w:cs="Arial"/>
+          <w:b w:val="0"/>
+          <w:i w:val="0"/>
+          <w:color w:val="000000"/>
+          <w:sz w:val="18"/>
+          <w:highlight w:val="lightGray"/>
+        </w:rPr>
+        <w:t>-</w:t>
+      </w:r>
+      <w:r>
+        <w:rPr>
+          <w:rFonts w:ascii="Arial" w:hAnsi="Arial" w:eastAsia="Arial" w:cs="Arial"/>
+          <w:b w:val="0"/>
+          <w:i w:val="0"/>
+          <w:color w:val="000000"/>
+          <w:sz w:val="18"/>
+          <w:highlight w:val="lightGray"/>
+        </w:rPr>
+        <w:t>&gt;</w:t>
+      </w:r>
+      <w:r>
+        <w:rPr>
+          <w:rFonts w:ascii="Arial" w:hAnsi="Arial" w:eastAsia="Arial" w:cs="Arial"/>
+          <w:b w:val="0"/>
+          <w:i w:val="0"/>
+          <w:color w:val="000000"/>
+          <w:sz w:val="18"/>
+          <w:highlight w:val="lightGray"/>
+        </w:rPr>
+        <w:t xml:space="preserve"> </w:t>
+      </w:r>
+      <w:r>
+        <w:rPr>
+          <w:rFonts w:ascii="Arial" w:hAnsi="Arial" w:eastAsia="Arial" w:cs="Arial"/>
+          <w:b/>
+          <w:i w:val="0"/>
+          <w:color w:val="000000"/>
+          <w:sz w:val="18"/>
+          <w:highlight w:val="lightGray"/>
+        </w:rPr>
+        <w:t>F</w:t>
+      </w:r>
+      <w:r>
+        <w:rPr>
+          <w:rFonts w:ascii="Arial" w:hAnsi="Arial" w:eastAsia="Arial" w:cs="Arial"/>
+          <w:b/>
+          <w:i w:val="0"/>
+          <w:color w:val="000000"/>
+          <w:sz w:val="18"/>
+          <w:highlight w:val="lightGray"/>
+        </w:rPr>
+        <w:t>r</w:t>
+      </w:r>
+      <w:r>
+        <w:rPr>
+          <w:rFonts w:ascii="Arial" w:hAnsi="Arial" w:eastAsia="Arial" w:cs="Arial"/>
+          <w:b/>
+          <w:i w:val="0"/>
+          <w:color w:val="000000"/>
+          <w:sz w:val="18"/>
+          <w:highlight w:val="lightGray"/>
+        </w:rPr>
+        <w:t>o</w:t>
+      </w:r>
+      <w:r>
+        <w:rPr>
+          <w:rFonts w:ascii="Arial" w:hAnsi="Arial" w:eastAsia="Arial" w:cs="Arial"/>
+          <w:b/>
+          <w:i w:val="0"/>
+          <w:color w:val="000000"/>
+          <w:sz w:val="18"/>
+          <w:highlight w:val="lightGray"/>
+        </w:rPr>
+        <w:t>m</w:t>
+      </w:r>
+      <w:r>
+        <w:rPr>
+          <w:rFonts w:ascii="Arial" w:hAnsi="Arial" w:eastAsia="Arial" w:cs="Arial"/>
+          <w:b/>
+          <w:i w:val="0"/>
+          <w:color w:val="000000"/>
+          <w:sz w:val="18"/>
+          <w:highlight w:val="lightGray"/>
+        </w:rPr>
+        <w:t>:</w:t>
+      </w:r>
+      <w:r>
+        <w:rPr>
+          <w:rFonts w:ascii="Arial" w:hAnsi="Arial" w:eastAsia="Arial" w:cs="Arial"/>
+          <w:b w:val="0"/>
+          <w:i w:val="0"/>
+          <w:color w:val="000000"/>
+          <w:sz w:val="18"/>
+          <w:highlight w:val="lightGray"/>
+        </w:rPr>
+        <w:t xml:space="preserve"> </w:t>
+      </w:r>
+      <w:r>
+        <w:rPr>
+          <w:rFonts w:ascii="Arial" w:hAnsi="Arial" w:eastAsia="Arial" w:cs="Arial"/>
+          <w:b w:val="0"/>
+          <w:i w:val="0"/>
+          <w:color w:val="000000"/>
+          <w:sz w:val="18"/>
+          <w:highlight w:val="lightGray"/>
+        </w:rPr>
+        <w:t>[</w:t>
+      </w:r>
+      <w:r>
+        <w:rPr>
+          <w:rFonts w:ascii="Arial" w:hAnsi="Arial" w:eastAsia="Arial" w:cs="Arial"/>
+          <w:b w:val="0"/>
+          <w:i w:val="0"/>
+          <w:color w:val="000000"/>
+          <w:sz w:val="18"/>
+          <w:highlight w:val="lightGray"/>
+        </w:rPr>
+        <w:t>C</w:t>
+      </w:r>
+      <w:r>
+        <w:rPr>
+          <w:rFonts w:ascii="Arial" w:hAnsi="Arial" w:eastAsia="Arial" w:cs="Arial"/>
+          <w:b w:val="0"/>
+          <w:i w:val="0"/>
+          <w:color w:val="000000"/>
+          <w:sz w:val="18"/>
+          <w:highlight w:val="lightGray"/>
+        </w:rPr>
+        <w:t>h</w:t>
+      </w:r>
+      <w:r>
+        <w:rPr>
+          <w:rFonts w:ascii="Arial" w:hAnsi="Arial" w:eastAsia="Arial" w:cs="Arial"/>
+          <w:b w:val="0"/>
+          <w:i w:val="0"/>
+          <w:color w:val="000000"/>
+          <w:sz w:val="18"/>
+          <w:highlight w:val="lightGray"/>
+        </w:rPr>
+        <w:t>a</w:t>
+      </w:r>
+      <w:r>
+        <w:rPr>
+          <w:rFonts w:ascii="Arial" w:hAnsi="Arial" w:eastAsia="Arial" w:cs="Arial"/>
+          <w:b w:val="0"/>
+          <w:i w:val="0"/>
+          <w:color w:val="000000"/>
+          <w:sz w:val="18"/>
+          <w:highlight w:val="lightGray"/>
+        </w:rPr>
+        <w:t>t</w:t>
+      </w:r>
+      <w:r>
+        <w:rPr>
+          <w:rFonts w:ascii="Arial" w:hAnsi="Arial" w:eastAsia="Arial" w:cs="Arial"/>
+          <w:b w:val="0"/>
+          <w:i w:val="0"/>
+          <w:color w:val="000000"/>
+          <w:sz w:val="18"/>
+          <w:highlight w:val="lightGray"/>
+        </w:rPr>
+        <w:t>g</w:t>
+      </w:r>
+      <w:r>
+        <w:rPr>
+          <w:rFonts w:ascii="Arial" w:hAnsi="Arial" w:eastAsia="Arial" w:cs="Arial"/>
+          <w:b w:val="0"/>
+          <w:i w:val="0"/>
+          <w:color w:val="000000"/>
+          <w:sz w:val="18"/>
+          <w:highlight w:val="lightGray"/>
+        </w:rPr>
+        <w:t>p</w:t>
+      </w:r>
+      <w:r>
+        <w:rPr>
+          <w:rFonts w:ascii="Arial" w:hAnsi="Arial" w:eastAsia="Arial" w:cs="Arial"/>
+          <w:b w:val="0"/>
+          <w:i w:val="0"/>
+          <w:color w:val="000000"/>
+          <w:sz w:val="18"/>
+          <w:highlight w:val="lightGray"/>
+        </w:rPr>
+        <w:t>t</w:t>
+      </w:r>
+      <w:r>
+        <w:rPr>
+          <w:rFonts w:ascii="Arial" w:hAnsi="Arial" w:eastAsia="Arial" w:cs="Arial"/>
+          <w:b w:val="0"/>
+          <w:i w:val="0"/>
+          <w:color w:val="000000"/>
+          <w:sz w:val="18"/>
+          <w:highlight w:val="lightGray"/>
+        </w:rPr>
+        <w:t xml:space="preserve"> </w:t>
+      </w:r>
+      <w:r>
+        <w:rPr>
+          <w:rFonts w:ascii="Arial" w:hAnsi="Arial" w:eastAsia="Arial" w:cs="Arial"/>
+          <w:b w:val="0"/>
+          <w:i w:val="0"/>
+          <w:color w:val="000000"/>
+          <w:sz w:val="18"/>
+          <w:highlight w:val="lightGray"/>
+        </w:rPr>
+        <w:t>(</w:t>
+      </w:r>
+      <w:r>
+        <w:rPr>
+          <w:rFonts w:ascii="Arial" w:hAnsi="Arial" w:eastAsia="Arial" w:cs="Arial"/>
+          <w:b w:val="0"/>
+          <w:i w:val="0"/>
+          <w:color w:val="000000"/>
+          <w:sz w:val="18"/>
+          <w:highlight w:val="lightGray"/>
+        </w:rPr>
+        <w:t>G</w:t>
+      </w:r>
+      <w:r>
+        <w:rPr>
+          <w:rFonts w:ascii="Arial" w:hAnsi="Arial" w:eastAsia="Arial" w:cs="Arial"/>
+          <w:b w:val="0"/>
+          <w:i w:val="0"/>
+          <w:color w:val="000000"/>
+          <w:sz w:val="18"/>
+          <w:highlight w:val="lightGray"/>
+        </w:rPr>
+        <w:t>P</w:t>
+      </w:r>
+      <w:r>
+        <w:rPr>
+          <w:rFonts w:ascii="Arial" w:hAnsi="Arial" w:eastAsia="Arial" w:cs="Arial"/>
+          <w:b w:val="0"/>
+          <w:i w:val="0"/>
+          <w:color w:val="000000"/>
+          <w:sz w:val="18"/>
+          <w:highlight w:val="lightGray"/>
+        </w:rPr>
+        <w:t>T</w:t>
+      </w:r>
+      <w:r>
+        <w:rPr>
+          <w:rFonts w:ascii="Arial" w:hAnsi="Arial" w:eastAsia="Arial" w:cs="Arial"/>
+          <w:b w:val="0"/>
+          <w:i w:val="0"/>
+          <w:color w:val="000000"/>
+          <w:sz w:val="18"/>
+          <w:highlight w:val="lightGray"/>
         </w:rPr>
         <w:t>‑</w:t>
       </w:r>
       <w:r>
         <w:rPr>
-          <w:rFonts w:ascii="Arial" w:eastAsia="Arial" w:hAnsi="Arial"/>
-          <w:b/>
-          <w:sz w:val="22"/>
-          <w:szCs w:val="14"/>
-          <w:shd w:val="clear" w:color="auto" w:fill="B7B7B7"/>
-        </w:rPr>
-        <w:t>5 Mini) at [12/9/2025]</w:t>
+          <w:rFonts w:ascii="Arial" w:hAnsi="Arial" w:eastAsia="Arial" w:cs="Arial"/>
+          <w:b w:val="0"/>
+          <w:i w:val="0"/>
+          <w:color w:val="000000"/>
+          <w:sz w:val="18"/>
+          <w:highlight w:val="lightGray"/>
+        </w:rPr>
+        <w:t>5</w:t>
+      </w:r>
+      <w:r>
+        <w:rPr>
+          <w:rFonts w:ascii="Arial" w:hAnsi="Arial" w:eastAsia="Arial" w:cs="Arial"/>
+          <w:b w:val="0"/>
+          <w:i w:val="0"/>
+          <w:color w:val="000000"/>
+          <w:sz w:val="18"/>
+          <w:highlight w:val="lightGray"/>
+        </w:rPr>
+        <w:t xml:space="preserve"> </w:t>
+      </w:r>
+      <w:r>
+        <w:rPr>
+          <w:rFonts w:ascii="Arial" w:hAnsi="Arial" w:eastAsia="Arial" w:cs="Arial"/>
+          <w:b w:val="0"/>
+          <w:i w:val="0"/>
+          <w:color w:val="000000"/>
+          <w:sz w:val="18"/>
+          <w:highlight w:val="lightGray"/>
+        </w:rPr>
+        <w:t>M</w:t>
+      </w:r>
+      <w:r>
+        <w:rPr>
+          <w:rFonts w:ascii="Arial" w:hAnsi="Arial" w:eastAsia="Arial" w:cs="Arial"/>
+          <w:b w:val="0"/>
+          <w:i w:val="0"/>
+          <w:color w:val="000000"/>
+          <w:sz w:val="18"/>
+          <w:highlight w:val="lightGray"/>
+        </w:rPr>
+        <w:t>i</w:t>
+      </w:r>
+      <w:r>
+        <w:rPr>
+          <w:rFonts w:ascii="Arial" w:hAnsi="Arial" w:eastAsia="Arial" w:cs="Arial"/>
+          <w:b w:val="0"/>
+          <w:i w:val="0"/>
+          <w:color w:val="000000"/>
+          <w:sz w:val="18"/>
+          <w:highlight w:val="lightGray"/>
+        </w:rPr>
+        <w:t>n</w:t>
+      </w:r>
+      <w:r>
+        <w:rPr>
+          <w:rFonts w:ascii="Arial" w:hAnsi="Arial" w:eastAsia="Arial" w:cs="Arial"/>
+          <w:b w:val="0"/>
+          <w:i w:val="0"/>
+          <w:color w:val="000000"/>
+          <w:sz w:val="18"/>
+          <w:highlight w:val="lightGray"/>
+        </w:rPr>
+        <w:t>i</w:t>
+      </w:r>
+      <w:r>
+        <w:rPr>
+          <w:rFonts w:ascii="Arial" w:hAnsi="Arial" w:eastAsia="Arial" w:cs="Arial"/>
+          <w:b w:val="0"/>
+          <w:i w:val="0"/>
+          <w:color w:val="000000"/>
+          <w:sz w:val="18"/>
+          <w:highlight w:val="lightGray"/>
+        </w:rPr>
+        <w:t>)</w:t>
+      </w:r>
+      <w:r>
+        <w:rPr>
+          <w:rFonts w:ascii="Arial" w:hAnsi="Arial" w:eastAsia="Arial" w:cs="Arial"/>
+          <w:b w:val="0"/>
+          <w:i w:val="0"/>
+          <w:color w:val="000000"/>
+          <w:sz w:val="18"/>
+          <w:highlight w:val="lightGray"/>
+        </w:rPr>
+        <w:t>]</w:t>
+      </w:r>
+      <w:r>
+        <w:rPr>
+          <w:rFonts w:ascii="Arial" w:hAnsi="Arial" w:eastAsia="Arial" w:cs="Arial"/>
+          <w:b w:val="0"/>
+          <w:i w:val="0"/>
+          <w:color w:val="000000"/>
+          <w:sz w:val="18"/>
+          <w:highlight w:val="lightGray"/>
+        </w:rPr>
+        <w:t xml:space="preserve"> </w:t>
+      </w:r>
+      <w:r>
+        <w:rPr>
+          <w:rFonts w:ascii="Arial" w:hAnsi="Arial" w:eastAsia="Arial" w:cs="Arial"/>
+          <w:b/>
+          <w:i w:val="0"/>
+          <w:color w:val="000000"/>
+          <w:sz w:val="18"/>
+          <w:highlight w:val="lightGray"/>
+        </w:rPr>
+        <w:t>o</w:t>
+      </w:r>
+      <w:r>
+        <w:rPr>
+          <w:rFonts w:ascii="Arial" w:hAnsi="Arial" w:eastAsia="Arial" w:cs="Arial"/>
+          <w:b/>
+          <w:i w:val="0"/>
+          <w:color w:val="000000"/>
+          <w:sz w:val="18"/>
+          <w:highlight w:val="lightGray"/>
+        </w:rPr>
+        <w:t>n</w:t>
+      </w:r>
+      <w:r>
+        <w:rPr>
+          <w:rFonts w:ascii="Arial" w:hAnsi="Arial"/>
+          <w:b w:val="0"/>
+          <w:i w:val="0"/>
+          <w:color w:val="000000"/>
+          <w:sz w:val="18"/>
+          <w:highlight w:val="lightGray"/>
+        </w:rPr>
+        <w:t xml:space="preserve"> </w:t>
+      </w:r>
+      <w:r>
+        <w:rPr>
+          <w:rFonts w:ascii="Arial" w:hAnsi="Arial"/>
+          <w:b w:val="0"/>
+          <w:i w:val="0"/>
+          <w:color w:val="000000"/>
+          <w:sz w:val="18"/>
+          <w:highlight w:val="lightGray"/>
+        </w:rPr>
+        <w:t>[</w:t>
+      </w:r>
+      <w:r>
+        <w:rPr>
+          <w:rFonts w:ascii="Arial" w:hAnsi="Arial"/>
+          <w:b w:val="0"/>
+          <w:i w:val="0"/>
+          <w:sz w:val="18"/>
+          <w:highlight w:val="lightGray"/>
+        </w:rPr>
+        <w:t>12/9/2025]</w:t>
       </w:r>
     </w:p>
     <w:p>
@@ -467,59 +5093,1597 @@
       </w:pPr>
       <w:r>
         <w:rPr>
-          <w:rFonts w:ascii="Arial" w:eastAsia="Arial" w:hAnsi="Arial"/>
-          <w:b/>
-          <w:sz w:val="22"/>
-          <w:shd w:val="clear" w:color="auto" w:fill="B7B7B7"/>
-        </w:rPr>
-        <w:t># Source</w:t>
-      </w:r>
-      <w:r>
-        <w:rPr>
-          <w:rFonts w:ascii="Arial" w:eastAsia="Arial" w:hAnsi="Arial"/>
-          <w:sz w:val="22"/>
-          <w:shd w:val="clear" w:color="auto" w:fill="B7B7B7"/>
-        </w:rPr>
-        <w:t xml:space="preserve">: </w:t>
-      </w:r>
-      <w:r>
-        <w:rPr>
-          <w:rFonts w:ascii="Arial" w:eastAsia="Arial" w:hAnsi="Arial"/>
-          <w:b/>
-          <w:sz w:val="22"/>
-          <w:shd w:val="clear" w:color="auto" w:fill="B7B7B7"/>
-        </w:rPr>
-        <w:t xml:space="preserve">Chatgpt </w:t>
-      </w:r>
-      <w:r>
-        <w:rPr>
-          <w:rFonts w:ascii="Arial" w:eastAsia="Arial" w:hAnsi="Arial"/>
-          <w:b/>
-          <w:sz w:val="22"/>
-          <w:szCs w:val="14"/>
-          <w:shd w:val="clear" w:color="auto" w:fill="B7B7B7"/>
-        </w:rPr>
-        <w:t>(GPT</w:t>
-      </w:r>
-      <w:r>
-        <w:rPr>
-          <w:rFonts w:ascii="Arial" w:eastAsia="Arial" w:hAnsi="Arial" w:cs="Cambria Math"/>
-          <w:b/>
-          <w:sz w:val="22"/>
-          <w:szCs w:val="14"/>
-          <w:shd w:val="clear" w:color="auto" w:fill="B7B7B7"/>
+          <w:rFonts w:ascii="Arial" w:hAnsi="Arial" w:eastAsia="Arial" w:cs="Arial"/>
+          <w:b/>
+          <w:i w:val="0"/>
+          <w:color w:val="000000"/>
+          <w:sz w:val="18"/>
+          <w:highlight w:val="lightGray"/>
+        </w:rPr>
+        <w:t>#</w:t>
+      </w:r>
+      <w:r>
+        <w:rPr>
+          <w:rFonts w:ascii="Arial" w:hAnsi="Arial" w:eastAsia="Arial" w:cs="Arial"/>
+          <w:b/>
+          <w:i w:val="0"/>
+          <w:color w:val="000000"/>
+          <w:sz w:val="18"/>
+          <w:highlight w:val="lightGray"/>
+        </w:rPr>
+        <w:t xml:space="preserve"> </w:t>
+      </w:r>
+      <w:r>
+        <w:rPr>
+          <w:rFonts w:ascii="Arial" w:hAnsi="Arial" w:eastAsia="Arial" w:cs="Arial"/>
+          <w:b/>
+          <w:i w:val="0"/>
+          <w:color w:val="000000"/>
+          <w:sz w:val="18"/>
+          <w:highlight w:val="lightGray"/>
+        </w:rPr>
+        <w:t>S</w:t>
+      </w:r>
+      <w:r>
+        <w:rPr>
+          <w:rFonts w:ascii="Arial" w:hAnsi="Arial" w:eastAsia="Arial" w:cs="Arial"/>
+          <w:b/>
+          <w:i w:val="0"/>
+          <w:color w:val="000000"/>
+          <w:sz w:val="18"/>
+          <w:highlight w:val="lightGray"/>
+        </w:rPr>
+        <w:t>o</w:t>
+      </w:r>
+      <w:r>
+        <w:rPr>
+          <w:rFonts w:ascii="Arial" w:hAnsi="Arial" w:eastAsia="Arial" w:cs="Arial"/>
+          <w:b/>
+          <w:i w:val="0"/>
+          <w:color w:val="000000"/>
+          <w:sz w:val="18"/>
+          <w:highlight w:val="lightGray"/>
+        </w:rPr>
+        <w:t>u</w:t>
+      </w:r>
+      <w:r>
+        <w:rPr>
+          <w:rFonts w:ascii="Arial" w:hAnsi="Arial" w:eastAsia="Arial" w:cs="Arial"/>
+          <w:b/>
+          <w:i w:val="0"/>
+          <w:color w:val="000000"/>
+          <w:sz w:val="18"/>
+          <w:highlight w:val="lightGray"/>
+        </w:rPr>
+        <w:t>r</w:t>
+      </w:r>
+      <w:r>
+        <w:rPr>
+          <w:rFonts w:ascii="Arial" w:hAnsi="Arial" w:eastAsia="Arial" w:cs="Arial"/>
+          <w:b/>
+          <w:i w:val="0"/>
+          <w:color w:val="000000"/>
+          <w:sz w:val="18"/>
+          <w:highlight w:val="lightGray"/>
+        </w:rPr>
+        <w:t>c</w:t>
+      </w:r>
+      <w:r>
+        <w:rPr>
+          <w:rFonts w:ascii="Arial" w:hAnsi="Arial" w:eastAsia="Arial" w:cs="Arial"/>
+          <w:b/>
+          <w:i w:val="0"/>
+          <w:color w:val="000000"/>
+          <w:sz w:val="18"/>
+          <w:highlight w:val="lightGray"/>
+        </w:rPr>
+        <w:t>e</w:t>
+      </w:r>
+      <w:r>
+        <w:rPr>
+          <w:rFonts w:ascii="Arial" w:hAnsi="Arial" w:eastAsia="Arial" w:cs="Arial"/>
+          <w:b/>
+          <w:i w:val="0"/>
+          <w:color w:val="000000"/>
+          <w:sz w:val="18"/>
+          <w:highlight w:val="lightGray"/>
+        </w:rPr>
+        <w:t>:</w:t>
+      </w:r>
+      <w:r>
+        <w:rPr>
+          <w:rFonts w:ascii="Arial" w:hAnsi="Arial" w:eastAsia="Arial" w:cs="Arial"/>
+          <w:b/>
+          <w:i w:val="0"/>
+          <w:color w:val="000000"/>
+          <w:sz w:val="18"/>
+          <w:highlight w:val="lightGray"/>
+        </w:rPr>
+        <w:t xml:space="preserve"> </w:t>
+      </w:r>
+      <w:r>
+        <w:rPr>
+          <w:rFonts w:ascii="Arial" w:hAnsi="Arial" w:eastAsia="Arial" w:cs="Arial"/>
+          <w:b/>
+          <w:i w:val="0"/>
+          <w:color w:val="000000"/>
+          <w:sz w:val="18"/>
+          <w:highlight w:val="lightGray"/>
+        </w:rPr>
+        <w:t>A</w:t>
+      </w:r>
+      <w:r>
+        <w:rPr>
+          <w:rFonts w:ascii="Arial" w:hAnsi="Arial" w:eastAsia="Arial" w:cs="Arial"/>
+          <w:b/>
+          <w:i w:val="0"/>
+          <w:color w:val="000000"/>
+          <w:sz w:val="18"/>
+          <w:highlight w:val="lightGray"/>
+        </w:rPr>
+        <w:t>I</w:t>
+      </w:r>
+      <w:r>
+        <w:rPr>
+          <w:rFonts w:ascii="Arial" w:hAnsi="Arial" w:eastAsia="Arial" w:cs="Arial"/>
+          <w:b/>
+          <w:i w:val="0"/>
+          <w:color w:val="000000"/>
+          <w:sz w:val="18"/>
+          <w:highlight w:val="lightGray"/>
+        </w:rPr>
+        <w:t xml:space="preserve"> </w:t>
+      </w:r>
+      <w:r>
+        <w:rPr>
+          <w:rFonts w:ascii="Arial" w:hAnsi="Arial" w:eastAsia="Arial" w:cs="Arial"/>
+          <w:b/>
+          <w:i w:val="0"/>
+          <w:color w:val="000000"/>
+          <w:sz w:val="18"/>
+          <w:highlight w:val="lightGray"/>
+        </w:rPr>
+        <w:t>S</w:t>
+      </w:r>
+      <w:r>
+        <w:rPr>
+          <w:rFonts w:ascii="Arial" w:hAnsi="Arial" w:eastAsia="Arial" w:cs="Arial"/>
+          <w:b/>
+          <w:i w:val="0"/>
+          <w:color w:val="000000"/>
+          <w:sz w:val="18"/>
+          <w:highlight w:val="lightGray"/>
+        </w:rPr>
+        <w:t>o</w:t>
+      </w:r>
+      <w:r>
+        <w:rPr>
+          <w:rFonts w:ascii="Arial" w:hAnsi="Arial" w:eastAsia="Arial" w:cs="Arial"/>
+          <w:b/>
+          <w:i w:val="0"/>
+          <w:color w:val="000000"/>
+          <w:sz w:val="18"/>
+          <w:highlight w:val="lightGray"/>
+        </w:rPr>
+        <w:t>u</w:t>
+      </w:r>
+      <w:r>
+        <w:rPr>
+          <w:rFonts w:ascii="Arial" w:hAnsi="Arial" w:eastAsia="Arial" w:cs="Arial"/>
+          <w:b/>
+          <w:i w:val="0"/>
+          <w:color w:val="000000"/>
+          <w:sz w:val="18"/>
+          <w:highlight w:val="lightGray"/>
+        </w:rPr>
+        <w:t>r</w:t>
+      </w:r>
+      <w:r>
+        <w:rPr>
+          <w:rFonts w:ascii="Arial" w:hAnsi="Arial" w:eastAsia="Arial" w:cs="Arial"/>
+          <w:b/>
+          <w:i w:val="0"/>
+          <w:color w:val="000000"/>
+          <w:sz w:val="18"/>
+          <w:highlight w:val="lightGray"/>
+        </w:rPr>
+        <w:t>c</w:t>
+      </w:r>
+      <w:r>
+        <w:rPr>
+          <w:rFonts w:ascii="Arial" w:hAnsi="Arial" w:eastAsia="Arial" w:cs="Arial"/>
+          <w:b/>
+          <w:i w:val="0"/>
+          <w:color w:val="000000"/>
+          <w:sz w:val="18"/>
+          <w:highlight w:val="lightGray"/>
+        </w:rPr>
+        <w:t>e</w:t>
+      </w:r>
+      <w:r>
+        <w:rPr>
+          <w:rFonts w:ascii="Arial" w:hAnsi="Arial" w:eastAsia="Arial" w:cs="Arial"/>
+          <w:b/>
+          <w:i w:val="0"/>
+          <w:color w:val="000000"/>
+          <w:sz w:val="18"/>
+          <w:highlight w:val="lightGray"/>
+        </w:rPr>
+        <w:t>:</w:t>
+      </w:r>
+      <w:r>
+        <w:rPr>
+          <w:rFonts w:ascii="Arial" w:hAnsi="Arial" w:eastAsia="Arial" w:cs="Arial"/>
+          <w:b/>
+          <w:i w:val="0"/>
+          <w:color w:val="000000"/>
+          <w:sz w:val="18"/>
+          <w:highlight w:val="lightGray"/>
+        </w:rPr>
+        <w:t xml:space="preserve"> </w:t>
+      </w:r>
+      <w:r>
+        <w:rPr>
+          <w:rFonts w:ascii="Arial" w:hAnsi="Arial" w:eastAsia="Arial" w:cs="Arial"/>
+          <w:b/>
+          <w:i w:val="0"/>
+          <w:color w:val="000000"/>
+          <w:sz w:val="18"/>
+          <w:highlight w:val="lightGray"/>
+        </w:rPr>
+        <w:t>P</w:t>
+      </w:r>
+      <w:r>
+        <w:rPr>
+          <w:rFonts w:ascii="Arial" w:hAnsi="Arial" w:eastAsia="Arial" w:cs="Arial"/>
+          <w:b/>
+          <w:i w:val="0"/>
+          <w:color w:val="000000"/>
+          <w:sz w:val="18"/>
+          <w:highlight w:val="lightGray"/>
+        </w:rPr>
+        <w:t>r</w:t>
+      </w:r>
+      <w:r>
+        <w:rPr>
+          <w:rFonts w:ascii="Arial" w:hAnsi="Arial" w:eastAsia="Arial" w:cs="Arial"/>
+          <w:b/>
+          <w:i w:val="0"/>
+          <w:color w:val="000000"/>
+          <w:sz w:val="18"/>
+          <w:highlight w:val="lightGray"/>
+        </w:rPr>
+        <w:t>o</w:t>
+      </w:r>
+      <w:r>
+        <w:rPr>
+          <w:rFonts w:ascii="Arial" w:hAnsi="Arial" w:eastAsia="Arial" w:cs="Arial"/>
+          <w:b/>
+          <w:i w:val="0"/>
+          <w:color w:val="000000"/>
+          <w:sz w:val="18"/>
+          <w:highlight w:val="lightGray"/>
+        </w:rPr>
+        <w:t>v</w:t>
+      </w:r>
+      <w:r>
+        <w:rPr>
+          <w:rFonts w:ascii="Arial" w:hAnsi="Arial" w:eastAsia="Arial" w:cs="Arial"/>
+          <w:b/>
+          <w:i w:val="0"/>
+          <w:color w:val="000000"/>
+          <w:sz w:val="18"/>
+          <w:highlight w:val="lightGray"/>
+        </w:rPr>
+        <w:t>i</w:t>
+      </w:r>
+      <w:r>
+        <w:rPr>
+          <w:rFonts w:ascii="Arial" w:hAnsi="Arial" w:eastAsia="Arial" w:cs="Arial"/>
+          <w:b/>
+          <w:i w:val="0"/>
+          <w:color w:val="000000"/>
+          <w:sz w:val="18"/>
+          <w:highlight w:val="lightGray"/>
+        </w:rPr>
+        <w:t>d</w:t>
+      </w:r>
+      <w:r>
+        <w:rPr>
+          <w:rFonts w:ascii="Arial" w:hAnsi="Arial" w:eastAsia="Arial" w:cs="Arial"/>
+          <w:b/>
+          <w:i w:val="0"/>
+          <w:color w:val="000000"/>
+          <w:sz w:val="18"/>
+          <w:highlight w:val="lightGray"/>
+        </w:rPr>
+        <w:t>e</w:t>
+      </w:r>
+      <w:r>
+        <w:rPr>
+          <w:rFonts w:ascii="Arial" w:hAnsi="Arial" w:eastAsia="Arial" w:cs="Arial"/>
+          <w:b/>
+          <w:i w:val="0"/>
+          <w:color w:val="000000"/>
+          <w:sz w:val="18"/>
+          <w:highlight w:val="lightGray"/>
+        </w:rPr>
+        <w:t>d</w:t>
+      </w:r>
+      <w:r>
+        <w:rPr>
+          <w:rFonts w:ascii="Arial" w:hAnsi="Arial" w:eastAsia="Arial" w:cs="Arial"/>
+          <w:b/>
+          <w:i w:val="0"/>
+          <w:color w:val="000000"/>
+          <w:sz w:val="18"/>
+          <w:highlight w:val="lightGray"/>
+        </w:rPr>
+        <w:t xml:space="preserve"> </w:t>
+      </w:r>
+      <w:r>
+        <w:rPr>
+          <w:rFonts w:ascii="Arial" w:hAnsi="Arial" w:eastAsia="Arial" w:cs="Arial"/>
+          <w:b/>
+          <w:i w:val="0"/>
+          <w:color w:val="000000"/>
+          <w:sz w:val="18"/>
+          <w:highlight w:val="lightGray"/>
+        </w:rPr>
+        <w:t>b</w:t>
+      </w:r>
+      <w:r>
+        <w:rPr>
+          <w:rFonts w:ascii="Arial" w:hAnsi="Arial" w:eastAsia="Arial" w:cs="Arial"/>
+          <w:b/>
+          <w:i w:val="0"/>
+          <w:color w:val="000000"/>
+          <w:sz w:val="18"/>
+          <w:highlight w:val="lightGray"/>
+        </w:rPr>
+        <w:t>y</w:t>
+      </w:r>
+      <w:r>
+        <w:rPr>
+          <w:rFonts w:ascii="Arial" w:hAnsi="Arial" w:eastAsia="Arial" w:cs="Arial"/>
+          <w:b/>
+          <w:i w:val="0"/>
+          <w:color w:val="000000"/>
+          <w:sz w:val="18"/>
+          <w:highlight w:val="lightGray"/>
+        </w:rPr>
+        <w:t>:</w:t>
+      </w:r>
+      <w:r>
+        <w:rPr>
+          <w:rFonts w:ascii="Arial" w:hAnsi="Arial" w:eastAsia="Arial" w:cs="Arial"/>
+          <w:b/>
+          <w:i w:val="0"/>
+          <w:color w:val="000000"/>
+          <w:sz w:val="18"/>
+          <w:highlight w:val="lightGray"/>
+        </w:rPr>
+        <w:t xml:space="preserve"> </w:t>
+      </w:r>
+      <w:r>
+        <w:rPr>
+          <w:rFonts w:ascii="Arial" w:hAnsi="Arial" w:eastAsia="Arial" w:cs="Arial"/>
+          <w:b/>
+          <w:i w:val="0"/>
+          <w:color w:val="000000"/>
+          <w:sz w:val="18"/>
+          <w:highlight w:val="lightGray"/>
+        </w:rPr>
+        <w:t>[</w:t>
+      </w:r>
+      <w:r>
+        <w:rPr>
+          <w:rFonts w:ascii="Arial" w:hAnsi="Arial" w:eastAsia="Arial" w:cs="Arial"/>
+          <w:b/>
+          <w:i w:val="0"/>
+          <w:color w:val="000000"/>
+          <w:sz w:val="18"/>
+          <w:highlight w:val="lightGray"/>
+        </w:rPr>
+        <w:t>D</w:t>
+      </w:r>
+      <w:r>
+        <w:rPr>
+          <w:rFonts w:ascii="Arial" w:hAnsi="Arial" w:eastAsia="Arial" w:cs="Arial"/>
+          <w:b/>
+          <w:i w:val="0"/>
+          <w:color w:val="000000"/>
+          <w:sz w:val="18"/>
+          <w:highlight w:val="lightGray"/>
+        </w:rPr>
+        <w:t>a</w:t>
+      </w:r>
+      <w:r>
+        <w:rPr>
+          <w:rFonts w:ascii="Arial" w:hAnsi="Arial" w:eastAsia="Arial" w:cs="Arial"/>
+          <w:b/>
+          <w:i w:val="0"/>
+          <w:color w:val="000000"/>
+          <w:sz w:val="18"/>
+          <w:highlight w:val="lightGray"/>
+        </w:rPr>
+        <w:t>t</w:t>
+      </w:r>
+      <w:r>
+        <w:rPr>
+          <w:rFonts w:ascii="Arial" w:hAnsi="Arial" w:eastAsia="Arial" w:cs="Arial"/>
+          <w:b/>
+          <w:i w:val="0"/>
+          <w:color w:val="000000"/>
+          <w:sz w:val="18"/>
+          <w:highlight w:val="lightGray"/>
+        </w:rPr>
+        <w:t>a</w:t>
+      </w:r>
+      <w:r>
+        <w:rPr>
+          <w:rFonts w:ascii="Arial" w:hAnsi="Arial" w:eastAsia="Arial" w:cs="Arial"/>
+          <w:b/>
+          <w:i w:val="0"/>
+          <w:color w:val="000000"/>
+          <w:sz w:val="18"/>
+          <w:highlight w:val="lightGray"/>
+        </w:rPr>
+        <w:t xml:space="preserve"> </w:t>
+      </w:r>
+      <w:r>
+        <w:rPr>
+          <w:rFonts w:ascii="Arial" w:hAnsi="Arial" w:eastAsia="Arial" w:cs="Arial"/>
+          <w:b/>
+          <w:i w:val="0"/>
+          <w:color w:val="000000"/>
+          <w:sz w:val="18"/>
+          <w:highlight w:val="lightGray"/>
+        </w:rPr>
+        <w:t>P</w:t>
+      </w:r>
+      <w:r>
+        <w:rPr>
+          <w:rFonts w:ascii="Arial" w:hAnsi="Arial" w:eastAsia="Arial" w:cs="Arial"/>
+          <w:b/>
+          <w:i w:val="0"/>
+          <w:color w:val="000000"/>
+          <w:sz w:val="18"/>
+          <w:highlight w:val="lightGray"/>
+        </w:rPr>
+        <w:t>a</w:t>
+      </w:r>
+      <w:r>
+        <w:rPr>
+          <w:rFonts w:ascii="Arial" w:hAnsi="Arial" w:eastAsia="Arial" w:cs="Arial"/>
+          <w:b/>
+          <w:i w:val="0"/>
+          <w:color w:val="000000"/>
+          <w:sz w:val="18"/>
+          <w:highlight w:val="lightGray"/>
+        </w:rPr>
+        <w:t>t</w:t>
+      </w:r>
+      <w:r>
+        <w:rPr>
+          <w:rFonts w:ascii="Arial" w:hAnsi="Arial" w:eastAsia="Arial" w:cs="Arial"/>
+          <w:b/>
+          <w:i w:val="0"/>
+          <w:color w:val="000000"/>
+          <w:sz w:val="18"/>
+          <w:highlight w:val="lightGray"/>
+        </w:rPr>
+        <w:t>h</w:t>
+      </w:r>
+      <w:r>
+        <w:rPr>
+          <w:rFonts w:ascii="Arial" w:hAnsi="Arial" w:eastAsia="Arial" w:cs="Arial"/>
+          <w:b w:val="0"/>
+          <w:i w:val="0"/>
+          <w:color w:val="000000"/>
+          <w:sz w:val="18"/>
+          <w:highlight w:val="lightGray"/>
+        </w:rPr>
+        <w:t>:</w:t>
+      </w:r>
+      <w:r>
+        <w:rPr>
+          <w:rFonts w:ascii="Arial" w:hAnsi="Arial" w:eastAsia="Arial" w:cs="Arial"/>
+          <w:b w:val="0"/>
+          <w:i w:val="0"/>
+          <w:color w:val="000000"/>
+          <w:sz w:val="18"/>
+          <w:highlight w:val="lightGray"/>
+        </w:rPr>
+        <w:t xml:space="preserve"> </w:t>
+      </w:r>
+      <w:r>
+        <w:rPr>
+          <w:rFonts w:ascii="Arial" w:hAnsi="Arial" w:eastAsia="Arial" w:cs="Arial"/>
+          <w:b w:val="0"/>
+          <w:i w:val="0"/>
+          <w:color w:val="000000"/>
+          <w:sz w:val="18"/>
+          <w:highlight w:val="lightGray"/>
+        </w:rPr>
+        <w:t>P</w:t>
+      </w:r>
+      <w:r>
+        <w:rPr>
+          <w:rFonts w:ascii="Arial" w:hAnsi="Arial" w:eastAsia="Arial" w:cs="Arial"/>
+          <w:b w:val="0"/>
+          <w:i w:val="0"/>
+          <w:color w:val="000000"/>
+          <w:sz w:val="18"/>
+          <w:highlight w:val="lightGray"/>
+        </w:rPr>
+        <w:t>e</w:t>
+      </w:r>
+      <w:r>
+        <w:rPr>
+          <w:rFonts w:ascii="Arial" w:hAnsi="Arial" w:eastAsia="Arial" w:cs="Arial"/>
+          <w:b w:val="0"/>
+          <w:i w:val="0"/>
+          <w:color w:val="000000"/>
+          <w:sz w:val="18"/>
+          <w:highlight w:val="lightGray"/>
+        </w:rPr>
+        <w:t>r</w:t>
+      </w:r>
+      <w:r>
+        <w:rPr>
+          <w:rFonts w:ascii="Arial" w:hAnsi="Arial" w:eastAsia="Arial" w:cs="Arial"/>
+          <w:b w:val="0"/>
+          <w:i w:val="0"/>
+          <w:color w:val="000000"/>
+          <w:sz w:val="18"/>
+          <w:highlight w:val="lightGray"/>
+        </w:rPr>
+        <w:t>s</w:t>
+      </w:r>
+      <w:r>
+        <w:rPr>
+          <w:rFonts w:ascii="Arial" w:hAnsi="Arial" w:eastAsia="Arial" w:cs="Arial"/>
+          <w:b w:val="0"/>
+          <w:i w:val="0"/>
+          <w:color w:val="000000"/>
+          <w:sz w:val="18"/>
+          <w:highlight w:val="lightGray"/>
+        </w:rPr>
+        <w:t>o</w:t>
+      </w:r>
+      <w:r>
+        <w:rPr>
+          <w:rFonts w:ascii="Arial" w:hAnsi="Arial" w:eastAsia="Arial" w:cs="Arial"/>
+          <w:b w:val="0"/>
+          <w:i w:val="0"/>
+          <w:color w:val="000000"/>
+          <w:sz w:val="18"/>
+          <w:highlight w:val="lightGray"/>
+        </w:rPr>
+        <w:t>n</w:t>
+      </w:r>
+      <w:r>
+        <w:rPr>
+          <w:rFonts w:ascii="Arial" w:hAnsi="Arial" w:eastAsia="Arial" w:cs="Arial"/>
+          <w:b w:val="0"/>
+          <w:i w:val="0"/>
+          <w:color w:val="000000"/>
+          <w:sz w:val="18"/>
+          <w:highlight w:val="lightGray"/>
+        </w:rPr>
+        <w:t>s</w:t>
+      </w:r>
+      <w:r>
+        <w:rPr>
+          <w:rFonts w:ascii="Arial" w:hAnsi="Arial" w:eastAsia="Arial" w:cs="Arial"/>
+          <w:b w:val="0"/>
+          <w:i w:val="0"/>
+          <w:color w:val="000000"/>
+          <w:sz w:val="18"/>
+          <w:highlight w:val="lightGray"/>
+        </w:rPr>
+        <w:t xml:space="preserve"> </w:t>
+      </w:r>
+      <w:r>
+        <w:rPr>
+          <w:rFonts w:ascii="Arial" w:hAnsi="Arial" w:eastAsia="Arial" w:cs="Arial"/>
+          <w:b w:val="0"/>
+          <w:i w:val="0"/>
+          <w:color w:val="000000"/>
+          <w:sz w:val="18"/>
+          <w:highlight w:val="lightGray"/>
+        </w:rPr>
+        <w:t>T</w:t>
+      </w:r>
+      <w:r>
+        <w:rPr>
+          <w:rFonts w:ascii="Arial" w:hAnsi="Arial" w:eastAsia="Arial" w:cs="Arial"/>
+          <w:b w:val="0"/>
+          <w:i w:val="0"/>
+          <w:color w:val="000000"/>
+          <w:sz w:val="18"/>
+          <w:highlight w:val="lightGray"/>
+        </w:rPr>
+        <w:t>a</w:t>
+      </w:r>
+      <w:r>
+        <w:rPr>
+          <w:rFonts w:ascii="Arial" w:hAnsi="Arial" w:eastAsia="Arial" w:cs="Arial"/>
+          <w:b w:val="0"/>
+          <w:i w:val="0"/>
+          <w:color w:val="000000"/>
+          <w:sz w:val="18"/>
+          <w:highlight w:val="lightGray"/>
+        </w:rPr>
+        <w:t>b</w:t>
+      </w:r>
+      <w:r>
+        <w:rPr>
+          <w:rFonts w:ascii="Arial" w:hAnsi="Arial" w:eastAsia="Arial" w:cs="Arial"/>
+          <w:b w:val="0"/>
+          <w:i w:val="0"/>
+          <w:color w:val="000000"/>
+          <w:sz w:val="18"/>
+          <w:highlight w:val="lightGray"/>
+        </w:rPr>
+        <w:t>l</w:t>
+      </w:r>
+      <w:r>
+        <w:rPr>
+          <w:rFonts w:ascii="Arial" w:hAnsi="Arial" w:eastAsia="Arial" w:cs="Arial"/>
+          <w:b w:val="0"/>
+          <w:i w:val="0"/>
+          <w:color w:val="000000"/>
+          <w:sz w:val="18"/>
+          <w:highlight w:val="lightGray"/>
+        </w:rPr>
+        <w:t>e</w:t>
+      </w:r>
+      <w:r>
+        <w:rPr>
+          <w:rFonts w:ascii="Arial" w:hAnsi="Arial" w:eastAsia="Arial" w:cs="Arial"/>
+          <w:b w:val="0"/>
+          <w:i w:val="0"/>
+          <w:color w:val="000000"/>
+          <w:sz w:val="18"/>
+          <w:highlight w:val="lightGray"/>
+        </w:rPr>
+        <w:t xml:space="preserve"> </w:t>
+      </w:r>
+      <w:r>
+        <w:rPr>
+          <w:rFonts w:ascii="Arial" w:hAnsi="Arial" w:eastAsia="Arial" w:cs="Arial"/>
+          <w:b w:val="0"/>
+          <w:i w:val="0"/>
+          <w:color w:val="000000"/>
+          <w:sz w:val="18"/>
+          <w:highlight w:val="lightGray"/>
+        </w:rPr>
+        <w:t>-</w:t>
+      </w:r>
+      <w:r>
+        <w:rPr>
+          <w:rFonts w:ascii="Arial" w:hAnsi="Arial" w:eastAsia="Arial" w:cs="Arial"/>
+          <w:b w:val="0"/>
+          <w:i w:val="0"/>
+          <w:color w:val="000000"/>
+          <w:sz w:val="18"/>
+          <w:highlight w:val="lightGray"/>
+        </w:rPr>
+        <w:t>&gt;</w:t>
+      </w:r>
+      <w:r>
+        <w:rPr>
+          <w:rFonts w:ascii="Arial" w:hAnsi="Arial" w:eastAsia="Arial" w:cs="Arial"/>
+          <w:b w:val="0"/>
+          <w:i w:val="0"/>
+          <w:color w:val="000000"/>
+          <w:sz w:val="18"/>
+          <w:highlight w:val="lightGray"/>
+        </w:rPr>
+        <w:t xml:space="preserve"> </w:t>
+      </w:r>
+      <w:r>
+        <w:rPr>
+          <w:rFonts w:ascii="Arial" w:hAnsi="Arial" w:eastAsia="Arial" w:cs="Arial"/>
+          <w:b w:val="0"/>
+          <w:i w:val="0"/>
+          <w:color w:val="000000"/>
+          <w:sz w:val="18"/>
+          <w:highlight w:val="lightGray"/>
+        </w:rPr>
+        <w:t>I</w:t>
+      </w:r>
+      <w:r>
+        <w:rPr>
+          <w:rFonts w:ascii="Arial" w:hAnsi="Arial" w:eastAsia="Arial" w:cs="Arial"/>
+          <w:b w:val="0"/>
+          <w:i w:val="0"/>
+          <w:color w:val="000000"/>
+          <w:sz w:val="18"/>
+          <w:highlight w:val="lightGray"/>
+        </w:rPr>
+        <w:t>D</w:t>
+      </w:r>
+      <w:r>
+        <w:rPr>
+          <w:rFonts w:ascii="Arial" w:hAnsi="Arial" w:eastAsia="Arial" w:cs="Arial"/>
+          <w:b w:val="0"/>
+          <w:i w:val="0"/>
+          <w:color w:val="000000"/>
+          <w:sz w:val="18"/>
+          <w:highlight w:val="lightGray"/>
+        </w:rPr>
+        <w:t xml:space="preserve"> </w:t>
+      </w:r>
+      <w:r>
+        <w:rPr>
+          <w:rFonts w:ascii="Arial" w:hAnsi="Arial" w:eastAsia="Arial" w:cs="Arial"/>
+          <w:b w:val="0"/>
+          <w:i w:val="0"/>
+          <w:color w:val="000000"/>
+          <w:sz w:val="18"/>
+          <w:highlight w:val="lightGray"/>
+        </w:rPr>
+        <w:t>C</w:t>
+      </w:r>
+      <w:r>
+        <w:rPr>
+          <w:rFonts w:ascii="Arial" w:hAnsi="Arial" w:eastAsia="Arial" w:cs="Arial"/>
+          <w:b w:val="0"/>
+          <w:i w:val="0"/>
+          <w:color w:val="000000"/>
+          <w:sz w:val="18"/>
+          <w:highlight w:val="lightGray"/>
+        </w:rPr>
+        <w:t>o</w:t>
+      </w:r>
+      <w:r>
+        <w:rPr>
+          <w:rFonts w:ascii="Arial" w:hAnsi="Arial" w:eastAsia="Arial" w:cs="Arial"/>
+          <w:b w:val="0"/>
+          <w:i w:val="0"/>
+          <w:color w:val="000000"/>
+          <w:sz w:val="18"/>
+          <w:highlight w:val="lightGray"/>
+        </w:rPr>
+        <w:t>l</w:t>
+      </w:r>
+      <w:r>
+        <w:rPr>
+          <w:rFonts w:ascii="Arial" w:hAnsi="Arial" w:eastAsia="Arial" w:cs="Arial"/>
+          <w:b w:val="0"/>
+          <w:i w:val="0"/>
+          <w:color w:val="000000"/>
+          <w:sz w:val="18"/>
+          <w:highlight w:val="lightGray"/>
+        </w:rPr>
+        <w:t>u</w:t>
+      </w:r>
+      <w:r>
+        <w:rPr>
+          <w:rFonts w:ascii="Arial" w:hAnsi="Arial" w:eastAsia="Arial" w:cs="Arial"/>
+          <w:b w:val="0"/>
+          <w:i w:val="0"/>
+          <w:color w:val="000000"/>
+          <w:sz w:val="18"/>
+          <w:highlight w:val="lightGray"/>
+        </w:rPr>
+        <w:t>m</w:t>
+      </w:r>
+      <w:r>
+        <w:rPr>
+          <w:rFonts w:ascii="Arial" w:hAnsi="Arial" w:eastAsia="Arial" w:cs="Arial"/>
+          <w:b w:val="0"/>
+          <w:i w:val="0"/>
+          <w:color w:val="000000"/>
+          <w:sz w:val="18"/>
+          <w:highlight w:val="lightGray"/>
+        </w:rPr>
+        <w:t>n</w:t>
+      </w:r>
+      <w:r>
+        <w:rPr>
+          <w:rFonts w:ascii="Arial" w:hAnsi="Arial" w:eastAsia="Arial" w:cs="Arial"/>
+          <w:b w:val="0"/>
+          <w:i w:val="0"/>
+          <w:color w:val="000000"/>
+          <w:sz w:val="18"/>
+          <w:highlight w:val="lightGray"/>
+        </w:rPr>
+        <w:t>:</w:t>
+      </w:r>
+      <w:r>
+        <w:rPr>
+          <w:rFonts w:ascii="Arial" w:hAnsi="Arial" w:eastAsia="Arial" w:cs="Arial"/>
+          <w:b w:val="0"/>
+          <w:i w:val="0"/>
+          <w:color w:val="000000"/>
+          <w:sz w:val="18"/>
+          <w:highlight w:val="lightGray"/>
+        </w:rPr>
+        <w:t xml:space="preserve"> </w:t>
+      </w:r>
+      <w:r>
+        <w:rPr>
+          <w:rFonts w:ascii="Arial" w:hAnsi="Arial" w:eastAsia="Arial" w:cs="Arial"/>
+          <w:b w:val="0"/>
+          <w:i w:val="0"/>
+          <w:color w:val="000000"/>
+          <w:sz w:val="18"/>
+          <w:highlight w:val="lightGray"/>
+        </w:rPr>
+        <w:t>1</w:t>
+      </w:r>
+      <w:r>
+        <w:rPr>
+          <w:rFonts w:ascii="Arial" w:hAnsi="Arial" w:eastAsia="Arial" w:cs="Arial"/>
+          <w:b w:val="0"/>
+          <w:i w:val="0"/>
+          <w:color w:val="000000"/>
+          <w:sz w:val="18"/>
+          <w:highlight w:val="lightGray"/>
+        </w:rPr>
+        <w:t>,</w:t>
+      </w:r>
+      <w:r>
+        <w:rPr>
+          <w:rFonts w:ascii="Arial" w:hAnsi="Arial" w:eastAsia="Arial" w:cs="Arial"/>
+          <w:b w:val="0"/>
+          <w:i w:val="0"/>
+          <w:color w:val="000000"/>
+          <w:sz w:val="18"/>
+          <w:highlight w:val="lightGray"/>
+        </w:rPr>
+        <w:t xml:space="preserve"> </w:t>
+      </w:r>
+      <w:r>
+        <w:rPr>
+          <w:rFonts w:ascii="Arial" w:hAnsi="Arial" w:eastAsia="Arial" w:cs="Arial"/>
+          <w:b w:val="0"/>
+          <w:i w:val="0"/>
+          <w:color w:val="000000"/>
+          <w:sz w:val="18"/>
+          <w:highlight w:val="lightGray"/>
+        </w:rPr>
+        <w:t>N</w:t>
+      </w:r>
+      <w:r>
+        <w:rPr>
+          <w:rFonts w:ascii="Arial" w:hAnsi="Arial" w:eastAsia="Arial" w:cs="Arial"/>
+          <w:b w:val="0"/>
+          <w:i w:val="0"/>
+          <w:color w:val="000000"/>
+          <w:sz w:val="18"/>
+          <w:highlight w:val="lightGray"/>
+        </w:rPr>
+        <w:t>a</w:t>
+      </w:r>
+      <w:r>
+        <w:rPr>
+          <w:rFonts w:ascii="Arial" w:hAnsi="Arial" w:eastAsia="Arial" w:cs="Arial"/>
+          <w:b w:val="0"/>
+          <w:i w:val="0"/>
+          <w:color w:val="000000"/>
+          <w:sz w:val="18"/>
+          <w:highlight w:val="lightGray"/>
+        </w:rPr>
+        <w:t>m</w:t>
+      </w:r>
+      <w:r>
+        <w:rPr>
+          <w:rFonts w:ascii="Arial" w:hAnsi="Arial" w:eastAsia="Arial" w:cs="Arial"/>
+          <w:b w:val="0"/>
+          <w:i w:val="0"/>
+          <w:color w:val="000000"/>
+          <w:sz w:val="18"/>
+          <w:highlight w:val="lightGray"/>
+        </w:rPr>
+        <w:t>e</w:t>
+      </w:r>
+      <w:r>
+        <w:rPr>
+          <w:rFonts w:ascii="Arial" w:hAnsi="Arial" w:eastAsia="Arial" w:cs="Arial"/>
+          <w:b w:val="0"/>
+          <w:i w:val="0"/>
+          <w:color w:val="000000"/>
+          <w:sz w:val="18"/>
+          <w:highlight w:val="lightGray"/>
+        </w:rPr>
+        <w:t>_</w:t>
+      </w:r>
+      <w:r>
+        <w:rPr>
+          <w:rFonts w:ascii="Arial" w:hAnsi="Arial" w:eastAsia="Arial" w:cs="Arial"/>
+          <w:b w:val="0"/>
+          <w:i w:val="0"/>
+          <w:color w:val="000000"/>
+          <w:sz w:val="18"/>
+          <w:highlight w:val="lightGray"/>
+        </w:rPr>
+        <w:t>E</w:t>
+      </w:r>
+      <w:r>
+        <w:rPr>
+          <w:rFonts w:ascii="Arial" w:hAnsi="Arial" w:eastAsia="Arial" w:cs="Arial"/>
+          <w:b w:val="0"/>
+          <w:i w:val="0"/>
+          <w:color w:val="000000"/>
+          <w:sz w:val="18"/>
+          <w:highlight w:val="lightGray"/>
+        </w:rPr>
+        <w:t>n</w:t>
+      </w:r>
+      <w:r>
+        <w:rPr>
+          <w:rFonts w:ascii="Arial" w:hAnsi="Arial" w:eastAsia="Arial" w:cs="Arial"/>
+          <w:b w:val="0"/>
+          <w:i w:val="0"/>
+          <w:color w:val="000000"/>
+          <w:sz w:val="18"/>
+          <w:highlight w:val="lightGray"/>
+        </w:rPr>
+        <w:t xml:space="preserve"> </w:t>
+      </w:r>
+      <w:r>
+        <w:rPr>
+          <w:rFonts w:ascii="Arial" w:hAnsi="Arial" w:eastAsia="Arial" w:cs="Arial"/>
+          <w:b w:val="0"/>
+          <w:i w:val="0"/>
+          <w:color w:val="000000"/>
+          <w:sz w:val="18"/>
+          <w:highlight w:val="lightGray"/>
+        </w:rPr>
+        <w:t>C</w:t>
+      </w:r>
+      <w:r>
+        <w:rPr>
+          <w:rFonts w:ascii="Arial" w:hAnsi="Arial" w:eastAsia="Arial" w:cs="Arial"/>
+          <w:b w:val="0"/>
+          <w:i w:val="0"/>
+          <w:color w:val="000000"/>
+          <w:sz w:val="18"/>
+          <w:highlight w:val="lightGray"/>
+        </w:rPr>
+        <w:t>o</w:t>
+      </w:r>
+      <w:r>
+        <w:rPr>
+          <w:rFonts w:ascii="Arial" w:hAnsi="Arial" w:eastAsia="Arial" w:cs="Arial"/>
+          <w:b w:val="0"/>
+          <w:i w:val="0"/>
+          <w:color w:val="000000"/>
+          <w:sz w:val="18"/>
+          <w:highlight w:val="lightGray"/>
+        </w:rPr>
+        <w:t>l</w:t>
+      </w:r>
+      <w:r>
+        <w:rPr>
+          <w:rFonts w:ascii="Arial" w:hAnsi="Arial" w:eastAsia="Arial" w:cs="Arial"/>
+          <w:b w:val="0"/>
+          <w:i w:val="0"/>
+          <w:color w:val="000000"/>
+          <w:sz w:val="18"/>
+          <w:highlight w:val="lightGray"/>
+        </w:rPr>
+        <w:t>u</w:t>
+      </w:r>
+      <w:r>
+        <w:rPr>
+          <w:rFonts w:ascii="Arial" w:hAnsi="Arial" w:eastAsia="Arial" w:cs="Arial"/>
+          <w:b w:val="0"/>
+          <w:i w:val="0"/>
+          <w:color w:val="000000"/>
+          <w:sz w:val="18"/>
+          <w:highlight w:val="lightGray"/>
+        </w:rPr>
+        <w:t>m</w:t>
+      </w:r>
+      <w:r>
+        <w:rPr>
+          <w:rFonts w:ascii="Arial" w:hAnsi="Arial" w:eastAsia="Arial" w:cs="Arial"/>
+          <w:b w:val="0"/>
+          <w:i w:val="0"/>
+          <w:color w:val="000000"/>
+          <w:sz w:val="18"/>
+          <w:highlight w:val="lightGray"/>
+        </w:rPr>
+        <w:t>n</w:t>
+      </w:r>
+      <w:r>
+        <w:rPr>
+          <w:rFonts w:ascii="Arial" w:hAnsi="Arial" w:eastAsia="Arial" w:cs="Arial"/>
+          <w:b w:val="0"/>
+          <w:i w:val="0"/>
+          <w:color w:val="000000"/>
+          <w:sz w:val="18"/>
+          <w:highlight w:val="lightGray"/>
+        </w:rPr>
+        <w:t>:</w:t>
+      </w:r>
+      <w:r>
+        <w:rPr>
+          <w:rFonts w:ascii="Arial" w:hAnsi="Arial" w:eastAsia="Arial" w:cs="Arial"/>
+          <w:b w:val="0"/>
+          <w:i w:val="0"/>
+          <w:color w:val="000000"/>
+          <w:sz w:val="18"/>
+          <w:highlight w:val="lightGray"/>
+        </w:rPr>
+        <w:t xml:space="preserve"> </w:t>
+      </w:r>
+      <w:r>
+        <w:rPr>
+          <w:rFonts w:ascii="Arial" w:hAnsi="Arial" w:eastAsia="Arial" w:cs="Arial"/>
+          <w:b w:val="0"/>
+          <w:i w:val="0"/>
+          <w:color w:val="000000"/>
+          <w:sz w:val="18"/>
+          <w:highlight w:val="lightGray"/>
+        </w:rPr>
+        <w:t>M</w:t>
+      </w:r>
+      <w:r>
+        <w:rPr>
+          <w:rFonts w:ascii="Arial" w:hAnsi="Arial" w:eastAsia="Arial" w:cs="Arial"/>
+          <w:b w:val="0"/>
+          <w:i w:val="0"/>
+          <w:color w:val="000000"/>
+          <w:sz w:val="18"/>
+          <w:highlight w:val="lightGray"/>
+        </w:rPr>
+        <w:t>o</w:t>
+      </w:r>
+      <w:r>
+        <w:rPr>
+          <w:rFonts w:ascii="Arial" w:hAnsi="Arial" w:eastAsia="Arial" w:cs="Arial"/>
+          <w:b w:val="0"/>
+          <w:i w:val="0"/>
+          <w:color w:val="000000"/>
+          <w:sz w:val="18"/>
+          <w:highlight w:val="lightGray"/>
+        </w:rPr>
+        <w:t>t</w:t>
+      </w:r>
+      <w:r>
+        <w:rPr>
+          <w:rFonts w:ascii="Arial" w:hAnsi="Arial" w:eastAsia="Arial" w:cs="Arial"/>
+          <w:b w:val="0"/>
+          <w:i w:val="0"/>
+          <w:color w:val="000000"/>
+          <w:sz w:val="18"/>
+          <w:highlight w:val="lightGray"/>
+        </w:rPr>
+        <w:t>a</w:t>
+      </w:r>
+      <w:r>
+        <w:rPr>
+          <w:rFonts w:ascii="Arial" w:hAnsi="Arial" w:eastAsia="Arial" w:cs="Arial"/>
+          <w:b w:val="0"/>
+          <w:i w:val="0"/>
+          <w:color w:val="000000"/>
+          <w:sz w:val="18"/>
+          <w:highlight w:val="lightGray"/>
+        </w:rPr>
+        <w:t>s</w:t>
+      </w:r>
+      <w:r>
+        <w:rPr>
+          <w:rFonts w:ascii="Arial" w:hAnsi="Arial" w:eastAsia="Arial" w:cs="Arial"/>
+          <w:b w:val="0"/>
+          <w:i w:val="0"/>
+          <w:color w:val="000000"/>
+          <w:sz w:val="18"/>
+          <w:highlight w:val="lightGray"/>
+        </w:rPr>
+        <w:t>e</w:t>
+      </w:r>
+      <w:r>
+        <w:rPr>
+          <w:rFonts w:ascii="Arial" w:hAnsi="Arial" w:eastAsia="Arial" w:cs="Arial"/>
+          <w:b w:val="0"/>
+          <w:i w:val="0"/>
+          <w:color w:val="000000"/>
+          <w:sz w:val="18"/>
+          <w:highlight w:val="lightGray"/>
+        </w:rPr>
+        <w:t>m</w:t>
+      </w:r>
+      <w:r>
+        <w:rPr>
+          <w:rFonts w:ascii="Arial" w:hAnsi="Arial" w:eastAsia="Arial" w:cs="Arial"/>
+          <w:b w:val="0"/>
+          <w:i w:val="0"/>
+          <w:color w:val="000000"/>
+          <w:sz w:val="18"/>
+          <w:highlight w:val="lightGray"/>
+        </w:rPr>
+        <w:t xml:space="preserve"> </w:t>
+      </w:r>
+      <w:r>
+        <w:rPr>
+          <w:rFonts w:ascii="Arial" w:hAnsi="Arial" w:eastAsia="Arial" w:cs="Arial"/>
+          <w:b w:val="0"/>
+          <w:i w:val="0"/>
+          <w:color w:val="000000"/>
+          <w:sz w:val="18"/>
+          <w:highlight w:val="lightGray"/>
+        </w:rPr>
+        <w:t>E</w:t>
+      </w:r>
+      <w:r>
+        <w:rPr>
+          <w:rFonts w:ascii="Arial" w:hAnsi="Arial" w:eastAsia="Arial" w:cs="Arial"/>
+          <w:b w:val="0"/>
+          <w:i w:val="0"/>
+          <w:color w:val="000000"/>
+          <w:sz w:val="18"/>
+          <w:highlight w:val="lightGray"/>
+        </w:rPr>
+        <w:t>s</w:t>
+      </w:r>
+      <w:r>
+        <w:rPr>
+          <w:rFonts w:ascii="Arial" w:hAnsi="Arial" w:eastAsia="Arial" w:cs="Arial"/>
+          <w:b w:val="0"/>
+          <w:i w:val="0"/>
+          <w:color w:val="000000"/>
+          <w:sz w:val="18"/>
+          <w:highlight w:val="lightGray"/>
+        </w:rPr>
+        <w:t>s</w:t>
+      </w:r>
+      <w:r>
+        <w:rPr>
+          <w:rFonts w:ascii="Arial" w:hAnsi="Arial" w:eastAsia="Arial" w:cs="Arial"/>
+          <w:b w:val="0"/>
+          <w:i w:val="0"/>
+          <w:color w:val="000000"/>
+          <w:sz w:val="18"/>
+          <w:highlight w:val="lightGray"/>
+        </w:rPr>
+        <w:t>a</w:t>
+      </w:r>
+      <w:r>
+        <w:rPr>
+          <w:rFonts w:ascii="Arial" w:hAnsi="Arial" w:eastAsia="Arial" w:cs="Arial"/>
+          <w:b w:val="0"/>
+          <w:i w:val="0"/>
+          <w:color w:val="000000"/>
+          <w:sz w:val="18"/>
+          <w:highlight w:val="lightGray"/>
+        </w:rPr>
+        <w:t>m</w:t>
+      </w:r>
+      <w:r>
+        <w:rPr>
+          <w:rFonts w:ascii="Arial" w:hAnsi="Arial" w:eastAsia="Arial" w:cs="Arial"/>
+          <w:b w:val="0"/>
+          <w:i w:val="0"/>
+          <w:color w:val="000000"/>
+          <w:sz w:val="18"/>
+          <w:highlight w:val="lightGray"/>
+        </w:rPr>
+        <w:t>]</w:t>
+      </w:r>
+      <w:r>
+        <w:rPr>
+          <w:rFonts w:ascii="Arial" w:hAnsi="Arial" w:eastAsia="Arial" w:cs="Arial"/>
+          <w:b w:val="0"/>
+          <w:i w:val="0"/>
+          <w:color w:val="000000"/>
+          <w:sz w:val="18"/>
+          <w:highlight w:val="lightGray"/>
+        </w:rPr>
+        <w:t xml:space="preserve"> </w:t>
+      </w:r>
+      <w:r>
+        <w:rPr>
+          <w:rFonts w:ascii="Arial" w:hAnsi="Arial" w:eastAsia="Arial" w:cs="Arial"/>
+          <w:b w:val="0"/>
+          <w:i w:val="0"/>
+          <w:color w:val="000000"/>
+          <w:sz w:val="18"/>
+          <w:highlight w:val="lightGray"/>
+        </w:rPr>
+        <w:t>-</w:t>
+      </w:r>
+      <w:r>
+        <w:rPr>
+          <w:rFonts w:ascii="Arial" w:hAnsi="Arial" w:eastAsia="Arial" w:cs="Arial"/>
+          <w:b w:val="0"/>
+          <w:i w:val="0"/>
+          <w:color w:val="000000"/>
+          <w:sz w:val="18"/>
+          <w:highlight w:val="lightGray"/>
+        </w:rPr>
+        <w:t>&gt;</w:t>
+      </w:r>
+      <w:r>
+        <w:rPr>
+          <w:rFonts w:ascii="Arial" w:hAnsi="Arial" w:eastAsia="Arial" w:cs="Arial"/>
+          <w:b w:val="0"/>
+          <w:i w:val="0"/>
+          <w:color w:val="000000"/>
+          <w:sz w:val="18"/>
+          <w:highlight w:val="lightGray"/>
+        </w:rPr>
+        <w:t xml:space="preserve"> </w:t>
+      </w:r>
+      <w:r>
+        <w:rPr>
+          <w:rFonts w:ascii="Arial" w:hAnsi="Arial" w:eastAsia="Arial" w:cs="Arial"/>
+          <w:b/>
+          <w:i w:val="0"/>
+          <w:color w:val="000000"/>
+          <w:sz w:val="18"/>
+          <w:highlight w:val="lightGray"/>
+        </w:rPr>
+        <w:t>F</w:t>
+      </w:r>
+      <w:r>
+        <w:rPr>
+          <w:rFonts w:ascii="Arial" w:hAnsi="Arial" w:eastAsia="Arial" w:cs="Arial"/>
+          <w:b/>
+          <w:i w:val="0"/>
+          <w:color w:val="000000"/>
+          <w:sz w:val="18"/>
+          <w:highlight w:val="lightGray"/>
+        </w:rPr>
+        <w:t>r</w:t>
+      </w:r>
+      <w:r>
+        <w:rPr>
+          <w:rFonts w:ascii="Arial" w:hAnsi="Arial" w:eastAsia="Arial" w:cs="Arial"/>
+          <w:b/>
+          <w:i w:val="0"/>
+          <w:color w:val="000000"/>
+          <w:sz w:val="18"/>
+          <w:highlight w:val="lightGray"/>
+        </w:rPr>
+        <w:t>o</w:t>
+      </w:r>
+      <w:r>
+        <w:rPr>
+          <w:rFonts w:ascii="Arial" w:hAnsi="Arial" w:eastAsia="Arial" w:cs="Arial"/>
+          <w:b/>
+          <w:i w:val="0"/>
+          <w:color w:val="000000"/>
+          <w:sz w:val="18"/>
+          <w:highlight w:val="lightGray"/>
+        </w:rPr>
+        <w:t>m</w:t>
+      </w:r>
+      <w:r>
+        <w:rPr>
+          <w:rFonts w:ascii="Arial" w:hAnsi="Arial" w:eastAsia="Arial" w:cs="Arial"/>
+          <w:b/>
+          <w:i w:val="0"/>
+          <w:color w:val="000000"/>
+          <w:sz w:val="18"/>
+          <w:highlight w:val="lightGray"/>
+        </w:rPr>
+        <w:t>:</w:t>
+      </w:r>
+      <w:r>
+        <w:rPr>
+          <w:rFonts w:ascii="Arial" w:hAnsi="Arial" w:eastAsia="Arial" w:cs="Arial"/>
+          <w:b w:val="0"/>
+          <w:i w:val="0"/>
+          <w:color w:val="000000"/>
+          <w:sz w:val="18"/>
+          <w:highlight w:val="lightGray"/>
+        </w:rPr>
+        <w:t xml:space="preserve"> </w:t>
+      </w:r>
+      <w:r>
+        <w:rPr>
+          <w:rFonts w:ascii="Arial" w:hAnsi="Arial" w:eastAsia="Arial" w:cs="Arial"/>
+          <w:b w:val="0"/>
+          <w:i w:val="0"/>
+          <w:color w:val="000000"/>
+          <w:sz w:val="18"/>
+          <w:highlight w:val="lightGray"/>
+        </w:rPr>
+        <w:t>[</w:t>
+      </w:r>
+      <w:r>
+        <w:rPr>
+          <w:rFonts w:ascii="Arial" w:hAnsi="Arial" w:eastAsia="Arial" w:cs="Arial"/>
+          <w:b w:val="0"/>
+          <w:i w:val="0"/>
+          <w:color w:val="000000"/>
+          <w:sz w:val="18"/>
+          <w:highlight w:val="lightGray"/>
+        </w:rPr>
+        <w:t>C</w:t>
+      </w:r>
+      <w:r>
+        <w:rPr>
+          <w:rFonts w:ascii="Arial" w:hAnsi="Arial" w:eastAsia="Arial" w:cs="Arial"/>
+          <w:b w:val="0"/>
+          <w:i w:val="0"/>
+          <w:color w:val="000000"/>
+          <w:sz w:val="18"/>
+          <w:highlight w:val="lightGray"/>
+        </w:rPr>
+        <w:t>h</w:t>
+      </w:r>
+      <w:r>
+        <w:rPr>
+          <w:rFonts w:ascii="Arial" w:hAnsi="Arial" w:eastAsia="Arial" w:cs="Arial"/>
+          <w:b w:val="0"/>
+          <w:i w:val="0"/>
+          <w:color w:val="000000"/>
+          <w:sz w:val="18"/>
+          <w:highlight w:val="lightGray"/>
+        </w:rPr>
+        <w:t>a</w:t>
+      </w:r>
+      <w:r>
+        <w:rPr>
+          <w:rFonts w:ascii="Arial" w:hAnsi="Arial" w:eastAsia="Arial" w:cs="Arial"/>
+          <w:b w:val="0"/>
+          <w:i w:val="0"/>
+          <w:color w:val="000000"/>
+          <w:sz w:val="18"/>
+          <w:highlight w:val="lightGray"/>
+        </w:rPr>
+        <w:t>t</w:t>
+      </w:r>
+      <w:r>
+        <w:rPr>
+          <w:rFonts w:ascii="Arial" w:hAnsi="Arial" w:eastAsia="Arial" w:cs="Arial"/>
+          <w:b w:val="0"/>
+          <w:i w:val="0"/>
+          <w:color w:val="000000"/>
+          <w:sz w:val="18"/>
+          <w:highlight w:val="lightGray"/>
+        </w:rPr>
+        <w:t>g</w:t>
+      </w:r>
+      <w:r>
+        <w:rPr>
+          <w:rFonts w:ascii="Arial" w:hAnsi="Arial" w:eastAsia="Arial" w:cs="Arial"/>
+          <w:b w:val="0"/>
+          <w:i w:val="0"/>
+          <w:color w:val="000000"/>
+          <w:sz w:val="18"/>
+          <w:highlight w:val="lightGray"/>
+        </w:rPr>
+        <w:t>p</w:t>
+      </w:r>
+      <w:r>
+        <w:rPr>
+          <w:rFonts w:ascii="Arial" w:hAnsi="Arial" w:eastAsia="Arial" w:cs="Arial"/>
+          <w:b w:val="0"/>
+          <w:i w:val="0"/>
+          <w:color w:val="000000"/>
+          <w:sz w:val="18"/>
+          <w:highlight w:val="lightGray"/>
+        </w:rPr>
+        <w:t>t</w:t>
+      </w:r>
+      <w:r>
+        <w:rPr>
+          <w:rFonts w:ascii="Arial" w:hAnsi="Arial" w:eastAsia="Arial" w:cs="Arial"/>
+          <w:b w:val="0"/>
+          <w:i w:val="0"/>
+          <w:color w:val="000000"/>
+          <w:sz w:val="18"/>
+          <w:highlight w:val="lightGray"/>
+        </w:rPr>
+        <w:t xml:space="preserve"> </w:t>
+      </w:r>
+      <w:r>
+        <w:rPr>
+          <w:rFonts w:ascii="Arial" w:hAnsi="Arial" w:eastAsia="Arial" w:cs="Arial"/>
+          <w:b w:val="0"/>
+          <w:i w:val="0"/>
+          <w:color w:val="000000"/>
+          <w:sz w:val="18"/>
+          <w:highlight w:val="lightGray"/>
+        </w:rPr>
+        <w:t>(</w:t>
+      </w:r>
+      <w:r>
+        <w:rPr>
+          <w:rFonts w:ascii="Arial" w:hAnsi="Arial" w:eastAsia="Arial" w:cs="Arial"/>
+          <w:b w:val="0"/>
+          <w:i w:val="0"/>
+          <w:color w:val="000000"/>
+          <w:sz w:val="18"/>
+          <w:highlight w:val="lightGray"/>
+        </w:rPr>
+        <w:t>G</w:t>
+      </w:r>
+      <w:r>
+        <w:rPr>
+          <w:rFonts w:ascii="Arial" w:hAnsi="Arial" w:eastAsia="Arial" w:cs="Arial"/>
+          <w:b w:val="0"/>
+          <w:i w:val="0"/>
+          <w:color w:val="000000"/>
+          <w:sz w:val="18"/>
+          <w:highlight w:val="lightGray"/>
+        </w:rPr>
+        <w:t>P</w:t>
+      </w:r>
+      <w:r>
+        <w:rPr>
+          <w:rFonts w:ascii="Arial" w:hAnsi="Arial" w:eastAsia="Arial" w:cs="Arial"/>
+          <w:b w:val="0"/>
+          <w:i w:val="0"/>
+          <w:color w:val="000000"/>
+          <w:sz w:val="18"/>
+          <w:highlight w:val="lightGray"/>
+        </w:rPr>
+        <w:t>T</w:t>
+      </w:r>
+      <w:r>
+        <w:rPr>
+          <w:rFonts w:ascii="Arial" w:hAnsi="Arial" w:eastAsia="Arial" w:cs="Arial"/>
+          <w:b w:val="0"/>
+          <w:i w:val="0"/>
+          <w:color w:val="000000"/>
+          <w:sz w:val="18"/>
+          <w:highlight w:val="lightGray"/>
         </w:rPr>
         <w:t>‑</w:t>
       </w:r>
       <w:r>
         <w:rPr>
-          <w:rFonts w:ascii="Arial" w:eastAsia="Arial" w:hAnsi="Arial"/>
-          <w:b/>
-          <w:sz w:val="22"/>
-          <w:szCs w:val="14"/>
-          <w:shd w:val="clear" w:color="auto" w:fill="B7B7B7"/>
-        </w:rPr>
-        <w:t>5 Mini) at [12/9/2025]</w:t>
+          <w:rFonts w:ascii="Arial" w:hAnsi="Arial" w:eastAsia="Arial" w:cs="Arial"/>
+          <w:b w:val="0"/>
+          <w:i w:val="0"/>
+          <w:color w:val="000000"/>
+          <w:sz w:val="18"/>
+          <w:highlight w:val="lightGray"/>
+        </w:rPr>
+        <w:t>5</w:t>
+      </w:r>
+      <w:r>
+        <w:rPr>
+          <w:rFonts w:ascii="Arial" w:hAnsi="Arial" w:eastAsia="Arial" w:cs="Arial"/>
+          <w:b w:val="0"/>
+          <w:i w:val="0"/>
+          <w:color w:val="000000"/>
+          <w:sz w:val="18"/>
+          <w:highlight w:val="lightGray"/>
+        </w:rPr>
+        <w:t xml:space="preserve"> </w:t>
+      </w:r>
+      <w:r>
+        <w:rPr>
+          <w:rFonts w:ascii="Arial" w:hAnsi="Arial" w:eastAsia="Arial" w:cs="Arial"/>
+          <w:b w:val="0"/>
+          <w:i w:val="0"/>
+          <w:color w:val="000000"/>
+          <w:sz w:val="18"/>
+          <w:highlight w:val="lightGray"/>
+        </w:rPr>
+        <w:t>M</w:t>
+      </w:r>
+      <w:r>
+        <w:rPr>
+          <w:rFonts w:ascii="Arial" w:hAnsi="Arial" w:eastAsia="Arial" w:cs="Arial"/>
+          <w:b w:val="0"/>
+          <w:i w:val="0"/>
+          <w:color w:val="000000"/>
+          <w:sz w:val="18"/>
+          <w:highlight w:val="lightGray"/>
+        </w:rPr>
+        <w:t>i</w:t>
+      </w:r>
+      <w:r>
+        <w:rPr>
+          <w:rFonts w:ascii="Arial" w:hAnsi="Arial" w:eastAsia="Arial" w:cs="Arial"/>
+          <w:b w:val="0"/>
+          <w:i w:val="0"/>
+          <w:color w:val="000000"/>
+          <w:sz w:val="18"/>
+          <w:highlight w:val="lightGray"/>
+        </w:rPr>
+        <w:t>n</w:t>
+      </w:r>
+      <w:r>
+        <w:rPr>
+          <w:rFonts w:ascii="Arial" w:hAnsi="Arial" w:eastAsia="Arial" w:cs="Arial"/>
+          <w:b w:val="0"/>
+          <w:i w:val="0"/>
+          <w:color w:val="000000"/>
+          <w:sz w:val="18"/>
+          <w:highlight w:val="lightGray"/>
+        </w:rPr>
+        <w:t>i</w:t>
+      </w:r>
+      <w:r>
+        <w:rPr>
+          <w:rFonts w:ascii="Arial" w:hAnsi="Arial" w:eastAsia="Arial" w:cs="Arial"/>
+          <w:b w:val="0"/>
+          <w:i w:val="0"/>
+          <w:color w:val="000000"/>
+          <w:sz w:val="18"/>
+          <w:highlight w:val="lightGray"/>
+        </w:rPr>
+        <w:t>)</w:t>
+      </w:r>
+      <w:r>
+        <w:rPr>
+          <w:rFonts w:ascii="Arial" w:hAnsi="Arial" w:eastAsia="Arial" w:cs="Arial"/>
+          <w:b w:val="0"/>
+          <w:i w:val="0"/>
+          <w:color w:val="000000"/>
+          <w:sz w:val="18"/>
+          <w:highlight w:val="lightGray"/>
+        </w:rPr>
+        <w:t>]</w:t>
+      </w:r>
+      <w:r>
+        <w:rPr>
+          <w:rFonts w:ascii="Arial" w:hAnsi="Arial" w:eastAsia="Arial" w:cs="Arial"/>
+          <w:b w:val="0"/>
+          <w:i w:val="0"/>
+          <w:color w:val="000000"/>
+          <w:sz w:val="18"/>
+          <w:highlight w:val="lightGray"/>
+        </w:rPr>
+        <w:t xml:space="preserve"> </w:t>
+      </w:r>
+      <w:r>
+        <w:rPr>
+          <w:rFonts w:ascii="Arial" w:hAnsi="Arial" w:eastAsia="Arial" w:cs="Arial"/>
+          <w:b/>
+          <w:i w:val="0"/>
+          <w:color w:val="000000"/>
+          <w:sz w:val="18"/>
+          <w:highlight w:val="lightGray"/>
+        </w:rPr>
+        <w:t>o</w:t>
+      </w:r>
+      <w:r>
+        <w:rPr>
+          <w:rFonts w:ascii="Arial" w:hAnsi="Arial" w:eastAsia="Arial" w:cs="Arial"/>
+          <w:b/>
+          <w:i w:val="0"/>
+          <w:color w:val="000000"/>
+          <w:sz w:val="18"/>
+          <w:highlight w:val="lightGray"/>
+        </w:rPr>
+        <w:t>n</w:t>
+      </w:r>
+      <w:r>
+        <w:rPr>
+          <w:rFonts w:ascii="Arial" w:hAnsi="Arial"/>
+          <w:b w:val="0"/>
+          <w:i w:val="0"/>
+          <w:color w:val="000000"/>
+          <w:sz w:val="18"/>
+          <w:highlight w:val="lightGray"/>
+        </w:rPr>
+        <w:t xml:space="preserve"> </w:t>
+      </w:r>
+      <w:r>
+        <w:rPr>
+          <w:rFonts w:ascii="Arial" w:hAnsi="Arial"/>
+          <w:b w:val="0"/>
+          <w:i w:val="0"/>
+          <w:color w:val="000000"/>
+          <w:sz w:val="18"/>
+          <w:highlight w:val="lightGray"/>
+        </w:rPr>
+        <w:t>[</w:t>
+      </w:r>
+      <w:r>
+        <w:rPr>
+          <w:rFonts w:ascii="Arial" w:hAnsi="Arial"/>
+          <w:b w:val="0"/>
+          <w:i w:val="0"/>
+          <w:sz w:val="18"/>
+          <w:highlight w:val="lightGray"/>
+        </w:rPr>
+        <w:t>12/9/2025]</w:t>
       </w:r>
     </w:p>
     <w:p>
@@ -607,81 +6771,1626 @@
       </w:pPr>
       <w:r>
         <w:rPr>
-          <w:rFonts w:ascii="Arial" w:eastAsia="Arial" w:hAnsi="Arial"/>
-          <w:b/>
-          <w:sz w:val="22"/>
-          <w:shd w:val="clear" w:color="auto" w:fill="B7B7B7"/>
-        </w:rPr>
-        <w:t># Source</w:t>
-      </w:r>
-      <w:r>
-        <w:rPr>
-          <w:rFonts w:ascii="Arial" w:eastAsia="Arial" w:hAnsi="Arial"/>
-          <w:sz w:val="22"/>
-          <w:shd w:val="clear" w:color="auto" w:fill="B7B7B7"/>
-        </w:rPr>
-        <w:t xml:space="preserve">: </w:t>
-      </w:r>
-      <w:r>
-        <w:rPr>
-          <w:rFonts w:ascii="Arial" w:eastAsia="Arial" w:hAnsi="Arial"/>
-          <w:b/>
-          <w:sz w:val="22"/>
-          <w:shd w:val="clear" w:color="auto" w:fill="B7B7B7"/>
-        </w:rPr>
-        <w:t xml:space="preserve">Chatgpt </w:t>
-      </w:r>
-      <w:r>
-        <w:rPr>
-          <w:rFonts w:ascii="Arial" w:eastAsia="Arial" w:hAnsi="Arial"/>
-          <w:b/>
-          <w:sz w:val="22"/>
-          <w:szCs w:val="14"/>
-          <w:shd w:val="clear" w:color="auto" w:fill="B7B7B7"/>
-        </w:rPr>
-        <w:t>(GPT</w:t>
-      </w:r>
-      <w:r>
-        <w:rPr>
-          <w:rFonts w:ascii="Arial" w:eastAsia="Arial" w:hAnsi="Arial" w:cs="Cambria Math"/>
-          <w:b/>
-          <w:sz w:val="22"/>
-          <w:szCs w:val="14"/>
-          <w:shd w:val="clear" w:color="auto" w:fill="B7B7B7"/>
+          <w:rFonts w:ascii="Arial" w:hAnsi="Arial" w:eastAsia="Arial" w:cs="Arial"/>
+          <w:b/>
+          <w:i w:val="0"/>
+          <w:color w:val="000000"/>
+          <w:sz w:val="18"/>
+          <w:highlight w:val="lightGray"/>
+        </w:rPr>
+        <w:t>#</w:t>
+      </w:r>
+      <w:r>
+        <w:rPr>
+          <w:rFonts w:ascii="Arial" w:hAnsi="Arial" w:eastAsia="Arial" w:cs="Arial"/>
+          <w:b/>
+          <w:i w:val="0"/>
+          <w:color w:val="000000"/>
+          <w:sz w:val="18"/>
+          <w:highlight w:val="lightGray"/>
+        </w:rPr>
+        <w:t xml:space="preserve"> </w:t>
+      </w:r>
+      <w:r>
+        <w:rPr>
+          <w:rFonts w:ascii="Arial" w:hAnsi="Arial" w:eastAsia="Arial" w:cs="Arial"/>
+          <w:b/>
+          <w:i w:val="0"/>
+          <w:color w:val="000000"/>
+          <w:sz w:val="18"/>
+          <w:highlight w:val="lightGray"/>
+        </w:rPr>
+        <w:t>S</w:t>
+      </w:r>
+      <w:r>
+        <w:rPr>
+          <w:rFonts w:ascii="Arial" w:hAnsi="Arial" w:eastAsia="Arial" w:cs="Arial"/>
+          <w:b/>
+          <w:i w:val="0"/>
+          <w:color w:val="000000"/>
+          <w:sz w:val="18"/>
+          <w:highlight w:val="lightGray"/>
+        </w:rPr>
+        <w:t>o</w:t>
+      </w:r>
+      <w:r>
+        <w:rPr>
+          <w:rFonts w:ascii="Arial" w:hAnsi="Arial" w:eastAsia="Arial" w:cs="Arial"/>
+          <w:b/>
+          <w:i w:val="0"/>
+          <w:color w:val="000000"/>
+          <w:sz w:val="18"/>
+          <w:highlight w:val="lightGray"/>
+        </w:rPr>
+        <w:t>u</w:t>
+      </w:r>
+      <w:r>
+        <w:rPr>
+          <w:rFonts w:ascii="Arial" w:hAnsi="Arial" w:eastAsia="Arial" w:cs="Arial"/>
+          <w:b/>
+          <w:i w:val="0"/>
+          <w:color w:val="000000"/>
+          <w:sz w:val="18"/>
+          <w:highlight w:val="lightGray"/>
+        </w:rPr>
+        <w:t>r</w:t>
+      </w:r>
+      <w:r>
+        <w:rPr>
+          <w:rFonts w:ascii="Arial" w:hAnsi="Arial" w:eastAsia="Arial" w:cs="Arial"/>
+          <w:b/>
+          <w:i w:val="0"/>
+          <w:color w:val="000000"/>
+          <w:sz w:val="18"/>
+          <w:highlight w:val="lightGray"/>
+        </w:rPr>
+        <w:t>c</w:t>
+      </w:r>
+      <w:r>
+        <w:rPr>
+          <w:rFonts w:ascii="Arial" w:hAnsi="Arial" w:eastAsia="Arial" w:cs="Arial"/>
+          <w:b/>
+          <w:i w:val="0"/>
+          <w:color w:val="000000"/>
+          <w:sz w:val="18"/>
+          <w:highlight w:val="lightGray"/>
+        </w:rPr>
+        <w:t>e</w:t>
+      </w:r>
+      <w:r>
+        <w:rPr>
+          <w:rFonts w:ascii="Arial" w:hAnsi="Arial" w:eastAsia="Arial" w:cs="Arial"/>
+          <w:b/>
+          <w:i w:val="0"/>
+          <w:color w:val="000000"/>
+          <w:sz w:val="18"/>
+          <w:highlight w:val="lightGray"/>
+        </w:rPr>
+        <w:t>:</w:t>
+      </w:r>
+      <w:r>
+        <w:rPr>
+          <w:rFonts w:ascii="Arial" w:hAnsi="Arial" w:eastAsia="Arial" w:cs="Arial"/>
+          <w:b/>
+          <w:i w:val="0"/>
+          <w:color w:val="000000"/>
+          <w:sz w:val="18"/>
+          <w:highlight w:val="lightGray"/>
+        </w:rPr>
+        <w:t xml:space="preserve"> </w:t>
+      </w:r>
+      <w:r>
+        <w:rPr>
+          <w:rFonts w:ascii="Arial" w:hAnsi="Arial" w:eastAsia="Arial" w:cs="Arial"/>
+          <w:b/>
+          <w:i w:val="0"/>
+          <w:color w:val="000000"/>
+          <w:sz w:val="18"/>
+          <w:highlight w:val="lightGray"/>
+        </w:rPr>
+        <w:t>A</w:t>
+      </w:r>
+      <w:r>
+        <w:rPr>
+          <w:rFonts w:ascii="Arial" w:hAnsi="Arial" w:eastAsia="Arial" w:cs="Arial"/>
+          <w:b/>
+          <w:i w:val="0"/>
+          <w:color w:val="000000"/>
+          <w:sz w:val="18"/>
+          <w:highlight w:val="lightGray"/>
+        </w:rPr>
+        <w:t>I</w:t>
+      </w:r>
+      <w:r>
+        <w:rPr>
+          <w:rFonts w:ascii="Arial" w:hAnsi="Arial" w:eastAsia="Arial" w:cs="Arial"/>
+          <w:b/>
+          <w:i w:val="0"/>
+          <w:color w:val="000000"/>
+          <w:sz w:val="18"/>
+          <w:highlight w:val="lightGray"/>
+        </w:rPr>
+        <w:t xml:space="preserve"> </w:t>
+      </w:r>
+      <w:r>
+        <w:rPr>
+          <w:rFonts w:ascii="Arial" w:hAnsi="Arial" w:eastAsia="Arial" w:cs="Arial"/>
+          <w:b/>
+          <w:i w:val="0"/>
+          <w:color w:val="000000"/>
+          <w:sz w:val="18"/>
+          <w:highlight w:val="lightGray"/>
+        </w:rPr>
+        <w:t>S</w:t>
+      </w:r>
+      <w:r>
+        <w:rPr>
+          <w:rFonts w:ascii="Arial" w:hAnsi="Arial" w:eastAsia="Arial" w:cs="Arial"/>
+          <w:b/>
+          <w:i w:val="0"/>
+          <w:color w:val="000000"/>
+          <w:sz w:val="18"/>
+          <w:highlight w:val="lightGray"/>
+        </w:rPr>
+        <w:t>o</w:t>
+      </w:r>
+      <w:r>
+        <w:rPr>
+          <w:rFonts w:ascii="Arial" w:hAnsi="Arial" w:eastAsia="Arial" w:cs="Arial"/>
+          <w:b/>
+          <w:i w:val="0"/>
+          <w:color w:val="000000"/>
+          <w:sz w:val="18"/>
+          <w:highlight w:val="lightGray"/>
+        </w:rPr>
+        <w:t>u</w:t>
+      </w:r>
+      <w:r>
+        <w:rPr>
+          <w:rFonts w:ascii="Arial" w:hAnsi="Arial" w:eastAsia="Arial" w:cs="Arial"/>
+          <w:b/>
+          <w:i w:val="0"/>
+          <w:color w:val="000000"/>
+          <w:sz w:val="18"/>
+          <w:highlight w:val="lightGray"/>
+        </w:rPr>
+        <w:t>r</w:t>
+      </w:r>
+      <w:r>
+        <w:rPr>
+          <w:rFonts w:ascii="Arial" w:hAnsi="Arial" w:eastAsia="Arial" w:cs="Arial"/>
+          <w:b/>
+          <w:i w:val="0"/>
+          <w:color w:val="000000"/>
+          <w:sz w:val="18"/>
+          <w:highlight w:val="lightGray"/>
+        </w:rPr>
+        <w:t>c</w:t>
+      </w:r>
+      <w:r>
+        <w:rPr>
+          <w:rFonts w:ascii="Arial" w:hAnsi="Arial" w:eastAsia="Arial" w:cs="Arial"/>
+          <w:b/>
+          <w:i w:val="0"/>
+          <w:color w:val="000000"/>
+          <w:sz w:val="18"/>
+          <w:highlight w:val="lightGray"/>
+        </w:rPr>
+        <w:t>e</w:t>
+      </w:r>
+      <w:r>
+        <w:rPr>
+          <w:rFonts w:ascii="Arial" w:hAnsi="Arial" w:eastAsia="Arial" w:cs="Arial"/>
+          <w:b/>
+          <w:i w:val="0"/>
+          <w:color w:val="000000"/>
+          <w:sz w:val="18"/>
+          <w:highlight w:val="lightGray"/>
+        </w:rPr>
+        <w:t>:</w:t>
+      </w:r>
+      <w:r>
+        <w:rPr>
+          <w:rFonts w:ascii="Arial" w:hAnsi="Arial" w:eastAsia="Arial" w:cs="Arial"/>
+          <w:b/>
+          <w:i w:val="0"/>
+          <w:color w:val="000000"/>
+          <w:sz w:val="18"/>
+          <w:highlight w:val="lightGray"/>
+        </w:rPr>
+        <w:t xml:space="preserve"> </w:t>
+      </w:r>
+      <w:r>
+        <w:rPr>
+          <w:rFonts w:ascii="Arial" w:hAnsi="Arial" w:eastAsia="Arial" w:cs="Arial"/>
+          <w:b/>
+          <w:i w:val="0"/>
+          <w:color w:val="000000"/>
+          <w:sz w:val="18"/>
+          <w:highlight w:val="lightGray"/>
+        </w:rPr>
+        <w:t>P</w:t>
+      </w:r>
+      <w:r>
+        <w:rPr>
+          <w:rFonts w:ascii="Arial" w:hAnsi="Arial" w:eastAsia="Arial" w:cs="Arial"/>
+          <w:b/>
+          <w:i w:val="0"/>
+          <w:color w:val="000000"/>
+          <w:sz w:val="18"/>
+          <w:highlight w:val="lightGray"/>
+        </w:rPr>
+        <w:t>r</w:t>
+      </w:r>
+      <w:r>
+        <w:rPr>
+          <w:rFonts w:ascii="Arial" w:hAnsi="Arial" w:eastAsia="Arial" w:cs="Arial"/>
+          <w:b/>
+          <w:i w:val="0"/>
+          <w:color w:val="000000"/>
+          <w:sz w:val="18"/>
+          <w:highlight w:val="lightGray"/>
+        </w:rPr>
+        <w:t>o</w:t>
+      </w:r>
+      <w:r>
+        <w:rPr>
+          <w:rFonts w:ascii="Arial" w:hAnsi="Arial" w:eastAsia="Arial" w:cs="Arial"/>
+          <w:b/>
+          <w:i w:val="0"/>
+          <w:color w:val="000000"/>
+          <w:sz w:val="18"/>
+          <w:highlight w:val="lightGray"/>
+        </w:rPr>
+        <w:t>v</w:t>
+      </w:r>
+      <w:r>
+        <w:rPr>
+          <w:rFonts w:ascii="Arial" w:hAnsi="Arial" w:eastAsia="Arial" w:cs="Arial"/>
+          <w:b/>
+          <w:i w:val="0"/>
+          <w:color w:val="000000"/>
+          <w:sz w:val="18"/>
+          <w:highlight w:val="lightGray"/>
+        </w:rPr>
+        <w:t>i</w:t>
+      </w:r>
+      <w:r>
+        <w:rPr>
+          <w:rFonts w:ascii="Arial" w:hAnsi="Arial" w:eastAsia="Arial" w:cs="Arial"/>
+          <w:b/>
+          <w:i w:val="0"/>
+          <w:color w:val="000000"/>
+          <w:sz w:val="18"/>
+          <w:highlight w:val="lightGray"/>
+        </w:rPr>
+        <w:t>d</w:t>
+      </w:r>
+      <w:r>
+        <w:rPr>
+          <w:rFonts w:ascii="Arial" w:hAnsi="Arial" w:eastAsia="Arial" w:cs="Arial"/>
+          <w:b/>
+          <w:i w:val="0"/>
+          <w:color w:val="000000"/>
+          <w:sz w:val="18"/>
+          <w:highlight w:val="lightGray"/>
+        </w:rPr>
+        <w:t>e</w:t>
+      </w:r>
+      <w:r>
+        <w:rPr>
+          <w:rFonts w:ascii="Arial" w:hAnsi="Arial" w:eastAsia="Arial" w:cs="Arial"/>
+          <w:b/>
+          <w:i w:val="0"/>
+          <w:color w:val="000000"/>
+          <w:sz w:val="18"/>
+          <w:highlight w:val="lightGray"/>
+        </w:rPr>
+        <w:t>d</w:t>
+      </w:r>
+      <w:r>
+        <w:rPr>
+          <w:rFonts w:ascii="Arial" w:hAnsi="Arial" w:eastAsia="Arial" w:cs="Arial"/>
+          <w:b/>
+          <w:i w:val="0"/>
+          <w:color w:val="000000"/>
+          <w:sz w:val="18"/>
+          <w:highlight w:val="lightGray"/>
+        </w:rPr>
+        <w:t xml:space="preserve"> </w:t>
+      </w:r>
+      <w:r>
+        <w:rPr>
+          <w:rFonts w:ascii="Arial" w:hAnsi="Arial" w:eastAsia="Arial" w:cs="Arial"/>
+          <w:b/>
+          <w:i w:val="0"/>
+          <w:color w:val="000000"/>
+          <w:sz w:val="18"/>
+          <w:highlight w:val="lightGray"/>
+        </w:rPr>
+        <w:t>b</w:t>
+      </w:r>
+      <w:r>
+        <w:rPr>
+          <w:rFonts w:ascii="Arial" w:hAnsi="Arial" w:eastAsia="Arial" w:cs="Arial"/>
+          <w:b/>
+          <w:i w:val="0"/>
+          <w:color w:val="000000"/>
+          <w:sz w:val="18"/>
+          <w:highlight w:val="lightGray"/>
+        </w:rPr>
+        <w:t>y</w:t>
+      </w:r>
+      <w:r>
+        <w:rPr>
+          <w:rFonts w:ascii="Arial" w:hAnsi="Arial" w:eastAsia="Arial" w:cs="Arial"/>
+          <w:b/>
+          <w:i w:val="0"/>
+          <w:color w:val="000000"/>
+          <w:sz w:val="18"/>
+          <w:highlight w:val="lightGray"/>
+        </w:rPr>
+        <w:t>:</w:t>
+      </w:r>
+      <w:r>
+        <w:rPr>
+          <w:rFonts w:ascii="Arial" w:hAnsi="Arial" w:eastAsia="Arial" w:cs="Arial"/>
+          <w:b/>
+          <w:i w:val="0"/>
+          <w:color w:val="000000"/>
+          <w:sz w:val="18"/>
+          <w:highlight w:val="lightGray"/>
+        </w:rPr>
+        <w:t xml:space="preserve"> </w:t>
+      </w:r>
+      <w:r>
+        <w:rPr>
+          <w:rFonts w:ascii="Arial" w:hAnsi="Arial" w:eastAsia="Arial" w:cs="Arial"/>
+          <w:b/>
+          <w:i w:val="0"/>
+          <w:color w:val="000000"/>
+          <w:sz w:val="18"/>
+          <w:highlight w:val="lightGray"/>
+        </w:rPr>
+        <w:t>[</w:t>
+      </w:r>
+      <w:r>
+        <w:rPr>
+          <w:rFonts w:ascii="Arial" w:hAnsi="Arial" w:eastAsia="Arial" w:cs="Arial"/>
+          <w:b/>
+          <w:i w:val="0"/>
+          <w:color w:val="000000"/>
+          <w:sz w:val="18"/>
+          <w:highlight w:val="lightGray"/>
+        </w:rPr>
+        <w:t>D</w:t>
+      </w:r>
+      <w:r>
+        <w:rPr>
+          <w:rFonts w:ascii="Arial" w:hAnsi="Arial" w:eastAsia="Arial" w:cs="Arial"/>
+          <w:b/>
+          <w:i w:val="0"/>
+          <w:color w:val="000000"/>
+          <w:sz w:val="18"/>
+          <w:highlight w:val="lightGray"/>
+        </w:rPr>
+        <w:t>a</w:t>
+      </w:r>
+      <w:r>
+        <w:rPr>
+          <w:rFonts w:ascii="Arial" w:hAnsi="Arial" w:eastAsia="Arial" w:cs="Arial"/>
+          <w:b/>
+          <w:i w:val="0"/>
+          <w:color w:val="000000"/>
+          <w:sz w:val="18"/>
+          <w:highlight w:val="lightGray"/>
+        </w:rPr>
+        <w:t>t</w:t>
+      </w:r>
+      <w:r>
+        <w:rPr>
+          <w:rFonts w:ascii="Arial" w:hAnsi="Arial" w:eastAsia="Arial" w:cs="Arial"/>
+          <w:b/>
+          <w:i w:val="0"/>
+          <w:color w:val="000000"/>
+          <w:sz w:val="18"/>
+          <w:highlight w:val="lightGray"/>
+        </w:rPr>
+        <w:t>a</w:t>
+      </w:r>
+      <w:r>
+        <w:rPr>
+          <w:rFonts w:ascii="Arial" w:hAnsi="Arial" w:eastAsia="Arial" w:cs="Arial"/>
+          <w:b/>
+          <w:i w:val="0"/>
+          <w:color w:val="000000"/>
+          <w:sz w:val="18"/>
+          <w:highlight w:val="lightGray"/>
+        </w:rPr>
+        <w:t xml:space="preserve"> </w:t>
+      </w:r>
+      <w:r>
+        <w:rPr>
+          <w:rFonts w:ascii="Arial" w:hAnsi="Arial" w:eastAsia="Arial" w:cs="Arial"/>
+          <w:b/>
+          <w:i w:val="0"/>
+          <w:color w:val="000000"/>
+          <w:sz w:val="18"/>
+          <w:highlight w:val="lightGray"/>
+        </w:rPr>
+        <w:t>P</w:t>
+      </w:r>
+      <w:r>
+        <w:rPr>
+          <w:rFonts w:ascii="Arial" w:hAnsi="Arial" w:eastAsia="Arial" w:cs="Arial"/>
+          <w:b/>
+          <w:i w:val="0"/>
+          <w:color w:val="000000"/>
+          <w:sz w:val="18"/>
+          <w:highlight w:val="lightGray"/>
+        </w:rPr>
+        <w:t>a</w:t>
+      </w:r>
+      <w:r>
+        <w:rPr>
+          <w:rFonts w:ascii="Arial" w:hAnsi="Arial" w:eastAsia="Arial" w:cs="Arial"/>
+          <w:b/>
+          <w:i w:val="0"/>
+          <w:color w:val="000000"/>
+          <w:sz w:val="18"/>
+          <w:highlight w:val="lightGray"/>
+        </w:rPr>
+        <w:t>t</w:t>
+      </w:r>
+      <w:r>
+        <w:rPr>
+          <w:rFonts w:ascii="Arial" w:hAnsi="Arial" w:eastAsia="Arial" w:cs="Arial"/>
+          <w:b/>
+          <w:i w:val="0"/>
+          <w:color w:val="000000"/>
+          <w:sz w:val="18"/>
+          <w:highlight w:val="lightGray"/>
+        </w:rPr>
+        <w:t>h</w:t>
+      </w:r>
+      <w:r>
+        <w:rPr>
+          <w:rFonts w:ascii="Arial" w:hAnsi="Arial" w:eastAsia="Arial" w:cs="Arial"/>
+          <w:b w:val="0"/>
+          <w:i w:val="0"/>
+          <w:color w:val="000000"/>
+          <w:sz w:val="18"/>
+          <w:highlight w:val="lightGray"/>
+        </w:rPr>
+        <w:t>:</w:t>
+      </w:r>
+      <w:r>
+        <w:rPr>
+          <w:rFonts w:ascii="Arial" w:hAnsi="Arial" w:eastAsia="Arial" w:cs="Arial"/>
+          <w:b w:val="0"/>
+          <w:i w:val="0"/>
+          <w:color w:val="000000"/>
+          <w:sz w:val="18"/>
+          <w:highlight w:val="lightGray"/>
+        </w:rPr>
+        <w:t xml:space="preserve"> </w:t>
+      </w:r>
+      <w:r>
+        <w:rPr>
+          <w:rFonts w:ascii="Arial" w:hAnsi="Arial" w:eastAsia="Arial" w:cs="Arial"/>
+          <w:b w:val="0"/>
+          <w:i w:val="0"/>
+          <w:color w:val="000000"/>
+          <w:sz w:val="18"/>
+          <w:highlight w:val="lightGray"/>
+        </w:rPr>
+        <w:t>P</w:t>
+      </w:r>
+      <w:r>
+        <w:rPr>
+          <w:rFonts w:ascii="Arial" w:hAnsi="Arial" w:eastAsia="Arial" w:cs="Arial"/>
+          <w:b w:val="0"/>
+          <w:i w:val="0"/>
+          <w:color w:val="000000"/>
+          <w:sz w:val="18"/>
+          <w:highlight w:val="lightGray"/>
+        </w:rPr>
+        <w:t>e</w:t>
+      </w:r>
+      <w:r>
+        <w:rPr>
+          <w:rFonts w:ascii="Arial" w:hAnsi="Arial" w:eastAsia="Arial" w:cs="Arial"/>
+          <w:b w:val="0"/>
+          <w:i w:val="0"/>
+          <w:color w:val="000000"/>
+          <w:sz w:val="18"/>
+          <w:highlight w:val="lightGray"/>
+        </w:rPr>
+        <w:t>r</w:t>
+      </w:r>
+      <w:r>
+        <w:rPr>
+          <w:rFonts w:ascii="Arial" w:hAnsi="Arial" w:eastAsia="Arial" w:cs="Arial"/>
+          <w:b w:val="0"/>
+          <w:i w:val="0"/>
+          <w:color w:val="000000"/>
+          <w:sz w:val="18"/>
+          <w:highlight w:val="lightGray"/>
+        </w:rPr>
+        <w:t>s</w:t>
+      </w:r>
+      <w:r>
+        <w:rPr>
+          <w:rFonts w:ascii="Arial" w:hAnsi="Arial" w:eastAsia="Arial" w:cs="Arial"/>
+          <w:b w:val="0"/>
+          <w:i w:val="0"/>
+          <w:color w:val="000000"/>
+          <w:sz w:val="18"/>
+          <w:highlight w:val="lightGray"/>
+        </w:rPr>
+        <w:t>o</w:t>
+      </w:r>
+      <w:r>
+        <w:rPr>
+          <w:rFonts w:ascii="Arial" w:hAnsi="Arial" w:eastAsia="Arial" w:cs="Arial"/>
+          <w:b w:val="0"/>
+          <w:i w:val="0"/>
+          <w:color w:val="000000"/>
+          <w:sz w:val="18"/>
+          <w:highlight w:val="lightGray"/>
+        </w:rPr>
+        <w:t>n</w:t>
+      </w:r>
+      <w:r>
+        <w:rPr>
+          <w:rFonts w:ascii="Arial" w:hAnsi="Arial" w:eastAsia="Arial" w:cs="Arial"/>
+          <w:b w:val="0"/>
+          <w:i w:val="0"/>
+          <w:color w:val="000000"/>
+          <w:sz w:val="18"/>
+          <w:highlight w:val="lightGray"/>
+        </w:rPr>
+        <w:t>s</w:t>
+      </w:r>
+      <w:r>
+        <w:rPr>
+          <w:rFonts w:ascii="Arial" w:hAnsi="Arial" w:eastAsia="Arial" w:cs="Arial"/>
+          <w:b w:val="0"/>
+          <w:i w:val="0"/>
+          <w:color w:val="000000"/>
+          <w:sz w:val="18"/>
+          <w:highlight w:val="lightGray"/>
+        </w:rPr>
+        <w:t xml:space="preserve"> </w:t>
+      </w:r>
+      <w:r>
+        <w:rPr>
+          <w:rFonts w:ascii="Arial" w:hAnsi="Arial" w:eastAsia="Arial" w:cs="Arial"/>
+          <w:b w:val="0"/>
+          <w:i w:val="0"/>
+          <w:color w:val="000000"/>
+          <w:sz w:val="18"/>
+          <w:highlight w:val="lightGray"/>
+        </w:rPr>
+        <w:t>T</w:t>
+      </w:r>
+      <w:r>
+        <w:rPr>
+          <w:rFonts w:ascii="Arial" w:hAnsi="Arial" w:eastAsia="Arial" w:cs="Arial"/>
+          <w:b w:val="0"/>
+          <w:i w:val="0"/>
+          <w:color w:val="000000"/>
+          <w:sz w:val="18"/>
+          <w:highlight w:val="lightGray"/>
+        </w:rPr>
+        <w:t>a</w:t>
+      </w:r>
+      <w:r>
+        <w:rPr>
+          <w:rFonts w:ascii="Arial" w:hAnsi="Arial" w:eastAsia="Arial" w:cs="Arial"/>
+          <w:b w:val="0"/>
+          <w:i w:val="0"/>
+          <w:color w:val="000000"/>
+          <w:sz w:val="18"/>
+          <w:highlight w:val="lightGray"/>
+        </w:rPr>
+        <w:t>b</w:t>
+      </w:r>
+      <w:r>
+        <w:rPr>
+          <w:rFonts w:ascii="Arial" w:hAnsi="Arial" w:eastAsia="Arial" w:cs="Arial"/>
+          <w:b w:val="0"/>
+          <w:i w:val="0"/>
+          <w:color w:val="000000"/>
+          <w:sz w:val="18"/>
+          <w:highlight w:val="lightGray"/>
+        </w:rPr>
+        <w:t>l</w:t>
+      </w:r>
+      <w:r>
+        <w:rPr>
+          <w:rFonts w:ascii="Arial" w:hAnsi="Arial" w:eastAsia="Arial" w:cs="Arial"/>
+          <w:b w:val="0"/>
+          <w:i w:val="0"/>
+          <w:color w:val="000000"/>
+          <w:sz w:val="18"/>
+          <w:highlight w:val="lightGray"/>
+        </w:rPr>
+        <w:t>e</w:t>
+      </w:r>
+      <w:r>
+        <w:rPr>
+          <w:rFonts w:ascii="Arial" w:hAnsi="Arial" w:eastAsia="Arial" w:cs="Arial"/>
+          <w:b w:val="0"/>
+          <w:i w:val="0"/>
+          <w:color w:val="000000"/>
+          <w:sz w:val="18"/>
+          <w:highlight w:val="lightGray"/>
+        </w:rPr>
+        <w:t xml:space="preserve"> </w:t>
+      </w:r>
+      <w:r>
+        <w:rPr>
+          <w:rFonts w:ascii="Arial" w:hAnsi="Arial" w:eastAsia="Arial" w:cs="Arial"/>
+          <w:b w:val="0"/>
+          <w:i w:val="0"/>
+          <w:color w:val="000000"/>
+          <w:sz w:val="18"/>
+          <w:highlight w:val="lightGray"/>
+        </w:rPr>
+        <w:t>-</w:t>
+      </w:r>
+      <w:r>
+        <w:rPr>
+          <w:rFonts w:ascii="Arial" w:hAnsi="Arial" w:eastAsia="Arial" w:cs="Arial"/>
+          <w:b w:val="0"/>
+          <w:i w:val="0"/>
+          <w:color w:val="000000"/>
+          <w:sz w:val="18"/>
+          <w:highlight w:val="lightGray"/>
+        </w:rPr>
+        <w:t>&gt;</w:t>
+      </w:r>
+      <w:r>
+        <w:rPr>
+          <w:rFonts w:ascii="Arial" w:hAnsi="Arial" w:eastAsia="Arial" w:cs="Arial"/>
+          <w:b w:val="0"/>
+          <w:i w:val="0"/>
+          <w:color w:val="000000"/>
+          <w:sz w:val="18"/>
+          <w:highlight w:val="lightGray"/>
+        </w:rPr>
+        <w:t xml:space="preserve"> </w:t>
+      </w:r>
+      <w:r>
+        <w:rPr>
+          <w:rFonts w:ascii="Arial" w:hAnsi="Arial" w:eastAsia="Arial" w:cs="Arial"/>
+          <w:b w:val="0"/>
+          <w:i w:val="0"/>
+          <w:color w:val="000000"/>
+          <w:sz w:val="18"/>
+          <w:highlight w:val="lightGray"/>
+        </w:rPr>
+        <w:t>I</w:t>
+      </w:r>
+      <w:r>
+        <w:rPr>
+          <w:rFonts w:ascii="Arial" w:hAnsi="Arial" w:eastAsia="Arial" w:cs="Arial"/>
+          <w:b w:val="0"/>
+          <w:i w:val="0"/>
+          <w:color w:val="000000"/>
+          <w:sz w:val="18"/>
+          <w:highlight w:val="lightGray"/>
+        </w:rPr>
+        <w:t>D</w:t>
+      </w:r>
+      <w:r>
+        <w:rPr>
+          <w:rFonts w:ascii="Arial" w:hAnsi="Arial" w:eastAsia="Arial" w:cs="Arial"/>
+          <w:b w:val="0"/>
+          <w:i w:val="0"/>
+          <w:color w:val="000000"/>
+          <w:sz w:val="18"/>
+          <w:highlight w:val="lightGray"/>
+        </w:rPr>
+        <w:t xml:space="preserve"> </w:t>
+      </w:r>
+      <w:r>
+        <w:rPr>
+          <w:rFonts w:ascii="Arial" w:hAnsi="Arial" w:eastAsia="Arial" w:cs="Arial"/>
+          <w:b w:val="0"/>
+          <w:i w:val="0"/>
+          <w:color w:val="000000"/>
+          <w:sz w:val="18"/>
+          <w:highlight w:val="lightGray"/>
+        </w:rPr>
+        <w:t>C</w:t>
+      </w:r>
+      <w:r>
+        <w:rPr>
+          <w:rFonts w:ascii="Arial" w:hAnsi="Arial" w:eastAsia="Arial" w:cs="Arial"/>
+          <w:b w:val="0"/>
+          <w:i w:val="0"/>
+          <w:color w:val="000000"/>
+          <w:sz w:val="18"/>
+          <w:highlight w:val="lightGray"/>
+        </w:rPr>
+        <w:t>o</w:t>
+      </w:r>
+      <w:r>
+        <w:rPr>
+          <w:rFonts w:ascii="Arial" w:hAnsi="Arial" w:eastAsia="Arial" w:cs="Arial"/>
+          <w:b w:val="0"/>
+          <w:i w:val="0"/>
+          <w:color w:val="000000"/>
+          <w:sz w:val="18"/>
+          <w:highlight w:val="lightGray"/>
+        </w:rPr>
+        <w:t>l</w:t>
+      </w:r>
+      <w:r>
+        <w:rPr>
+          <w:rFonts w:ascii="Arial" w:hAnsi="Arial" w:eastAsia="Arial" w:cs="Arial"/>
+          <w:b w:val="0"/>
+          <w:i w:val="0"/>
+          <w:color w:val="000000"/>
+          <w:sz w:val="18"/>
+          <w:highlight w:val="lightGray"/>
+        </w:rPr>
+        <w:t>u</w:t>
+      </w:r>
+      <w:r>
+        <w:rPr>
+          <w:rFonts w:ascii="Arial" w:hAnsi="Arial" w:eastAsia="Arial" w:cs="Arial"/>
+          <w:b w:val="0"/>
+          <w:i w:val="0"/>
+          <w:color w:val="000000"/>
+          <w:sz w:val="18"/>
+          <w:highlight w:val="lightGray"/>
+        </w:rPr>
+        <w:t>m</w:t>
+      </w:r>
+      <w:r>
+        <w:rPr>
+          <w:rFonts w:ascii="Arial" w:hAnsi="Arial" w:eastAsia="Arial" w:cs="Arial"/>
+          <w:b w:val="0"/>
+          <w:i w:val="0"/>
+          <w:color w:val="000000"/>
+          <w:sz w:val="18"/>
+          <w:highlight w:val="lightGray"/>
+        </w:rPr>
+        <w:t>n</w:t>
+      </w:r>
+      <w:r>
+        <w:rPr>
+          <w:rFonts w:ascii="Arial" w:hAnsi="Arial" w:eastAsia="Arial" w:cs="Arial"/>
+          <w:b w:val="0"/>
+          <w:i w:val="0"/>
+          <w:color w:val="000000"/>
+          <w:sz w:val="18"/>
+          <w:highlight w:val="lightGray"/>
+        </w:rPr>
+        <w:t>:</w:t>
+      </w:r>
+      <w:r>
+        <w:rPr>
+          <w:rFonts w:ascii="Arial" w:hAnsi="Arial" w:eastAsia="Arial" w:cs="Arial"/>
+          <w:b w:val="0"/>
+          <w:i w:val="0"/>
+          <w:color w:val="000000"/>
+          <w:sz w:val="18"/>
+          <w:highlight w:val="lightGray"/>
+        </w:rPr>
+        <w:t xml:space="preserve"> </w:t>
+      </w:r>
+      <w:r>
+        <w:rPr>
+          <w:rFonts w:ascii="Arial" w:hAnsi="Arial" w:eastAsia="Arial" w:cs="Arial"/>
+          <w:b w:val="0"/>
+          <w:i w:val="0"/>
+          <w:color w:val="000000"/>
+          <w:sz w:val="18"/>
+          <w:highlight w:val="lightGray"/>
+        </w:rPr>
+        <w:t>1</w:t>
+      </w:r>
+      <w:r>
+        <w:rPr>
+          <w:rFonts w:ascii="Arial" w:hAnsi="Arial" w:eastAsia="Arial" w:cs="Arial"/>
+          <w:b w:val="0"/>
+          <w:i w:val="0"/>
+          <w:color w:val="000000"/>
+          <w:sz w:val="18"/>
+          <w:highlight w:val="lightGray"/>
+        </w:rPr>
+        <w:t>,</w:t>
+      </w:r>
+      <w:r>
+        <w:rPr>
+          <w:rFonts w:ascii="Arial" w:hAnsi="Arial" w:eastAsia="Arial" w:cs="Arial"/>
+          <w:b w:val="0"/>
+          <w:i w:val="0"/>
+          <w:color w:val="000000"/>
+          <w:sz w:val="18"/>
+          <w:highlight w:val="lightGray"/>
+        </w:rPr>
+        <w:t xml:space="preserve"> </w:t>
+      </w:r>
+      <w:r>
+        <w:rPr>
+          <w:rFonts w:ascii="Arial" w:hAnsi="Arial" w:eastAsia="Arial" w:cs="Arial"/>
+          <w:b w:val="0"/>
+          <w:i w:val="0"/>
+          <w:color w:val="000000"/>
+          <w:sz w:val="18"/>
+          <w:highlight w:val="lightGray"/>
+        </w:rPr>
+        <w:t>N</w:t>
+      </w:r>
+      <w:r>
+        <w:rPr>
+          <w:rFonts w:ascii="Arial" w:hAnsi="Arial" w:eastAsia="Arial" w:cs="Arial"/>
+          <w:b w:val="0"/>
+          <w:i w:val="0"/>
+          <w:color w:val="000000"/>
+          <w:sz w:val="18"/>
+          <w:highlight w:val="lightGray"/>
+        </w:rPr>
+        <w:t>a</w:t>
+      </w:r>
+      <w:r>
+        <w:rPr>
+          <w:rFonts w:ascii="Arial" w:hAnsi="Arial" w:eastAsia="Arial" w:cs="Arial"/>
+          <w:b w:val="0"/>
+          <w:i w:val="0"/>
+          <w:color w:val="000000"/>
+          <w:sz w:val="18"/>
+          <w:highlight w:val="lightGray"/>
+        </w:rPr>
+        <w:t>m</w:t>
+      </w:r>
+      <w:r>
+        <w:rPr>
+          <w:rFonts w:ascii="Arial" w:hAnsi="Arial" w:eastAsia="Arial" w:cs="Arial"/>
+          <w:b w:val="0"/>
+          <w:i w:val="0"/>
+          <w:color w:val="000000"/>
+          <w:sz w:val="18"/>
+          <w:highlight w:val="lightGray"/>
+        </w:rPr>
+        <w:t>e</w:t>
+      </w:r>
+      <w:r>
+        <w:rPr>
+          <w:rFonts w:ascii="Arial" w:hAnsi="Arial" w:eastAsia="Arial" w:cs="Arial"/>
+          <w:b w:val="0"/>
+          <w:i w:val="0"/>
+          <w:color w:val="000000"/>
+          <w:sz w:val="18"/>
+          <w:highlight w:val="lightGray"/>
+        </w:rPr>
+        <w:t>_</w:t>
+      </w:r>
+      <w:r>
+        <w:rPr>
+          <w:rFonts w:ascii="Arial" w:hAnsi="Arial" w:eastAsia="Arial" w:cs="Arial"/>
+          <w:b w:val="0"/>
+          <w:i w:val="0"/>
+          <w:color w:val="000000"/>
+          <w:sz w:val="18"/>
+          <w:highlight w:val="lightGray"/>
+        </w:rPr>
+        <w:t>E</w:t>
+      </w:r>
+      <w:r>
+        <w:rPr>
+          <w:rFonts w:ascii="Arial" w:hAnsi="Arial" w:eastAsia="Arial" w:cs="Arial"/>
+          <w:b w:val="0"/>
+          <w:i w:val="0"/>
+          <w:color w:val="000000"/>
+          <w:sz w:val="18"/>
+          <w:highlight w:val="lightGray"/>
+        </w:rPr>
+        <w:t>n</w:t>
+      </w:r>
+      <w:r>
+        <w:rPr>
+          <w:rFonts w:ascii="Arial" w:hAnsi="Arial" w:eastAsia="Arial" w:cs="Arial"/>
+          <w:b w:val="0"/>
+          <w:i w:val="0"/>
+          <w:color w:val="000000"/>
+          <w:sz w:val="18"/>
+          <w:highlight w:val="lightGray"/>
+        </w:rPr>
+        <w:t xml:space="preserve"> </w:t>
+      </w:r>
+      <w:r>
+        <w:rPr>
+          <w:rFonts w:ascii="Arial" w:hAnsi="Arial" w:eastAsia="Arial" w:cs="Arial"/>
+          <w:b w:val="0"/>
+          <w:i w:val="0"/>
+          <w:color w:val="000000"/>
+          <w:sz w:val="18"/>
+          <w:highlight w:val="lightGray"/>
+        </w:rPr>
+        <w:t>C</w:t>
+      </w:r>
+      <w:r>
+        <w:rPr>
+          <w:rFonts w:ascii="Arial" w:hAnsi="Arial" w:eastAsia="Arial" w:cs="Arial"/>
+          <w:b w:val="0"/>
+          <w:i w:val="0"/>
+          <w:color w:val="000000"/>
+          <w:sz w:val="18"/>
+          <w:highlight w:val="lightGray"/>
+        </w:rPr>
+        <w:t>o</w:t>
+      </w:r>
+      <w:r>
+        <w:rPr>
+          <w:rFonts w:ascii="Arial" w:hAnsi="Arial" w:eastAsia="Arial" w:cs="Arial"/>
+          <w:b w:val="0"/>
+          <w:i w:val="0"/>
+          <w:color w:val="000000"/>
+          <w:sz w:val="18"/>
+          <w:highlight w:val="lightGray"/>
+        </w:rPr>
+        <w:t>l</w:t>
+      </w:r>
+      <w:r>
+        <w:rPr>
+          <w:rFonts w:ascii="Arial" w:hAnsi="Arial" w:eastAsia="Arial" w:cs="Arial"/>
+          <w:b w:val="0"/>
+          <w:i w:val="0"/>
+          <w:color w:val="000000"/>
+          <w:sz w:val="18"/>
+          <w:highlight w:val="lightGray"/>
+        </w:rPr>
+        <w:t>u</w:t>
+      </w:r>
+      <w:r>
+        <w:rPr>
+          <w:rFonts w:ascii="Arial" w:hAnsi="Arial" w:eastAsia="Arial" w:cs="Arial"/>
+          <w:b w:val="0"/>
+          <w:i w:val="0"/>
+          <w:color w:val="000000"/>
+          <w:sz w:val="18"/>
+          <w:highlight w:val="lightGray"/>
+        </w:rPr>
+        <w:t>m</w:t>
+      </w:r>
+      <w:r>
+        <w:rPr>
+          <w:rFonts w:ascii="Arial" w:hAnsi="Arial" w:eastAsia="Arial" w:cs="Arial"/>
+          <w:b w:val="0"/>
+          <w:i w:val="0"/>
+          <w:color w:val="000000"/>
+          <w:sz w:val="18"/>
+          <w:highlight w:val="lightGray"/>
+        </w:rPr>
+        <w:t>n</w:t>
+      </w:r>
+      <w:r>
+        <w:rPr>
+          <w:rFonts w:ascii="Arial" w:hAnsi="Arial" w:eastAsia="Arial" w:cs="Arial"/>
+          <w:b w:val="0"/>
+          <w:i w:val="0"/>
+          <w:color w:val="000000"/>
+          <w:sz w:val="18"/>
+          <w:highlight w:val="lightGray"/>
+        </w:rPr>
+        <w:t>:</w:t>
+      </w:r>
+      <w:r>
+        <w:rPr>
+          <w:rFonts w:ascii="Arial" w:hAnsi="Arial" w:eastAsia="Arial" w:cs="Arial"/>
+          <w:b w:val="0"/>
+          <w:i w:val="0"/>
+          <w:color w:val="000000"/>
+          <w:sz w:val="18"/>
+          <w:highlight w:val="lightGray"/>
+        </w:rPr>
+        <w:t xml:space="preserve"> </w:t>
+      </w:r>
+      <w:r>
+        <w:rPr>
+          <w:rFonts w:ascii="Arial" w:hAnsi="Arial" w:eastAsia="Arial" w:cs="Arial"/>
+          <w:b w:val="0"/>
+          <w:i w:val="0"/>
+          <w:color w:val="000000"/>
+          <w:sz w:val="18"/>
+          <w:highlight w:val="lightGray"/>
+        </w:rPr>
+        <w:t>M</w:t>
+      </w:r>
+      <w:r>
+        <w:rPr>
+          <w:rFonts w:ascii="Arial" w:hAnsi="Arial" w:eastAsia="Arial" w:cs="Arial"/>
+          <w:b w:val="0"/>
+          <w:i w:val="0"/>
+          <w:color w:val="000000"/>
+          <w:sz w:val="18"/>
+          <w:highlight w:val="lightGray"/>
+        </w:rPr>
+        <w:t>o</w:t>
+      </w:r>
+      <w:r>
+        <w:rPr>
+          <w:rFonts w:ascii="Arial" w:hAnsi="Arial" w:eastAsia="Arial" w:cs="Arial"/>
+          <w:b w:val="0"/>
+          <w:i w:val="0"/>
+          <w:color w:val="000000"/>
+          <w:sz w:val="18"/>
+          <w:highlight w:val="lightGray"/>
+        </w:rPr>
+        <w:t>t</w:t>
+      </w:r>
+      <w:r>
+        <w:rPr>
+          <w:rFonts w:ascii="Arial" w:hAnsi="Arial" w:eastAsia="Arial" w:cs="Arial"/>
+          <w:b w:val="0"/>
+          <w:i w:val="0"/>
+          <w:color w:val="000000"/>
+          <w:sz w:val="18"/>
+          <w:highlight w:val="lightGray"/>
+        </w:rPr>
+        <w:t>a</w:t>
+      </w:r>
+      <w:r>
+        <w:rPr>
+          <w:rFonts w:ascii="Arial" w:hAnsi="Arial" w:eastAsia="Arial" w:cs="Arial"/>
+          <w:b w:val="0"/>
+          <w:i w:val="0"/>
+          <w:color w:val="000000"/>
+          <w:sz w:val="18"/>
+          <w:highlight w:val="lightGray"/>
+        </w:rPr>
+        <w:t>s</w:t>
+      </w:r>
+      <w:r>
+        <w:rPr>
+          <w:rFonts w:ascii="Arial" w:hAnsi="Arial" w:eastAsia="Arial" w:cs="Arial"/>
+          <w:b w:val="0"/>
+          <w:i w:val="0"/>
+          <w:color w:val="000000"/>
+          <w:sz w:val="18"/>
+          <w:highlight w:val="lightGray"/>
+        </w:rPr>
+        <w:t>e</w:t>
+      </w:r>
+      <w:r>
+        <w:rPr>
+          <w:rFonts w:ascii="Arial" w:hAnsi="Arial" w:eastAsia="Arial" w:cs="Arial"/>
+          <w:b w:val="0"/>
+          <w:i w:val="0"/>
+          <w:color w:val="000000"/>
+          <w:sz w:val="18"/>
+          <w:highlight w:val="lightGray"/>
+        </w:rPr>
+        <w:t>m</w:t>
+      </w:r>
+      <w:r>
+        <w:rPr>
+          <w:rFonts w:ascii="Arial" w:hAnsi="Arial" w:eastAsia="Arial" w:cs="Arial"/>
+          <w:b w:val="0"/>
+          <w:i w:val="0"/>
+          <w:color w:val="000000"/>
+          <w:sz w:val="18"/>
+          <w:highlight w:val="lightGray"/>
+        </w:rPr>
+        <w:t xml:space="preserve"> </w:t>
+      </w:r>
+      <w:r>
+        <w:rPr>
+          <w:rFonts w:ascii="Arial" w:hAnsi="Arial" w:eastAsia="Arial" w:cs="Arial"/>
+          <w:b w:val="0"/>
+          <w:i w:val="0"/>
+          <w:color w:val="000000"/>
+          <w:sz w:val="18"/>
+          <w:highlight w:val="lightGray"/>
+        </w:rPr>
+        <w:t>E</w:t>
+      </w:r>
+      <w:r>
+        <w:rPr>
+          <w:rFonts w:ascii="Arial" w:hAnsi="Arial" w:eastAsia="Arial" w:cs="Arial"/>
+          <w:b w:val="0"/>
+          <w:i w:val="0"/>
+          <w:color w:val="000000"/>
+          <w:sz w:val="18"/>
+          <w:highlight w:val="lightGray"/>
+        </w:rPr>
+        <w:t>s</w:t>
+      </w:r>
+      <w:r>
+        <w:rPr>
+          <w:rFonts w:ascii="Arial" w:hAnsi="Arial" w:eastAsia="Arial" w:cs="Arial"/>
+          <w:b w:val="0"/>
+          <w:i w:val="0"/>
+          <w:color w:val="000000"/>
+          <w:sz w:val="18"/>
+          <w:highlight w:val="lightGray"/>
+        </w:rPr>
+        <w:t>s</w:t>
+      </w:r>
+      <w:r>
+        <w:rPr>
+          <w:rFonts w:ascii="Arial" w:hAnsi="Arial" w:eastAsia="Arial" w:cs="Arial"/>
+          <w:b w:val="0"/>
+          <w:i w:val="0"/>
+          <w:color w:val="000000"/>
+          <w:sz w:val="18"/>
+          <w:highlight w:val="lightGray"/>
+        </w:rPr>
+        <w:t>a</w:t>
+      </w:r>
+      <w:r>
+        <w:rPr>
+          <w:rFonts w:ascii="Arial" w:hAnsi="Arial" w:eastAsia="Arial" w:cs="Arial"/>
+          <w:b w:val="0"/>
+          <w:i w:val="0"/>
+          <w:color w:val="000000"/>
+          <w:sz w:val="18"/>
+          <w:highlight w:val="lightGray"/>
+        </w:rPr>
+        <w:t>m</w:t>
+      </w:r>
+      <w:r>
+        <w:rPr>
+          <w:rFonts w:ascii="Arial" w:hAnsi="Arial" w:eastAsia="Arial" w:cs="Arial"/>
+          <w:b w:val="0"/>
+          <w:i w:val="0"/>
+          <w:color w:val="000000"/>
+          <w:sz w:val="18"/>
+          <w:highlight w:val="lightGray"/>
+        </w:rPr>
+        <w:t>]</w:t>
+      </w:r>
+      <w:r>
+        <w:rPr>
+          <w:rFonts w:ascii="Arial" w:hAnsi="Arial" w:eastAsia="Arial" w:cs="Arial"/>
+          <w:b w:val="0"/>
+          <w:i w:val="0"/>
+          <w:color w:val="000000"/>
+          <w:sz w:val="18"/>
+          <w:highlight w:val="lightGray"/>
+        </w:rPr>
+        <w:t xml:space="preserve"> </w:t>
+      </w:r>
+      <w:r>
+        <w:rPr>
+          <w:rFonts w:ascii="Arial" w:hAnsi="Arial" w:eastAsia="Arial" w:cs="Arial"/>
+          <w:b w:val="0"/>
+          <w:i w:val="0"/>
+          <w:color w:val="000000"/>
+          <w:sz w:val="18"/>
+          <w:highlight w:val="lightGray"/>
+        </w:rPr>
+        <w:t>-</w:t>
+      </w:r>
+      <w:r>
+        <w:rPr>
+          <w:rFonts w:ascii="Arial" w:hAnsi="Arial" w:eastAsia="Arial" w:cs="Arial"/>
+          <w:b w:val="0"/>
+          <w:i w:val="0"/>
+          <w:color w:val="000000"/>
+          <w:sz w:val="18"/>
+          <w:highlight w:val="lightGray"/>
+        </w:rPr>
+        <w:t>&gt;</w:t>
+      </w:r>
+      <w:r>
+        <w:rPr>
+          <w:rFonts w:ascii="Arial" w:hAnsi="Arial" w:eastAsia="Arial" w:cs="Arial"/>
+          <w:b w:val="0"/>
+          <w:i w:val="0"/>
+          <w:color w:val="000000"/>
+          <w:sz w:val="18"/>
+          <w:highlight w:val="lightGray"/>
+        </w:rPr>
+        <w:t xml:space="preserve"> </w:t>
+      </w:r>
+      <w:r>
+        <w:rPr>
+          <w:rFonts w:ascii="Arial" w:hAnsi="Arial" w:eastAsia="Arial" w:cs="Arial"/>
+          <w:b/>
+          <w:i w:val="0"/>
+          <w:color w:val="000000"/>
+          <w:sz w:val="18"/>
+          <w:highlight w:val="lightGray"/>
+        </w:rPr>
+        <w:t>F</w:t>
+      </w:r>
+      <w:r>
+        <w:rPr>
+          <w:rFonts w:ascii="Arial" w:hAnsi="Arial" w:eastAsia="Arial" w:cs="Arial"/>
+          <w:b/>
+          <w:i w:val="0"/>
+          <w:color w:val="000000"/>
+          <w:sz w:val="18"/>
+          <w:highlight w:val="lightGray"/>
+        </w:rPr>
+        <w:t>r</w:t>
+      </w:r>
+      <w:r>
+        <w:rPr>
+          <w:rFonts w:ascii="Arial" w:hAnsi="Arial" w:eastAsia="Arial" w:cs="Arial"/>
+          <w:b/>
+          <w:i w:val="0"/>
+          <w:color w:val="000000"/>
+          <w:sz w:val="18"/>
+          <w:highlight w:val="lightGray"/>
+        </w:rPr>
+        <w:t>o</w:t>
+      </w:r>
+      <w:r>
+        <w:rPr>
+          <w:rFonts w:ascii="Arial" w:hAnsi="Arial" w:eastAsia="Arial" w:cs="Arial"/>
+          <w:b/>
+          <w:i w:val="0"/>
+          <w:color w:val="000000"/>
+          <w:sz w:val="18"/>
+          <w:highlight w:val="lightGray"/>
+        </w:rPr>
+        <w:t>m</w:t>
+      </w:r>
+      <w:r>
+        <w:rPr>
+          <w:rFonts w:ascii="Arial" w:hAnsi="Arial" w:eastAsia="Arial" w:cs="Arial"/>
+          <w:b/>
+          <w:i w:val="0"/>
+          <w:color w:val="000000"/>
+          <w:sz w:val="18"/>
+          <w:highlight w:val="lightGray"/>
+        </w:rPr>
+        <w:t>:</w:t>
+      </w:r>
+      <w:r>
+        <w:rPr>
+          <w:rFonts w:ascii="Arial" w:hAnsi="Arial" w:eastAsia="Arial" w:cs="Arial"/>
+          <w:b w:val="0"/>
+          <w:i w:val="0"/>
+          <w:color w:val="000000"/>
+          <w:sz w:val="18"/>
+          <w:highlight w:val="lightGray"/>
+        </w:rPr>
+        <w:t xml:space="preserve"> </w:t>
+      </w:r>
+      <w:r>
+        <w:rPr>
+          <w:rFonts w:ascii="Arial" w:hAnsi="Arial" w:eastAsia="Arial" w:cs="Arial"/>
+          <w:b w:val="0"/>
+          <w:i w:val="0"/>
+          <w:color w:val="000000"/>
+          <w:sz w:val="18"/>
+          <w:highlight w:val="lightGray"/>
+        </w:rPr>
+        <w:t>[</w:t>
+      </w:r>
+      <w:r>
+        <w:rPr>
+          <w:rFonts w:ascii="Arial" w:hAnsi="Arial" w:eastAsia="Arial" w:cs="Arial"/>
+          <w:b w:val="0"/>
+          <w:i w:val="0"/>
+          <w:color w:val="000000"/>
+          <w:sz w:val="18"/>
+          <w:highlight w:val="lightGray"/>
+        </w:rPr>
+        <w:t>C</w:t>
+      </w:r>
+      <w:r>
+        <w:rPr>
+          <w:rFonts w:ascii="Arial" w:hAnsi="Arial" w:eastAsia="Arial" w:cs="Arial"/>
+          <w:b w:val="0"/>
+          <w:i w:val="0"/>
+          <w:color w:val="000000"/>
+          <w:sz w:val="18"/>
+          <w:highlight w:val="lightGray"/>
+        </w:rPr>
+        <w:t>h</w:t>
+      </w:r>
+      <w:r>
+        <w:rPr>
+          <w:rFonts w:ascii="Arial" w:hAnsi="Arial" w:eastAsia="Arial" w:cs="Arial"/>
+          <w:b w:val="0"/>
+          <w:i w:val="0"/>
+          <w:color w:val="000000"/>
+          <w:sz w:val="18"/>
+          <w:highlight w:val="lightGray"/>
+        </w:rPr>
+        <w:t>a</w:t>
+      </w:r>
+      <w:r>
+        <w:rPr>
+          <w:rFonts w:ascii="Arial" w:hAnsi="Arial" w:eastAsia="Arial" w:cs="Arial"/>
+          <w:b w:val="0"/>
+          <w:i w:val="0"/>
+          <w:color w:val="000000"/>
+          <w:sz w:val="18"/>
+          <w:highlight w:val="lightGray"/>
+        </w:rPr>
+        <w:t>t</w:t>
+      </w:r>
+      <w:r>
+        <w:rPr>
+          <w:rFonts w:ascii="Arial" w:hAnsi="Arial" w:eastAsia="Arial" w:cs="Arial"/>
+          <w:b w:val="0"/>
+          <w:i w:val="0"/>
+          <w:color w:val="000000"/>
+          <w:sz w:val="18"/>
+          <w:highlight w:val="lightGray"/>
+        </w:rPr>
+        <w:t>g</w:t>
+      </w:r>
+      <w:r>
+        <w:rPr>
+          <w:rFonts w:ascii="Arial" w:hAnsi="Arial" w:eastAsia="Arial" w:cs="Arial"/>
+          <w:b w:val="0"/>
+          <w:i w:val="0"/>
+          <w:color w:val="000000"/>
+          <w:sz w:val="18"/>
+          <w:highlight w:val="lightGray"/>
+        </w:rPr>
+        <w:t>p</w:t>
+      </w:r>
+      <w:r>
+        <w:rPr>
+          <w:rFonts w:ascii="Arial" w:hAnsi="Arial" w:eastAsia="Arial" w:cs="Arial"/>
+          <w:b w:val="0"/>
+          <w:i w:val="0"/>
+          <w:color w:val="000000"/>
+          <w:sz w:val="18"/>
+          <w:highlight w:val="lightGray"/>
+        </w:rPr>
+        <w:t>t</w:t>
+      </w:r>
+      <w:r>
+        <w:rPr>
+          <w:rFonts w:ascii="Arial" w:hAnsi="Arial" w:eastAsia="Arial" w:cs="Arial"/>
+          <w:b w:val="0"/>
+          <w:i w:val="0"/>
+          <w:color w:val="000000"/>
+          <w:sz w:val="18"/>
+          <w:highlight w:val="lightGray"/>
+        </w:rPr>
+        <w:t xml:space="preserve"> </w:t>
+      </w:r>
+      <w:r>
+        <w:rPr>
+          <w:rFonts w:ascii="Arial" w:hAnsi="Arial" w:eastAsia="Arial" w:cs="Arial"/>
+          <w:b w:val="0"/>
+          <w:i w:val="0"/>
+          <w:color w:val="000000"/>
+          <w:sz w:val="18"/>
+          <w:highlight w:val="lightGray"/>
+        </w:rPr>
+        <w:t>(</w:t>
+      </w:r>
+      <w:r>
+        <w:rPr>
+          <w:rFonts w:ascii="Arial" w:hAnsi="Arial" w:eastAsia="Arial" w:cs="Arial"/>
+          <w:b w:val="0"/>
+          <w:i w:val="0"/>
+          <w:color w:val="000000"/>
+          <w:sz w:val="18"/>
+          <w:highlight w:val="lightGray"/>
+        </w:rPr>
+        <w:t>G</w:t>
+      </w:r>
+      <w:r>
+        <w:rPr>
+          <w:rFonts w:ascii="Arial" w:hAnsi="Arial" w:eastAsia="Arial" w:cs="Arial"/>
+          <w:b w:val="0"/>
+          <w:i w:val="0"/>
+          <w:color w:val="000000"/>
+          <w:sz w:val="18"/>
+          <w:highlight w:val="lightGray"/>
+        </w:rPr>
+        <w:t>P</w:t>
+      </w:r>
+      <w:r>
+        <w:rPr>
+          <w:rFonts w:ascii="Arial" w:hAnsi="Arial" w:eastAsia="Arial" w:cs="Arial"/>
+          <w:b w:val="0"/>
+          <w:i w:val="0"/>
+          <w:color w:val="000000"/>
+          <w:sz w:val="18"/>
+          <w:highlight w:val="lightGray"/>
+        </w:rPr>
+        <w:t>T</w:t>
+      </w:r>
+      <w:r>
+        <w:rPr>
+          <w:rFonts w:ascii="Arial" w:hAnsi="Arial" w:eastAsia="Arial" w:cs="Arial"/>
+          <w:b w:val="0"/>
+          <w:i w:val="0"/>
+          <w:color w:val="000000"/>
+          <w:sz w:val="18"/>
+          <w:highlight w:val="lightGray"/>
         </w:rPr>
         <w:t>‑</w:t>
       </w:r>
       <w:r>
         <w:rPr>
-          <w:rFonts w:ascii="Arial" w:eastAsia="Arial" w:hAnsi="Arial"/>
-          <w:b/>
-          <w:sz w:val="22"/>
-          <w:szCs w:val="14"/>
-          <w:shd w:val="clear" w:color="auto" w:fill="B7B7B7"/>
-        </w:rPr>
-        <w:t>5 Mini) at [12/9/2025]</w:t>
-      </w:r>
-      <w:r>
-        <w:rPr>
-          <w:rFonts w:ascii="Arial" w:eastAsia="Arial" w:hAnsi="Arial"/>
-          <w:sz w:val="22"/>
+          <w:rFonts w:ascii="Arial" w:hAnsi="Arial" w:eastAsia="Arial" w:cs="Arial"/>
+          <w:b w:val="0"/>
+          <w:i w:val="0"/>
+          <w:color w:val="000000"/>
+          <w:sz w:val="18"/>
+          <w:highlight w:val="lightGray"/>
+        </w:rPr>
+        <w:t>5</w:t>
+      </w:r>
+      <w:r>
+        <w:rPr>
+          <w:rFonts w:ascii="Arial" w:hAnsi="Arial" w:eastAsia="Arial" w:cs="Arial"/>
+          <w:b w:val="0"/>
+          <w:i w:val="0"/>
+          <w:color w:val="000000"/>
+          <w:sz w:val="18"/>
+          <w:highlight w:val="lightGray"/>
+        </w:rPr>
+        <w:t xml:space="preserve"> </w:t>
+      </w:r>
+      <w:r>
+        <w:rPr>
+          <w:rFonts w:ascii="Arial" w:hAnsi="Arial" w:eastAsia="Arial" w:cs="Arial"/>
+          <w:b w:val="0"/>
+          <w:i w:val="0"/>
+          <w:color w:val="000000"/>
+          <w:sz w:val="18"/>
+          <w:highlight w:val="lightGray"/>
+        </w:rPr>
+        <w:t>M</w:t>
+      </w:r>
+      <w:r>
+        <w:rPr>
+          <w:rFonts w:ascii="Arial" w:hAnsi="Arial" w:eastAsia="Arial" w:cs="Arial"/>
+          <w:b w:val="0"/>
+          <w:i w:val="0"/>
+          <w:color w:val="000000"/>
+          <w:sz w:val="18"/>
+          <w:highlight w:val="lightGray"/>
+        </w:rPr>
+        <w:t>i</w:t>
+      </w:r>
+      <w:r>
+        <w:rPr>
+          <w:rFonts w:ascii="Arial" w:hAnsi="Arial" w:eastAsia="Arial" w:cs="Arial"/>
+          <w:b w:val="0"/>
+          <w:i w:val="0"/>
+          <w:color w:val="000000"/>
+          <w:sz w:val="18"/>
+          <w:highlight w:val="lightGray"/>
+        </w:rPr>
+        <w:t>n</w:t>
+      </w:r>
+      <w:r>
+        <w:rPr>
+          <w:rFonts w:ascii="Arial" w:hAnsi="Arial" w:eastAsia="Arial" w:cs="Arial"/>
+          <w:b w:val="0"/>
+          <w:i w:val="0"/>
+          <w:color w:val="000000"/>
+          <w:sz w:val="18"/>
+          <w:highlight w:val="lightGray"/>
+        </w:rPr>
+        <w:t>i</w:t>
+      </w:r>
+      <w:r>
+        <w:rPr>
+          <w:rFonts w:ascii="Arial" w:hAnsi="Arial" w:eastAsia="Arial" w:cs="Arial"/>
+          <w:b w:val="0"/>
+          <w:i w:val="0"/>
+          <w:color w:val="000000"/>
+          <w:sz w:val="18"/>
+          <w:highlight w:val="lightGray"/>
+        </w:rPr>
+        <w:t>)</w:t>
+      </w:r>
+      <w:r>
+        <w:rPr>
+          <w:rFonts w:ascii="Arial" w:hAnsi="Arial" w:eastAsia="Arial" w:cs="Arial"/>
+          <w:b w:val="0"/>
+          <w:i w:val="0"/>
+          <w:color w:val="000000"/>
+          <w:sz w:val="18"/>
+          <w:highlight w:val="lightGray"/>
+        </w:rPr>
+        <w:t>]</w:t>
+      </w:r>
+      <w:r>
+        <w:rPr>
+          <w:rFonts w:ascii="Arial" w:hAnsi="Arial" w:eastAsia="Arial" w:cs="Arial"/>
+          <w:b w:val="0"/>
+          <w:i w:val="0"/>
+          <w:color w:val="000000"/>
+          <w:sz w:val="18"/>
+          <w:highlight w:val="lightGray"/>
+        </w:rPr>
+        <w:t xml:space="preserve"> </w:t>
+      </w:r>
+      <w:r>
+        <w:rPr>
+          <w:rFonts w:ascii="Arial" w:hAnsi="Arial" w:eastAsia="Arial" w:cs="Arial"/>
+          <w:b/>
+          <w:i w:val="0"/>
+          <w:color w:val="000000"/>
+          <w:sz w:val="18"/>
+          <w:highlight w:val="lightGray"/>
+        </w:rPr>
+        <w:t>o</w:t>
+      </w:r>
+      <w:r>
+        <w:rPr>
+          <w:rFonts w:ascii="Arial" w:hAnsi="Arial" w:eastAsia="Arial" w:cs="Arial"/>
+          <w:b/>
+          <w:i w:val="0"/>
+          <w:color w:val="000000"/>
+          <w:sz w:val="18"/>
+          <w:highlight w:val="lightGray"/>
+        </w:rPr>
+        <w:t>n</w:t>
+      </w:r>
+      <w:r>
+        <w:rPr>
+          <w:rFonts w:ascii="Arial" w:hAnsi="Arial"/>
+          <w:b w:val="0"/>
+          <w:i w:val="0"/>
+          <w:color w:val="000000"/>
+          <w:sz w:val="18"/>
+          <w:highlight w:val="lightGray"/>
+        </w:rPr>
+        <w:t xml:space="preserve"> </w:t>
+      </w:r>
+      <w:r>
+        <w:rPr>
+          <w:rFonts w:ascii="Arial" w:hAnsi="Arial"/>
+          <w:b w:val="0"/>
+          <w:i w:val="0"/>
+          <w:color w:val="000000"/>
+          <w:sz w:val="18"/>
+          <w:highlight w:val="lightGray"/>
+        </w:rPr>
+        <w:t>[</w:t>
+      </w:r>
+      <w:r>
+        <w:rPr>
+          <w:rFonts w:ascii="Arial" w:hAnsi="Arial"/>
+          <w:b w:val="0"/>
+          <w:i w:val="0"/>
+          <w:sz w:val="18"/>
+          <w:highlight w:val="lightGray"/>
+        </w:rPr>
+        <w:t>12/9/2025]</w:t>
+      </w:r>
+      <w:r>
+        <w:rPr>
+          <w:rFonts w:ascii="Arial" w:hAnsi="Arial"/>
+          <w:b w:val="0"/>
+          <w:i w:val="0"/>
+          <w:sz w:val="18"/>
+          <w:highlight w:val="lightGray"/>
         </w:rPr>
         <w:br/>
         <w:t xml:space="preserve">A </w:t>
       </w:r>
       <w:r>
         <w:rPr>
-          <w:rFonts w:ascii="Arial" w:eastAsia="Arial" w:hAnsi="Arial"/>
-          <w:b/>
-          <w:bCs/>
-          <w:sz w:val="22"/>
+          <w:rFonts w:ascii="Arial" w:hAnsi="Arial"/>
+          <w:b w:val="0"/>
+          <w:i w:val="0"/>
+          <w:sz w:val="18"/>
+          <w:highlight w:val="lightGray"/>
         </w:rPr>
         <w:t>PAN</w:t>
       </w:r>
       <w:r>
         <w:rPr>
-          <w:rFonts w:ascii="Arial" w:eastAsia="Arial" w:hAnsi="Arial"/>
-          <w:sz w:val="22"/>
+          <w:rFonts w:ascii="Arial" w:hAnsi="Arial"/>
+          <w:b w:val="0"/>
+          <w:i w:val="0"/>
+          <w:sz w:val="18"/>
+          <w:highlight w:val="lightGray"/>
         </w:rPr>
         <w:t xml:space="preserve"> is a small-scale network for connecting personal devices within close range. It allows easy sharing of data, internet access, or device control, typically using wireless technology like Bluetooth or Wi-Fi.</w:t>
       </w:r>
